--- a/TheorynCoding/Study Material/Java Overall/Java Overall/Quick Java/oza sir/Study This/study material/advance java/Hibernate  JPA - 12.docx
+++ b/TheorynCoding/Study Material/Java Overall/Java Overall/Quick Java/oza sir/Study This/study material/advance java/Hibernate  JPA - 12.docx
@@ -431,9 +431,19 @@
           <w:rFonts w:ascii="Times New Roman" w:eastAsia="Times New Roman" w:hAnsi="Times New Roman" w:cs="Times New Roman"/>
           <w:sz w:val="24"/>
           <w:szCs w:val="24"/>
-          <w:lang w:eastAsia="en-IN"/>
-        </w:rPr>
-        <w:t>Transient:</w:t>
+          <w:highlight w:val="yellow"/>
+          <w:lang w:eastAsia="en-IN"/>
+        </w:rPr>
+        <w:t>Transient</w:t>
+      </w:r>
+      <w:r>
+        <w:rPr>
+          <w:rFonts w:ascii="Times New Roman" w:eastAsia="Times New Roman" w:hAnsi="Times New Roman" w:cs="Times New Roman"/>
+          <w:sz w:val="24"/>
+          <w:szCs w:val="24"/>
+          <w:lang w:eastAsia="en-IN"/>
+        </w:rPr>
+        <w:t>:</w:t>
       </w:r>
     </w:p>
     <w:p>
@@ -467,13 +477,37 @@
         </w:rPr>
       </w:pPr>
       <w:r>
-        <w:rPr>
-          <w:rFonts w:ascii="Times New Roman" w:eastAsia="Times New Roman" w:hAnsi="Times New Roman" w:cs="Times New Roman"/>
-          <w:sz w:val="24"/>
-          <w:szCs w:val="24"/>
-          <w:lang w:eastAsia="en-IN"/>
-        </w:rPr>
-        <w:t>Persistent:</w:t>
+        <w:t>Transient state means object exists only in Java memory and is not managed by Hibernate.</w:t>
+      </w:r>
+    </w:p>
+    <w:p>
+      <w:pPr>
+        <w:spacing w:before="100" w:beforeAutospacing="1" w:after="100" w:afterAutospacing="1" w:line="240" w:lineRule="auto"/>
+        <w:rPr>
+          <w:rFonts w:ascii="Times New Roman" w:eastAsia="Times New Roman" w:hAnsi="Times New Roman" w:cs="Times New Roman"/>
+          <w:sz w:val="24"/>
+          <w:szCs w:val="24"/>
+          <w:lang w:eastAsia="en-IN"/>
+        </w:rPr>
+      </w:pPr>
+      <w:r>
+        <w:rPr>
+          <w:rFonts w:ascii="Times New Roman" w:eastAsia="Times New Roman" w:hAnsi="Times New Roman" w:cs="Times New Roman"/>
+          <w:sz w:val="24"/>
+          <w:szCs w:val="24"/>
+          <w:highlight w:val="yellow"/>
+          <w:lang w:eastAsia="en-IN"/>
+        </w:rPr>
+        <w:t>Persistent</w:t>
+      </w:r>
+      <w:r>
+        <w:rPr>
+          <w:rFonts w:ascii="Times New Roman" w:eastAsia="Times New Roman" w:hAnsi="Times New Roman" w:cs="Times New Roman"/>
+          <w:sz w:val="24"/>
+          <w:szCs w:val="24"/>
+          <w:lang w:eastAsia="en-IN"/>
+        </w:rPr>
+        <w:t>:</w:t>
       </w:r>
     </w:p>
     <w:p>
@@ -509,13 +543,65 @@
         </w:rPr>
       </w:pPr>
       <w:r>
-        <w:rPr>
-          <w:rFonts w:ascii="Times New Roman" w:eastAsia="Times New Roman" w:hAnsi="Times New Roman" w:cs="Times New Roman"/>
-          <w:sz w:val="24"/>
-          <w:szCs w:val="24"/>
-          <w:lang w:eastAsia="en-IN"/>
-        </w:rPr>
-        <w:t>Detached:</w:t>
+        <w:t>Persistent state means object is associated with Session and Hibernate tracks all changes.</w:t>
+      </w:r>
+    </w:p>
+    <w:p>
+      <w:pPr>
+        <w:spacing w:before="100" w:beforeAutospacing="1" w:after="100" w:afterAutospacing="1" w:line="240" w:lineRule="auto"/>
+        <w:rPr>
+          <w:rFonts w:ascii="Times New Roman" w:eastAsia="Times New Roman" w:hAnsi="Times New Roman" w:cs="Times New Roman"/>
+          <w:sz w:val="24"/>
+          <w:szCs w:val="24"/>
+          <w:lang w:eastAsia="en-IN"/>
+        </w:rPr>
+      </w:pPr>
+      <w:r>
+        <w:t>Object becomes managed by Hibernate Session</w:t>
+      </w:r>
+      <w:proofErr w:type="gramStart"/>
+      <w:r>
+        <w:t>.</w:t>
+      </w:r>
+      <w:r>
+        <w:t>/</w:t>
+      </w:r>
+      <w:proofErr w:type="gramEnd"/>
+      <w:r>
+        <w:t xml:space="preserve"> </w:t>
+      </w:r>
+      <w:r>
+        <w:t>Hibernate starts tracking the object.</w:t>
+      </w:r>
+    </w:p>
+    <w:p>
+      <w:pPr>
+        <w:spacing w:before="100" w:beforeAutospacing="1" w:after="100" w:afterAutospacing="1" w:line="240" w:lineRule="auto"/>
+        <w:rPr>
+          <w:rFonts w:ascii="Times New Roman" w:eastAsia="Times New Roman" w:hAnsi="Times New Roman" w:cs="Times New Roman"/>
+          <w:sz w:val="24"/>
+          <w:szCs w:val="24"/>
+          <w:lang w:eastAsia="en-IN"/>
+        </w:rPr>
+      </w:pPr>
+      <w:r>
+        <w:rPr>
+          <w:rFonts w:ascii="Times New Roman" w:eastAsia="Times New Roman" w:hAnsi="Times New Roman" w:cs="Times New Roman"/>
+          <w:sz w:val="24"/>
+          <w:szCs w:val="24"/>
+          <w:highlight w:val="yellow"/>
+          <w:lang w:eastAsia="en-IN"/>
+        </w:rPr>
+        <w:t>Detached</w:t>
+      </w:r>
+      <w:r>
+        <w:rPr>
+          <w:rFonts w:ascii="Times New Roman" w:eastAsia="Times New Roman" w:hAnsi="Times New Roman" w:cs="Times New Roman"/>
+          <w:sz w:val="24"/>
+          <w:szCs w:val="24"/>
+          <w:lang w:eastAsia="en-IN"/>
+        </w:rPr>
+        <w:t>:</w:t>
       </w:r>
     </w:p>
     <w:p>
@@ -555,7 +641,72 @@
           <w:szCs w:val="24"/>
           <w:lang w:eastAsia="en-IN"/>
         </w:rPr>
-        <w:t>Removed:</w:t>
+        <w:lastRenderedPageBreak/>
+        <w:t>Object was Persistent earlier but Session is closed.</w:t>
+      </w:r>
+    </w:p>
+    <w:p>
+      <w:pPr>
+        <w:spacing w:before="100" w:beforeAutospacing="1" w:after="100" w:afterAutospacing="1" w:line="240" w:lineRule="auto"/>
+        <w:rPr>
+          <w:rFonts w:ascii="Times New Roman" w:eastAsia="Times New Roman" w:hAnsi="Times New Roman" w:cs="Times New Roman"/>
+          <w:sz w:val="24"/>
+          <w:szCs w:val="24"/>
+          <w:lang w:eastAsia="en-IN"/>
+        </w:rPr>
+      </w:pPr>
+      <w:r>
+        <w:rPr>
+          <w:rFonts w:ascii="Times New Roman" w:eastAsia="Times New Roman" w:hAnsi="Times New Roman" w:cs="Times New Roman"/>
+          <w:sz w:val="24"/>
+          <w:szCs w:val="24"/>
+          <w:lang w:eastAsia="en-IN"/>
+        </w:rPr>
+        <w:t>Hibernate no longer tracks it.</w:t>
+      </w:r>
+    </w:p>
+    <w:p>
+      <w:pPr>
+        <w:spacing w:before="100" w:beforeAutospacing="1" w:after="100" w:afterAutospacing="1" w:line="240" w:lineRule="auto"/>
+        <w:rPr>
+          <w:rFonts w:ascii="Times New Roman" w:eastAsia="Times New Roman" w:hAnsi="Times New Roman" w:cs="Times New Roman"/>
+          <w:sz w:val="24"/>
+          <w:szCs w:val="24"/>
+          <w:lang w:eastAsia="en-IN"/>
+        </w:rPr>
+      </w:pPr>
+      <w:r>
+        <w:t>Detached state means object exists but is no longer associated with Hibernate Session.</w:t>
+      </w:r>
+    </w:p>
+    <w:p>
+      <w:pPr>
+        <w:spacing w:before="100" w:beforeAutospacing="1" w:after="100" w:afterAutospacing="1" w:line="240" w:lineRule="auto"/>
+        <w:rPr>
+          <w:rFonts w:ascii="Times New Roman" w:eastAsia="Times New Roman" w:hAnsi="Times New Roman" w:cs="Times New Roman"/>
+          <w:sz w:val="24"/>
+          <w:szCs w:val="24"/>
+          <w:lang w:eastAsia="en-IN"/>
+        </w:rPr>
+      </w:pPr>
+      <w:r>
+        <w:rPr>
+          <w:rFonts w:ascii="Times New Roman" w:eastAsia="Times New Roman" w:hAnsi="Times New Roman" w:cs="Times New Roman"/>
+          <w:sz w:val="24"/>
+          <w:szCs w:val="24"/>
+          <w:highlight w:val="yellow"/>
+          <w:lang w:eastAsia="en-IN"/>
+        </w:rPr>
+        <w:t>Removed</w:t>
+      </w:r>
+      <w:r>
+        <w:rPr>
+          <w:rFonts w:ascii="Times New Roman" w:eastAsia="Times New Roman" w:hAnsi="Times New Roman" w:cs="Times New Roman"/>
+          <w:sz w:val="24"/>
+          <w:szCs w:val="24"/>
+          <w:lang w:eastAsia="en-IN"/>
+        </w:rPr>
+        <w:t>:</w:t>
       </w:r>
     </w:p>
     <w:p>
@@ -591,6 +742,20 @@
         </w:rPr>
       </w:pPr>
       <w:r>
+        <w:t>Removed state means entity is marked for deletion and will be deleted on transaction commit.</w:t>
+      </w:r>
+    </w:p>
+    <w:p>
+      <w:pPr>
+        <w:spacing w:before="100" w:beforeAutospacing="1" w:after="100" w:afterAutospacing="1" w:line="240" w:lineRule="auto"/>
+        <w:rPr>
+          <w:rFonts w:ascii="Times New Roman" w:eastAsia="Times New Roman" w:hAnsi="Times New Roman" w:cs="Times New Roman"/>
+          <w:sz w:val="24"/>
+          <w:szCs w:val="24"/>
+          <w:lang w:eastAsia="en-IN"/>
+        </w:rPr>
+      </w:pPr>
+      <w:r>
         <w:rPr>
           <w:rFonts w:ascii="Times New Roman" w:eastAsia="Times New Roman" w:hAnsi="Times New Roman" w:cs="Times New Roman"/>
           <w:sz w:val="24"/>
@@ -618,150 +783,150 @@
           <w:szCs w:val="24"/>
           <w:lang w:eastAsia="en-IN"/>
         </w:rPr>
+        <w:t>new</w:t>
+      </w:r>
+      <w:proofErr w:type="gramEnd"/>
+      <w:r>
+        <w:rPr>
+          <w:rFonts w:ascii="Times New Roman" w:eastAsia="Times New Roman" w:hAnsi="Times New Roman" w:cs="Times New Roman"/>
+          <w:sz w:val="24"/>
+          <w:szCs w:val="24"/>
+          <w:lang w:eastAsia="en-IN"/>
+        </w:rPr>
+        <w:t xml:space="preserve"> Employee() → Transient</w:t>
+      </w:r>
+    </w:p>
+    <w:p>
+      <w:pPr>
+        <w:spacing w:before="100" w:beforeAutospacing="1" w:after="100" w:afterAutospacing="1" w:line="240" w:lineRule="auto"/>
+        <w:rPr>
+          <w:rFonts w:ascii="Times New Roman" w:eastAsia="Times New Roman" w:hAnsi="Times New Roman" w:cs="Times New Roman"/>
+          <w:sz w:val="24"/>
+          <w:szCs w:val="24"/>
+          <w:lang w:eastAsia="en-IN"/>
+        </w:rPr>
+      </w:pPr>
+      <w:proofErr w:type="gramStart"/>
+      <w:r>
+        <w:rPr>
+          <w:rFonts w:ascii="Times New Roman" w:eastAsia="Times New Roman" w:hAnsi="Times New Roman" w:cs="Times New Roman"/>
+          <w:sz w:val="24"/>
+          <w:szCs w:val="24"/>
+          <w:lang w:eastAsia="en-IN"/>
+        </w:rPr>
+        <w:t>persist(</w:t>
+      </w:r>
+      <w:proofErr w:type="gramEnd"/>
+      <w:r>
+        <w:rPr>
+          <w:rFonts w:ascii="Times New Roman" w:eastAsia="Times New Roman" w:hAnsi="Times New Roman" w:cs="Times New Roman"/>
+          <w:sz w:val="24"/>
+          <w:szCs w:val="24"/>
+          <w:lang w:eastAsia="en-IN"/>
+        </w:rPr>
+        <w:t>) → Persistent</w:t>
+      </w:r>
+    </w:p>
+    <w:p>
+      <w:pPr>
+        <w:spacing w:before="100" w:beforeAutospacing="1" w:after="100" w:afterAutospacing="1" w:line="240" w:lineRule="auto"/>
+        <w:rPr>
+          <w:rFonts w:ascii="Times New Roman" w:eastAsia="Times New Roman" w:hAnsi="Times New Roman" w:cs="Times New Roman"/>
+          <w:sz w:val="24"/>
+          <w:szCs w:val="24"/>
+          <w:lang w:eastAsia="en-IN"/>
+        </w:rPr>
+      </w:pPr>
+      <w:proofErr w:type="gramStart"/>
+      <w:r>
+        <w:rPr>
+          <w:rFonts w:ascii="Times New Roman" w:eastAsia="Times New Roman" w:hAnsi="Times New Roman" w:cs="Times New Roman"/>
+          <w:sz w:val="24"/>
+          <w:szCs w:val="24"/>
+          <w:lang w:eastAsia="en-IN"/>
+        </w:rPr>
+        <w:t>close(</w:t>
+      </w:r>
+      <w:proofErr w:type="gramEnd"/>
+      <w:r>
+        <w:rPr>
+          <w:rFonts w:ascii="Times New Roman" w:eastAsia="Times New Roman" w:hAnsi="Times New Roman" w:cs="Times New Roman"/>
+          <w:sz w:val="24"/>
+          <w:szCs w:val="24"/>
+          <w:lang w:eastAsia="en-IN"/>
+        </w:rPr>
+        <w:t>) → Detached</w:t>
+      </w:r>
+    </w:p>
+    <w:p>
+      <w:pPr>
+        <w:spacing w:before="100" w:beforeAutospacing="1" w:after="100" w:afterAutospacing="1" w:line="240" w:lineRule="auto"/>
+        <w:rPr>
+          <w:rFonts w:ascii="Times New Roman" w:eastAsia="Times New Roman" w:hAnsi="Times New Roman" w:cs="Times New Roman"/>
+          <w:sz w:val="24"/>
+          <w:szCs w:val="24"/>
+          <w:lang w:eastAsia="en-IN"/>
+        </w:rPr>
+      </w:pPr>
+      <w:proofErr w:type="gramStart"/>
+      <w:r>
+        <w:rPr>
+          <w:rFonts w:ascii="Times New Roman" w:eastAsia="Times New Roman" w:hAnsi="Times New Roman" w:cs="Times New Roman"/>
+          <w:sz w:val="24"/>
+          <w:szCs w:val="24"/>
+          <w:lang w:eastAsia="en-IN"/>
+        </w:rPr>
+        <w:t>remove(</w:t>
+      </w:r>
+      <w:proofErr w:type="gramEnd"/>
+      <w:r>
+        <w:rPr>
+          <w:rFonts w:ascii="Times New Roman" w:eastAsia="Times New Roman" w:hAnsi="Times New Roman" w:cs="Times New Roman"/>
+          <w:sz w:val="24"/>
+          <w:szCs w:val="24"/>
+          <w:lang w:eastAsia="en-IN"/>
+        </w:rPr>
+        <w:t>) → Removed</w:t>
+      </w:r>
+    </w:p>
+    <w:p>
+      <w:pPr>
+        <w:spacing w:before="100" w:beforeAutospacing="1" w:after="100" w:afterAutospacing="1" w:line="240" w:lineRule="auto"/>
+        <w:rPr>
+          <w:rFonts w:ascii="Times New Roman" w:eastAsia="Times New Roman" w:hAnsi="Times New Roman" w:cs="Times New Roman"/>
+          <w:sz w:val="24"/>
+          <w:szCs w:val="24"/>
+          <w:lang w:eastAsia="en-IN"/>
+        </w:rPr>
+      </w:pPr>
+      <w:r>
+        <w:rPr>
+          <w:rFonts w:ascii="Times New Roman" w:eastAsia="Times New Roman" w:hAnsi="Times New Roman" w:cs="Times New Roman"/>
+          <w:sz w:val="24"/>
+          <w:szCs w:val="24"/>
+          <w:lang w:eastAsia="en-IN"/>
+        </w:rPr>
+        <w:t>One Line:</w:t>
+      </w:r>
+    </w:p>
+    <w:p>
+      <w:pPr>
+        <w:spacing w:before="100" w:beforeAutospacing="1" w:after="100" w:afterAutospacing="1" w:line="240" w:lineRule="auto"/>
+        <w:rPr>
+          <w:rFonts w:ascii="Times New Roman" w:eastAsia="Times New Roman" w:hAnsi="Times New Roman" w:cs="Times New Roman"/>
+          <w:sz w:val="24"/>
+          <w:szCs w:val="24"/>
+          <w:lang w:eastAsia="en-IN"/>
+        </w:rPr>
+      </w:pPr>
+      <w:r>
+        <w:rPr>
+          <w:rFonts w:ascii="Times New Roman" w:eastAsia="Times New Roman" w:hAnsi="Times New Roman" w:cs="Times New Roman"/>
+          <w:sz w:val="24"/>
+          <w:szCs w:val="24"/>
+          <w:lang w:eastAsia="en-IN"/>
+        </w:rPr>
         <w:lastRenderedPageBreak/>
-        <w:t>new</w:t>
-      </w:r>
-      <w:proofErr w:type="gramEnd"/>
-      <w:r>
-        <w:rPr>
-          <w:rFonts w:ascii="Times New Roman" w:eastAsia="Times New Roman" w:hAnsi="Times New Roman" w:cs="Times New Roman"/>
-          <w:sz w:val="24"/>
-          <w:szCs w:val="24"/>
-          <w:lang w:eastAsia="en-IN"/>
-        </w:rPr>
-        <w:t xml:space="preserve"> Employee() → Transient</w:t>
-      </w:r>
-    </w:p>
-    <w:p>
-      <w:pPr>
-        <w:spacing w:before="100" w:beforeAutospacing="1" w:after="100" w:afterAutospacing="1" w:line="240" w:lineRule="auto"/>
-        <w:rPr>
-          <w:rFonts w:ascii="Times New Roman" w:eastAsia="Times New Roman" w:hAnsi="Times New Roman" w:cs="Times New Roman"/>
-          <w:sz w:val="24"/>
-          <w:szCs w:val="24"/>
-          <w:lang w:eastAsia="en-IN"/>
-        </w:rPr>
-      </w:pPr>
-      <w:proofErr w:type="gramStart"/>
-      <w:r>
-        <w:rPr>
-          <w:rFonts w:ascii="Times New Roman" w:eastAsia="Times New Roman" w:hAnsi="Times New Roman" w:cs="Times New Roman"/>
-          <w:sz w:val="24"/>
-          <w:szCs w:val="24"/>
-          <w:lang w:eastAsia="en-IN"/>
-        </w:rPr>
-        <w:t>persist(</w:t>
-      </w:r>
-      <w:proofErr w:type="gramEnd"/>
-      <w:r>
-        <w:rPr>
-          <w:rFonts w:ascii="Times New Roman" w:eastAsia="Times New Roman" w:hAnsi="Times New Roman" w:cs="Times New Roman"/>
-          <w:sz w:val="24"/>
-          <w:szCs w:val="24"/>
-          <w:lang w:eastAsia="en-IN"/>
-        </w:rPr>
-        <w:t>) → Persistent</w:t>
-      </w:r>
-    </w:p>
-    <w:p>
-      <w:pPr>
-        <w:spacing w:before="100" w:beforeAutospacing="1" w:after="100" w:afterAutospacing="1" w:line="240" w:lineRule="auto"/>
-        <w:rPr>
-          <w:rFonts w:ascii="Times New Roman" w:eastAsia="Times New Roman" w:hAnsi="Times New Roman" w:cs="Times New Roman"/>
-          <w:sz w:val="24"/>
-          <w:szCs w:val="24"/>
-          <w:lang w:eastAsia="en-IN"/>
-        </w:rPr>
-      </w:pPr>
-      <w:proofErr w:type="gramStart"/>
-      <w:r>
-        <w:rPr>
-          <w:rFonts w:ascii="Times New Roman" w:eastAsia="Times New Roman" w:hAnsi="Times New Roman" w:cs="Times New Roman"/>
-          <w:sz w:val="24"/>
-          <w:szCs w:val="24"/>
-          <w:lang w:eastAsia="en-IN"/>
-        </w:rPr>
-        <w:t>close(</w:t>
-      </w:r>
-      <w:proofErr w:type="gramEnd"/>
-      <w:r>
-        <w:rPr>
-          <w:rFonts w:ascii="Times New Roman" w:eastAsia="Times New Roman" w:hAnsi="Times New Roman" w:cs="Times New Roman"/>
-          <w:sz w:val="24"/>
-          <w:szCs w:val="24"/>
-          <w:lang w:eastAsia="en-IN"/>
-        </w:rPr>
-        <w:t>) → Detached</w:t>
-      </w:r>
-    </w:p>
-    <w:p>
-      <w:pPr>
-        <w:spacing w:before="100" w:beforeAutospacing="1" w:after="100" w:afterAutospacing="1" w:line="240" w:lineRule="auto"/>
-        <w:rPr>
-          <w:rFonts w:ascii="Times New Roman" w:eastAsia="Times New Roman" w:hAnsi="Times New Roman" w:cs="Times New Roman"/>
-          <w:sz w:val="24"/>
-          <w:szCs w:val="24"/>
-          <w:lang w:eastAsia="en-IN"/>
-        </w:rPr>
-      </w:pPr>
-      <w:proofErr w:type="gramStart"/>
-      <w:r>
-        <w:rPr>
-          <w:rFonts w:ascii="Times New Roman" w:eastAsia="Times New Roman" w:hAnsi="Times New Roman" w:cs="Times New Roman"/>
-          <w:sz w:val="24"/>
-          <w:szCs w:val="24"/>
-          <w:lang w:eastAsia="en-IN"/>
-        </w:rPr>
-        <w:t>remove(</w:t>
-      </w:r>
-      <w:proofErr w:type="gramEnd"/>
-      <w:r>
-        <w:rPr>
-          <w:rFonts w:ascii="Times New Roman" w:eastAsia="Times New Roman" w:hAnsi="Times New Roman" w:cs="Times New Roman"/>
-          <w:sz w:val="24"/>
-          <w:szCs w:val="24"/>
-          <w:lang w:eastAsia="en-IN"/>
-        </w:rPr>
-        <w:t>) → Removed</w:t>
-      </w:r>
-    </w:p>
-    <w:p>
-      <w:pPr>
-        <w:spacing w:before="100" w:beforeAutospacing="1" w:after="100" w:afterAutospacing="1" w:line="240" w:lineRule="auto"/>
-        <w:rPr>
-          <w:rFonts w:ascii="Times New Roman" w:eastAsia="Times New Roman" w:hAnsi="Times New Roman" w:cs="Times New Roman"/>
-          <w:sz w:val="24"/>
-          <w:szCs w:val="24"/>
-          <w:lang w:eastAsia="en-IN"/>
-        </w:rPr>
-      </w:pPr>
-      <w:r>
-        <w:rPr>
-          <w:rFonts w:ascii="Times New Roman" w:eastAsia="Times New Roman" w:hAnsi="Times New Roman" w:cs="Times New Roman"/>
-          <w:sz w:val="24"/>
-          <w:szCs w:val="24"/>
-          <w:lang w:eastAsia="en-IN"/>
-        </w:rPr>
-        <w:t>One Line:</w:t>
-      </w:r>
-    </w:p>
-    <w:p>
-      <w:pPr>
-        <w:spacing w:before="100" w:beforeAutospacing="1" w:after="100" w:afterAutospacing="1" w:line="240" w:lineRule="auto"/>
-        <w:rPr>
-          <w:rFonts w:ascii="Times New Roman" w:eastAsia="Times New Roman" w:hAnsi="Times New Roman" w:cs="Times New Roman"/>
-          <w:sz w:val="24"/>
-          <w:szCs w:val="24"/>
-          <w:lang w:eastAsia="en-IN"/>
-        </w:rPr>
-      </w:pPr>
-      <w:r>
-        <w:rPr>
-          <w:rFonts w:ascii="Times New Roman" w:eastAsia="Times New Roman" w:hAnsi="Times New Roman" w:cs="Times New Roman"/>
-          <w:sz w:val="24"/>
-          <w:szCs w:val="24"/>
-          <w:lang w:eastAsia="en-IN"/>
-        </w:rPr>
         <w:t>Transient → Persistent → Detached → Removed</w:t>
       </w:r>
     </w:p>
@@ -924,7 +1089,6 @@
           <w:szCs w:val="24"/>
           <w:lang w:eastAsia="en-IN"/>
         </w:rPr>
-        <w:lastRenderedPageBreak/>
         <w:t>ManyToOne</w:t>
       </w:r>
       <w:proofErr w:type="spellEnd"/>
@@ -1028,6 +1192,7 @@
           <w:szCs w:val="24"/>
           <w:lang w:eastAsia="en-IN"/>
         </w:rPr>
+        <w:lastRenderedPageBreak/>
         <w:t>One Department → Many Employees</w:t>
       </w:r>
     </w:p>
@@ -1174,107 +1339,107 @@
           <w:szCs w:val="24"/>
           <w:lang w:eastAsia="en-IN"/>
         </w:rPr>
+        <w:t>Types:</w:t>
+      </w:r>
+    </w:p>
+    <w:p>
+      <w:pPr>
+        <w:spacing w:before="100" w:beforeAutospacing="1" w:after="100" w:afterAutospacing="1" w:line="240" w:lineRule="auto"/>
+        <w:rPr>
+          <w:rFonts w:ascii="Times New Roman" w:eastAsia="Times New Roman" w:hAnsi="Times New Roman" w:cs="Times New Roman"/>
+          <w:sz w:val="24"/>
+          <w:szCs w:val="24"/>
+          <w:lang w:eastAsia="en-IN"/>
+        </w:rPr>
+      </w:pPr>
+      <w:r>
+        <w:rPr>
+          <w:rFonts w:ascii="Times New Roman" w:eastAsia="Times New Roman" w:hAnsi="Times New Roman" w:cs="Times New Roman"/>
+          <w:sz w:val="24"/>
+          <w:szCs w:val="24"/>
+          <w:lang w:eastAsia="en-IN"/>
+        </w:rPr>
+        <w:t>PERSIST</w:t>
+      </w:r>
+    </w:p>
+    <w:p>
+      <w:pPr>
+        <w:spacing w:before="100" w:beforeAutospacing="1" w:after="100" w:afterAutospacing="1" w:line="240" w:lineRule="auto"/>
+        <w:rPr>
+          <w:rFonts w:ascii="Times New Roman" w:eastAsia="Times New Roman" w:hAnsi="Times New Roman" w:cs="Times New Roman"/>
+          <w:sz w:val="24"/>
+          <w:szCs w:val="24"/>
+          <w:lang w:eastAsia="en-IN"/>
+        </w:rPr>
+      </w:pPr>
+      <w:r>
+        <w:rPr>
+          <w:rFonts w:ascii="Times New Roman" w:eastAsia="Times New Roman" w:hAnsi="Times New Roman" w:cs="Times New Roman"/>
+          <w:sz w:val="24"/>
+          <w:szCs w:val="24"/>
+          <w:lang w:eastAsia="en-IN"/>
+        </w:rPr>
+        <w:t>MERGE</w:t>
+      </w:r>
+    </w:p>
+    <w:p>
+      <w:pPr>
+        <w:spacing w:before="100" w:beforeAutospacing="1" w:after="100" w:afterAutospacing="1" w:line="240" w:lineRule="auto"/>
+        <w:rPr>
+          <w:rFonts w:ascii="Times New Roman" w:eastAsia="Times New Roman" w:hAnsi="Times New Roman" w:cs="Times New Roman"/>
+          <w:sz w:val="24"/>
+          <w:szCs w:val="24"/>
+          <w:lang w:eastAsia="en-IN"/>
+        </w:rPr>
+      </w:pPr>
+      <w:r>
+        <w:rPr>
+          <w:rFonts w:ascii="Times New Roman" w:eastAsia="Times New Roman" w:hAnsi="Times New Roman" w:cs="Times New Roman"/>
+          <w:sz w:val="24"/>
+          <w:szCs w:val="24"/>
+          <w:lang w:eastAsia="en-IN"/>
+        </w:rPr>
+        <w:t>REMOVE</w:t>
+      </w:r>
+    </w:p>
+    <w:p>
+      <w:pPr>
+        <w:spacing w:before="100" w:beforeAutospacing="1" w:after="100" w:afterAutospacing="1" w:line="240" w:lineRule="auto"/>
+        <w:rPr>
+          <w:rFonts w:ascii="Times New Roman" w:eastAsia="Times New Roman" w:hAnsi="Times New Roman" w:cs="Times New Roman"/>
+          <w:sz w:val="24"/>
+          <w:szCs w:val="24"/>
+          <w:lang w:eastAsia="en-IN"/>
+        </w:rPr>
+      </w:pPr>
+      <w:r>
+        <w:rPr>
+          <w:rFonts w:ascii="Times New Roman" w:eastAsia="Times New Roman" w:hAnsi="Times New Roman" w:cs="Times New Roman"/>
+          <w:sz w:val="24"/>
+          <w:szCs w:val="24"/>
+          <w:lang w:eastAsia="en-IN"/>
+        </w:rPr>
+        <w:t>REFRESH</w:t>
+      </w:r>
+    </w:p>
+    <w:p>
+      <w:pPr>
+        <w:spacing w:before="100" w:beforeAutospacing="1" w:after="100" w:afterAutospacing="1" w:line="240" w:lineRule="auto"/>
+        <w:rPr>
+          <w:rFonts w:ascii="Times New Roman" w:eastAsia="Times New Roman" w:hAnsi="Times New Roman" w:cs="Times New Roman"/>
+          <w:sz w:val="24"/>
+          <w:szCs w:val="24"/>
+          <w:lang w:eastAsia="en-IN"/>
+        </w:rPr>
+      </w:pPr>
+      <w:r>
+        <w:rPr>
+          <w:rFonts w:ascii="Times New Roman" w:eastAsia="Times New Roman" w:hAnsi="Times New Roman" w:cs="Times New Roman"/>
+          <w:sz w:val="24"/>
+          <w:szCs w:val="24"/>
+          <w:lang w:eastAsia="en-IN"/>
+        </w:rPr>
         <w:lastRenderedPageBreak/>
-        <w:t>Types:</w:t>
-      </w:r>
-    </w:p>
-    <w:p>
-      <w:pPr>
-        <w:spacing w:before="100" w:beforeAutospacing="1" w:after="100" w:afterAutospacing="1" w:line="240" w:lineRule="auto"/>
-        <w:rPr>
-          <w:rFonts w:ascii="Times New Roman" w:eastAsia="Times New Roman" w:hAnsi="Times New Roman" w:cs="Times New Roman"/>
-          <w:sz w:val="24"/>
-          <w:szCs w:val="24"/>
-          <w:lang w:eastAsia="en-IN"/>
-        </w:rPr>
-      </w:pPr>
-      <w:r>
-        <w:rPr>
-          <w:rFonts w:ascii="Times New Roman" w:eastAsia="Times New Roman" w:hAnsi="Times New Roman" w:cs="Times New Roman"/>
-          <w:sz w:val="24"/>
-          <w:szCs w:val="24"/>
-          <w:lang w:eastAsia="en-IN"/>
-        </w:rPr>
-        <w:t>PERSIST</w:t>
-      </w:r>
-    </w:p>
-    <w:p>
-      <w:pPr>
-        <w:spacing w:before="100" w:beforeAutospacing="1" w:after="100" w:afterAutospacing="1" w:line="240" w:lineRule="auto"/>
-        <w:rPr>
-          <w:rFonts w:ascii="Times New Roman" w:eastAsia="Times New Roman" w:hAnsi="Times New Roman" w:cs="Times New Roman"/>
-          <w:sz w:val="24"/>
-          <w:szCs w:val="24"/>
-          <w:lang w:eastAsia="en-IN"/>
-        </w:rPr>
-      </w:pPr>
-      <w:r>
-        <w:rPr>
-          <w:rFonts w:ascii="Times New Roman" w:eastAsia="Times New Roman" w:hAnsi="Times New Roman" w:cs="Times New Roman"/>
-          <w:sz w:val="24"/>
-          <w:szCs w:val="24"/>
-          <w:lang w:eastAsia="en-IN"/>
-        </w:rPr>
-        <w:t>MERGE</w:t>
-      </w:r>
-    </w:p>
-    <w:p>
-      <w:pPr>
-        <w:spacing w:before="100" w:beforeAutospacing="1" w:after="100" w:afterAutospacing="1" w:line="240" w:lineRule="auto"/>
-        <w:rPr>
-          <w:rFonts w:ascii="Times New Roman" w:eastAsia="Times New Roman" w:hAnsi="Times New Roman" w:cs="Times New Roman"/>
-          <w:sz w:val="24"/>
-          <w:szCs w:val="24"/>
-          <w:lang w:eastAsia="en-IN"/>
-        </w:rPr>
-      </w:pPr>
-      <w:r>
-        <w:rPr>
-          <w:rFonts w:ascii="Times New Roman" w:eastAsia="Times New Roman" w:hAnsi="Times New Roman" w:cs="Times New Roman"/>
-          <w:sz w:val="24"/>
-          <w:szCs w:val="24"/>
-          <w:lang w:eastAsia="en-IN"/>
-        </w:rPr>
-        <w:t>REMOVE</w:t>
-      </w:r>
-    </w:p>
-    <w:p>
-      <w:pPr>
-        <w:spacing w:before="100" w:beforeAutospacing="1" w:after="100" w:afterAutospacing="1" w:line="240" w:lineRule="auto"/>
-        <w:rPr>
-          <w:rFonts w:ascii="Times New Roman" w:eastAsia="Times New Roman" w:hAnsi="Times New Roman" w:cs="Times New Roman"/>
-          <w:sz w:val="24"/>
-          <w:szCs w:val="24"/>
-          <w:lang w:eastAsia="en-IN"/>
-        </w:rPr>
-      </w:pPr>
-      <w:r>
-        <w:rPr>
-          <w:rFonts w:ascii="Times New Roman" w:eastAsia="Times New Roman" w:hAnsi="Times New Roman" w:cs="Times New Roman"/>
-          <w:sz w:val="24"/>
-          <w:szCs w:val="24"/>
-          <w:lang w:eastAsia="en-IN"/>
-        </w:rPr>
-        <w:t>REFRESH</w:t>
-      </w:r>
-    </w:p>
-    <w:p>
-      <w:pPr>
-        <w:spacing w:before="100" w:beforeAutospacing="1" w:after="100" w:afterAutospacing="1" w:line="240" w:lineRule="auto"/>
-        <w:rPr>
-          <w:rFonts w:ascii="Times New Roman" w:eastAsia="Times New Roman" w:hAnsi="Times New Roman" w:cs="Times New Roman"/>
-          <w:sz w:val="24"/>
-          <w:szCs w:val="24"/>
-          <w:lang w:eastAsia="en-IN"/>
-        </w:rPr>
-      </w:pPr>
-      <w:r>
-        <w:rPr>
-          <w:rFonts w:ascii="Times New Roman" w:eastAsia="Times New Roman" w:hAnsi="Times New Roman" w:cs="Times New Roman"/>
-          <w:sz w:val="24"/>
-          <w:szCs w:val="24"/>
-          <w:lang w:eastAsia="en-IN"/>
-        </w:rPr>
         <w:t>DETACH</w:t>
       </w:r>
     </w:p>
@@ -1428,6 +1593,20 @@
           <w:lang w:eastAsia="en-IN"/>
         </w:rPr>
         <w:t>Parent Operation → Child Operation</w:t>
+      </w:r>
+    </w:p>
+    <w:p>
+      <w:pPr>
+        <w:spacing w:before="100" w:beforeAutospacing="1" w:after="100" w:afterAutospacing="1" w:line="240" w:lineRule="auto"/>
+        <w:rPr>
+          <w:rFonts w:ascii="Times New Roman" w:eastAsia="Times New Roman" w:hAnsi="Times New Roman" w:cs="Times New Roman"/>
+          <w:sz w:val="24"/>
+          <w:szCs w:val="24"/>
+          <w:lang w:eastAsia="en-IN"/>
+        </w:rPr>
+      </w:pPr>
+      <w:r>
+        <w:t>Parent Operation → Automatically Applied to Child</w:t>
       </w:r>
     </w:p>
     <w:p>
@@ -1473,87 +1652,87 @@
           <w:szCs w:val="24"/>
           <w:lang w:eastAsia="en-IN"/>
         </w:rPr>
+        <w:t>Fetch Types?</w:t>
+      </w:r>
+    </w:p>
+    <w:p>
+      <w:pPr>
+        <w:spacing w:before="100" w:beforeAutospacing="1" w:after="100" w:afterAutospacing="1" w:line="240" w:lineRule="auto"/>
+        <w:rPr>
+          <w:rFonts w:ascii="Times New Roman" w:eastAsia="Times New Roman" w:hAnsi="Times New Roman" w:cs="Times New Roman"/>
+          <w:sz w:val="24"/>
+          <w:szCs w:val="24"/>
+          <w:lang w:eastAsia="en-IN"/>
+        </w:rPr>
+      </w:pPr>
+      <w:r>
+        <w:rPr>
+          <w:rFonts w:ascii="Times New Roman" w:eastAsia="Times New Roman" w:hAnsi="Times New Roman" w:cs="Times New Roman"/>
+          <w:sz w:val="24"/>
+          <w:szCs w:val="24"/>
+          <w:lang w:eastAsia="en-IN"/>
+        </w:rPr>
+        <w:t>Speaker Note:</w:t>
+      </w:r>
+    </w:p>
+    <w:p>
+      <w:pPr>
+        <w:spacing w:before="100" w:beforeAutospacing="1" w:after="100" w:afterAutospacing="1" w:line="240" w:lineRule="auto"/>
+        <w:rPr>
+          <w:rFonts w:ascii="Times New Roman" w:eastAsia="Times New Roman" w:hAnsi="Times New Roman" w:cs="Times New Roman"/>
+          <w:sz w:val="24"/>
+          <w:szCs w:val="24"/>
+          <w:lang w:eastAsia="en-IN"/>
+        </w:rPr>
+      </w:pPr>
+      <w:r>
+        <w:rPr>
+          <w:rFonts w:ascii="Times New Roman" w:eastAsia="Times New Roman" w:hAnsi="Times New Roman" w:cs="Times New Roman"/>
+          <w:sz w:val="24"/>
+          <w:szCs w:val="24"/>
+          <w:lang w:eastAsia="en-IN"/>
+        </w:rPr>
+        <w:t>Determines when related data is loaded.</w:t>
+      </w:r>
+    </w:p>
+    <w:p>
+      <w:pPr>
+        <w:spacing w:before="100" w:beforeAutospacing="1" w:after="100" w:afterAutospacing="1" w:line="240" w:lineRule="auto"/>
+        <w:rPr>
+          <w:rFonts w:ascii="Times New Roman" w:eastAsia="Times New Roman" w:hAnsi="Times New Roman" w:cs="Times New Roman"/>
+          <w:sz w:val="24"/>
+          <w:szCs w:val="24"/>
+          <w:lang w:eastAsia="en-IN"/>
+        </w:rPr>
+      </w:pPr>
+      <w:r>
+        <w:rPr>
+          <w:rFonts w:ascii="Times New Roman" w:eastAsia="Times New Roman" w:hAnsi="Times New Roman" w:cs="Times New Roman"/>
+          <w:sz w:val="24"/>
+          <w:szCs w:val="24"/>
+          <w:lang w:eastAsia="en-IN"/>
+        </w:rPr>
+        <w:t>Types:</w:t>
+      </w:r>
+    </w:p>
+    <w:p>
+      <w:pPr>
+        <w:spacing w:before="100" w:beforeAutospacing="1" w:after="100" w:afterAutospacing="1" w:line="240" w:lineRule="auto"/>
+        <w:rPr>
+          <w:rFonts w:ascii="Times New Roman" w:eastAsia="Times New Roman" w:hAnsi="Times New Roman" w:cs="Times New Roman"/>
+          <w:sz w:val="24"/>
+          <w:szCs w:val="24"/>
+          <w:lang w:eastAsia="en-IN"/>
+        </w:rPr>
+      </w:pPr>
+      <w:r>
+        <w:rPr>
+          <w:rFonts w:ascii="Times New Roman" w:eastAsia="Times New Roman" w:hAnsi="Times New Roman" w:cs="Times New Roman"/>
+          <w:sz w:val="24"/>
+          <w:szCs w:val="24"/>
+          <w:lang w:eastAsia="en-IN"/>
+        </w:rPr>
         <w:lastRenderedPageBreak/>
-        <w:t>Fetch Types?</w:t>
-      </w:r>
-    </w:p>
-    <w:p>
-      <w:pPr>
-        <w:spacing w:before="100" w:beforeAutospacing="1" w:after="100" w:afterAutospacing="1" w:line="240" w:lineRule="auto"/>
-        <w:rPr>
-          <w:rFonts w:ascii="Times New Roman" w:eastAsia="Times New Roman" w:hAnsi="Times New Roman" w:cs="Times New Roman"/>
-          <w:sz w:val="24"/>
-          <w:szCs w:val="24"/>
-          <w:lang w:eastAsia="en-IN"/>
-        </w:rPr>
-      </w:pPr>
-      <w:r>
-        <w:rPr>
-          <w:rFonts w:ascii="Times New Roman" w:eastAsia="Times New Roman" w:hAnsi="Times New Roman" w:cs="Times New Roman"/>
-          <w:sz w:val="24"/>
-          <w:szCs w:val="24"/>
-          <w:lang w:eastAsia="en-IN"/>
-        </w:rPr>
-        <w:t>Speaker Note:</w:t>
-      </w:r>
-    </w:p>
-    <w:p>
-      <w:pPr>
-        <w:spacing w:before="100" w:beforeAutospacing="1" w:after="100" w:afterAutospacing="1" w:line="240" w:lineRule="auto"/>
-        <w:rPr>
-          <w:rFonts w:ascii="Times New Roman" w:eastAsia="Times New Roman" w:hAnsi="Times New Roman" w:cs="Times New Roman"/>
-          <w:sz w:val="24"/>
-          <w:szCs w:val="24"/>
-          <w:lang w:eastAsia="en-IN"/>
-        </w:rPr>
-      </w:pPr>
-      <w:r>
-        <w:rPr>
-          <w:rFonts w:ascii="Times New Roman" w:eastAsia="Times New Roman" w:hAnsi="Times New Roman" w:cs="Times New Roman"/>
-          <w:sz w:val="24"/>
-          <w:szCs w:val="24"/>
-          <w:lang w:eastAsia="en-IN"/>
-        </w:rPr>
-        <w:t>Determines when related data is loaded.</w:t>
-      </w:r>
-    </w:p>
-    <w:p>
-      <w:pPr>
-        <w:spacing w:before="100" w:beforeAutospacing="1" w:after="100" w:afterAutospacing="1" w:line="240" w:lineRule="auto"/>
-        <w:rPr>
-          <w:rFonts w:ascii="Times New Roman" w:eastAsia="Times New Roman" w:hAnsi="Times New Roman" w:cs="Times New Roman"/>
-          <w:sz w:val="24"/>
-          <w:szCs w:val="24"/>
-          <w:lang w:eastAsia="en-IN"/>
-        </w:rPr>
-      </w:pPr>
-      <w:r>
-        <w:rPr>
-          <w:rFonts w:ascii="Times New Roman" w:eastAsia="Times New Roman" w:hAnsi="Times New Roman" w:cs="Times New Roman"/>
-          <w:sz w:val="24"/>
-          <w:szCs w:val="24"/>
-          <w:lang w:eastAsia="en-IN"/>
-        </w:rPr>
-        <w:t>Types:</w:t>
-      </w:r>
-    </w:p>
-    <w:p>
-      <w:pPr>
-        <w:spacing w:before="100" w:beforeAutospacing="1" w:after="100" w:afterAutospacing="1" w:line="240" w:lineRule="auto"/>
-        <w:rPr>
-          <w:rFonts w:ascii="Times New Roman" w:eastAsia="Times New Roman" w:hAnsi="Times New Roman" w:cs="Times New Roman"/>
-          <w:sz w:val="24"/>
-          <w:szCs w:val="24"/>
-          <w:lang w:eastAsia="en-IN"/>
-        </w:rPr>
-      </w:pPr>
-      <w:r>
-        <w:rPr>
-          <w:rFonts w:ascii="Times New Roman" w:eastAsia="Times New Roman" w:hAnsi="Times New Roman" w:cs="Times New Roman"/>
-          <w:sz w:val="24"/>
-          <w:szCs w:val="24"/>
-          <w:lang w:eastAsia="en-IN"/>
-        </w:rPr>
         <w:t>LAZY</w:t>
       </w:r>
     </w:p>
@@ -1772,87 +1951,87 @@
           <w:szCs w:val="24"/>
           <w:lang w:eastAsia="en-IN"/>
         </w:rPr>
+        <w:t>Speaker Note:</w:t>
+      </w:r>
+    </w:p>
+    <w:p>
+      <w:pPr>
+        <w:spacing w:before="100" w:beforeAutospacing="1" w:after="100" w:afterAutospacing="1" w:line="240" w:lineRule="auto"/>
+        <w:rPr>
+          <w:rFonts w:ascii="Times New Roman" w:eastAsia="Times New Roman" w:hAnsi="Times New Roman" w:cs="Times New Roman"/>
+          <w:sz w:val="24"/>
+          <w:szCs w:val="24"/>
+          <w:lang w:eastAsia="en-IN"/>
+        </w:rPr>
+      </w:pPr>
+      <w:r>
+        <w:rPr>
+          <w:rFonts w:ascii="Times New Roman" w:eastAsia="Times New Roman" w:hAnsi="Times New Roman" w:cs="Times New Roman"/>
+          <w:sz w:val="24"/>
+          <w:szCs w:val="24"/>
+          <w:lang w:eastAsia="en-IN"/>
+        </w:rPr>
+        <w:t>Lazy:</w:t>
+      </w:r>
+    </w:p>
+    <w:p>
+      <w:pPr>
+        <w:spacing w:before="100" w:beforeAutospacing="1" w:after="100" w:afterAutospacing="1" w:line="240" w:lineRule="auto"/>
+        <w:rPr>
+          <w:rFonts w:ascii="Times New Roman" w:eastAsia="Times New Roman" w:hAnsi="Times New Roman" w:cs="Times New Roman"/>
+          <w:sz w:val="24"/>
+          <w:szCs w:val="24"/>
+          <w:lang w:eastAsia="en-IN"/>
+        </w:rPr>
+      </w:pPr>
+      <w:r>
+        <w:rPr>
+          <w:rFonts w:ascii="Times New Roman" w:eastAsia="Times New Roman" w:hAnsi="Times New Roman" w:cs="Times New Roman"/>
+          <w:sz w:val="24"/>
+          <w:szCs w:val="24"/>
+          <w:lang w:eastAsia="en-IN"/>
+        </w:rPr>
+        <w:t>Data loaded only when needed.</w:t>
+      </w:r>
+    </w:p>
+    <w:p>
+      <w:pPr>
+        <w:spacing w:before="100" w:beforeAutospacing="1" w:after="100" w:afterAutospacing="1" w:line="240" w:lineRule="auto"/>
+        <w:rPr>
+          <w:rFonts w:ascii="Times New Roman" w:eastAsia="Times New Roman" w:hAnsi="Times New Roman" w:cs="Times New Roman"/>
+          <w:sz w:val="24"/>
+          <w:szCs w:val="24"/>
+          <w:lang w:eastAsia="en-IN"/>
+        </w:rPr>
+      </w:pPr>
+      <w:r>
+        <w:rPr>
+          <w:rFonts w:ascii="Times New Roman" w:eastAsia="Times New Roman" w:hAnsi="Times New Roman" w:cs="Times New Roman"/>
+          <w:sz w:val="24"/>
+          <w:szCs w:val="24"/>
+          <w:lang w:eastAsia="en-IN"/>
+        </w:rPr>
+        <w:t>Eager:</w:t>
+      </w:r>
+    </w:p>
+    <w:p>
+      <w:pPr>
+        <w:spacing w:before="100" w:beforeAutospacing="1" w:after="100" w:afterAutospacing="1" w:line="240" w:lineRule="auto"/>
+        <w:rPr>
+          <w:rFonts w:ascii="Times New Roman" w:eastAsia="Times New Roman" w:hAnsi="Times New Roman" w:cs="Times New Roman"/>
+          <w:sz w:val="24"/>
+          <w:szCs w:val="24"/>
+          <w:lang w:eastAsia="en-IN"/>
+        </w:rPr>
+      </w:pPr>
+      <w:r>
+        <w:rPr>
+          <w:rFonts w:ascii="Times New Roman" w:eastAsia="Times New Roman" w:hAnsi="Times New Roman" w:cs="Times New Roman"/>
+          <w:sz w:val="24"/>
+          <w:szCs w:val="24"/>
+          <w:lang w:eastAsia="en-IN"/>
+        </w:rPr>
         <w:lastRenderedPageBreak/>
-        <w:t>Speaker Note:</w:t>
-      </w:r>
-    </w:p>
-    <w:p>
-      <w:pPr>
-        <w:spacing w:before="100" w:beforeAutospacing="1" w:after="100" w:afterAutospacing="1" w:line="240" w:lineRule="auto"/>
-        <w:rPr>
-          <w:rFonts w:ascii="Times New Roman" w:eastAsia="Times New Roman" w:hAnsi="Times New Roman" w:cs="Times New Roman"/>
-          <w:sz w:val="24"/>
-          <w:szCs w:val="24"/>
-          <w:lang w:eastAsia="en-IN"/>
-        </w:rPr>
-      </w:pPr>
-      <w:r>
-        <w:rPr>
-          <w:rFonts w:ascii="Times New Roman" w:eastAsia="Times New Roman" w:hAnsi="Times New Roman" w:cs="Times New Roman"/>
-          <w:sz w:val="24"/>
-          <w:szCs w:val="24"/>
-          <w:lang w:eastAsia="en-IN"/>
-        </w:rPr>
-        <w:t>Lazy:</w:t>
-      </w:r>
-    </w:p>
-    <w:p>
-      <w:pPr>
-        <w:spacing w:before="100" w:beforeAutospacing="1" w:after="100" w:afterAutospacing="1" w:line="240" w:lineRule="auto"/>
-        <w:rPr>
-          <w:rFonts w:ascii="Times New Roman" w:eastAsia="Times New Roman" w:hAnsi="Times New Roman" w:cs="Times New Roman"/>
-          <w:sz w:val="24"/>
-          <w:szCs w:val="24"/>
-          <w:lang w:eastAsia="en-IN"/>
-        </w:rPr>
-      </w:pPr>
-      <w:r>
-        <w:rPr>
-          <w:rFonts w:ascii="Times New Roman" w:eastAsia="Times New Roman" w:hAnsi="Times New Roman" w:cs="Times New Roman"/>
-          <w:sz w:val="24"/>
-          <w:szCs w:val="24"/>
-          <w:lang w:eastAsia="en-IN"/>
-        </w:rPr>
-        <w:t>Data loaded only when needed.</w:t>
-      </w:r>
-    </w:p>
-    <w:p>
-      <w:pPr>
-        <w:spacing w:before="100" w:beforeAutospacing="1" w:after="100" w:afterAutospacing="1" w:line="240" w:lineRule="auto"/>
-        <w:rPr>
-          <w:rFonts w:ascii="Times New Roman" w:eastAsia="Times New Roman" w:hAnsi="Times New Roman" w:cs="Times New Roman"/>
-          <w:sz w:val="24"/>
-          <w:szCs w:val="24"/>
-          <w:lang w:eastAsia="en-IN"/>
-        </w:rPr>
-      </w:pPr>
-      <w:r>
-        <w:rPr>
-          <w:rFonts w:ascii="Times New Roman" w:eastAsia="Times New Roman" w:hAnsi="Times New Roman" w:cs="Times New Roman"/>
-          <w:sz w:val="24"/>
-          <w:szCs w:val="24"/>
-          <w:lang w:eastAsia="en-IN"/>
-        </w:rPr>
-        <w:t>Eager:</w:t>
-      </w:r>
-    </w:p>
-    <w:p>
-      <w:pPr>
-        <w:spacing w:before="100" w:beforeAutospacing="1" w:after="100" w:afterAutospacing="1" w:line="240" w:lineRule="auto"/>
-        <w:rPr>
-          <w:rFonts w:ascii="Times New Roman" w:eastAsia="Times New Roman" w:hAnsi="Times New Roman" w:cs="Times New Roman"/>
-          <w:sz w:val="24"/>
-          <w:szCs w:val="24"/>
-          <w:lang w:eastAsia="en-IN"/>
-        </w:rPr>
-      </w:pPr>
-      <w:r>
-        <w:rPr>
-          <w:rFonts w:ascii="Times New Roman" w:eastAsia="Times New Roman" w:hAnsi="Times New Roman" w:cs="Times New Roman"/>
-          <w:sz w:val="24"/>
-          <w:szCs w:val="24"/>
-          <w:lang w:eastAsia="en-IN"/>
-        </w:rPr>
         <w:t>Data loaded immediately.</w:t>
       </w:r>
     </w:p>
@@ -2013,7 +2192,6 @@
           <w:szCs w:val="24"/>
           <w:lang w:eastAsia="en-IN"/>
         </w:rPr>
-        <w:lastRenderedPageBreak/>
         <w:t>Eager = Immediate</w:t>
       </w:r>
     </w:p>
@@ -2112,6 +2290,7 @@
           <w:szCs w:val="24"/>
           <w:lang w:eastAsia="en-IN"/>
         </w:rPr>
+        <w:lastRenderedPageBreak/>
         <w:t>Occurs when lazy-loaded data is accessed after session is closed.</w:t>
       </w:r>
       <w:proofErr w:type="gramEnd"/>
@@ -2323,236 +2502,878 @@
           <w:szCs w:val="24"/>
           <w:lang w:eastAsia="en-IN"/>
         </w:rPr>
+        <w:t>N+1 Problem?</w:t>
+      </w:r>
+    </w:p>
+    <w:p>
+      <w:pPr>
+        <w:spacing w:before="100" w:beforeAutospacing="1" w:after="100" w:afterAutospacing="1" w:line="240" w:lineRule="auto"/>
+        <w:rPr>
+          <w:rFonts w:ascii="Times New Roman" w:eastAsia="Times New Roman" w:hAnsi="Times New Roman" w:cs="Times New Roman"/>
+          <w:sz w:val="24"/>
+          <w:szCs w:val="24"/>
+          <w:lang w:eastAsia="en-IN"/>
+        </w:rPr>
+      </w:pPr>
+      <w:r>
+        <w:rPr>
+          <w:rFonts w:ascii="Times New Roman" w:eastAsia="Times New Roman" w:hAnsi="Times New Roman" w:cs="Times New Roman"/>
+          <w:sz w:val="24"/>
+          <w:szCs w:val="24"/>
+          <w:lang w:eastAsia="en-IN"/>
+        </w:rPr>
+        <w:t>Speaker Note:</w:t>
+      </w:r>
+    </w:p>
+    <w:p>
+      <w:pPr>
+        <w:spacing w:before="100" w:beforeAutospacing="1" w:after="100" w:afterAutospacing="1" w:line="240" w:lineRule="auto"/>
+        <w:rPr>
+          <w:rFonts w:ascii="Times New Roman" w:eastAsia="Times New Roman" w:hAnsi="Times New Roman" w:cs="Times New Roman"/>
+          <w:sz w:val="24"/>
+          <w:szCs w:val="24"/>
+          <w:lang w:eastAsia="en-IN"/>
+        </w:rPr>
+      </w:pPr>
+      <w:r>
+        <w:rPr>
+          <w:rFonts w:ascii="Times New Roman" w:eastAsia="Times New Roman" w:hAnsi="Times New Roman" w:cs="Times New Roman"/>
+          <w:sz w:val="24"/>
+          <w:szCs w:val="24"/>
+          <w:lang w:eastAsia="en-IN"/>
+        </w:rPr>
+        <w:t>One query loads parent records.</w:t>
+      </w:r>
+    </w:p>
+    <w:p>
+      <w:pPr>
+        <w:spacing w:before="100" w:beforeAutospacing="1" w:after="100" w:afterAutospacing="1" w:line="240" w:lineRule="auto"/>
+        <w:rPr>
+          <w:rFonts w:ascii="Times New Roman" w:eastAsia="Times New Roman" w:hAnsi="Times New Roman" w:cs="Times New Roman"/>
+          <w:sz w:val="24"/>
+          <w:szCs w:val="24"/>
+          <w:lang w:eastAsia="en-IN"/>
+        </w:rPr>
+      </w:pPr>
+      <w:r>
+        <w:rPr>
+          <w:rFonts w:ascii="Times New Roman" w:eastAsia="Times New Roman" w:hAnsi="Times New Roman" w:cs="Times New Roman"/>
+          <w:sz w:val="24"/>
+          <w:szCs w:val="24"/>
+          <w:lang w:eastAsia="en-IN"/>
+        </w:rPr>
+        <w:t>Additional queries load child records.</w:t>
+      </w:r>
+    </w:p>
+    <w:p>
+      <w:pPr>
+        <w:spacing w:before="100" w:beforeAutospacing="1" w:after="100" w:afterAutospacing="1" w:line="240" w:lineRule="auto"/>
+        <w:rPr>
+          <w:rFonts w:ascii="Times New Roman" w:eastAsia="Times New Roman" w:hAnsi="Times New Roman" w:cs="Times New Roman"/>
+          <w:sz w:val="24"/>
+          <w:szCs w:val="24"/>
+          <w:lang w:eastAsia="en-IN"/>
+        </w:rPr>
+      </w:pPr>
+      <w:proofErr w:type="gramStart"/>
+      <w:r>
+        <w:rPr>
+          <w:rFonts w:ascii="Times New Roman" w:eastAsia="Times New Roman" w:hAnsi="Times New Roman" w:cs="Times New Roman"/>
+          <w:sz w:val="24"/>
+          <w:szCs w:val="24"/>
+          <w:lang w:eastAsia="en-IN"/>
+        </w:rPr>
         <w:lastRenderedPageBreak/>
-        <w:t>N+1 Problem?</w:t>
-      </w:r>
-    </w:p>
-    <w:p>
-      <w:pPr>
-        <w:spacing w:before="100" w:beforeAutospacing="1" w:after="100" w:afterAutospacing="1" w:line="240" w:lineRule="auto"/>
-        <w:rPr>
-          <w:rFonts w:ascii="Times New Roman" w:eastAsia="Times New Roman" w:hAnsi="Times New Roman" w:cs="Times New Roman"/>
-          <w:sz w:val="24"/>
-          <w:szCs w:val="24"/>
-          <w:lang w:eastAsia="en-IN"/>
-        </w:rPr>
-      </w:pPr>
-      <w:r>
-        <w:rPr>
-          <w:rFonts w:ascii="Times New Roman" w:eastAsia="Times New Roman" w:hAnsi="Times New Roman" w:cs="Times New Roman"/>
-          <w:sz w:val="24"/>
-          <w:szCs w:val="24"/>
-          <w:lang w:eastAsia="en-IN"/>
-        </w:rPr>
-        <w:t>Speaker Note:</w:t>
-      </w:r>
-    </w:p>
-    <w:p>
-      <w:pPr>
-        <w:spacing w:before="100" w:beforeAutospacing="1" w:after="100" w:afterAutospacing="1" w:line="240" w:lineRule="auto"/>
-        <w:rPr>
-          <w:rFonts w:ascii="Times New Roman" w:eastAsia="Times New Roman" w:hAnsi="Times New Roman" w:cs="Times New Roman"/>
-          <w:sz w:val="24"/>
-          <w:szCs w:val="24"/>
-          <w:lang w:eastAsia="en-IN"/>
-        </w:rPr>
-      </w:pPr>
-      <w:r>
-        <w:rPr>
-          <w:rFonts w:ascii="Times New Roman" w:eastAsia="Times New Roman" w:hAnsi="Times New Roman" w:cs="Times New Roman"/>
-          <w:sz w:val="24"/>
-          <w:szCs w:val="24"/>
-          <w:lang w:eastAsia="en-IN"/>
-        </w:rPr>
-        <w:t>One query loads parent records.</w:t>
-      </w:r>
-    </w:p>
-    <w:p>
-      <w:pPr>
-        <w:spacing w:before="100" w:beforeAutospacing="1" w:after="100" w:afterAutospacing="1" w:line="240" w:lineRule="auto"/>
-        <w:rPr>
-          <w:rFonts w:ascii="Times New Roman" w:eastAsia="Times New Roman" w:hAnsi="Times New Roman" w:cs="Times New Roman"/>
-          <w:sz w:val="24"/>
-          <w:szCs w:val="24"/>
-          <w:lang w:eastAsia="en-IN"/>
-        </w:rPr>
-      </w:pPr>
-      <w:r>
-        <w:rPr>
-          <w:rFonts w:ascii="Times New Roman" w:eastAsia="Times New Roman" w:hAnsi="Times New Roman" w:cs="Times New Roman"/>
-          <w:sz w:val="24"/>
-          <w:szCs w:val="24"/>
-          <w:lang w:eastAsia="en-IN"/>
-        </w:rPr>
-        <w:t>Additional queries load child records.</w:t>
-      </w:r>
-    </w:p>
-    <w:p>
-      <w:pPr>
-        <w:spacing w:before="100" w:beforeAutospacing="1" w:after="100" w:afterAutospacing="1" w:line="240" w:lineRule="auto"/>
-        <w:rPr>
-          <w:rFonts w:ascii="Times New Roman" w:eastAsia="Times New Roman" w:hAnsi="Times New Roman" w:cs="Times New Roman"/>
-          <w:sz w:val="24"/>
-          <w:szCs w:val="24"/>
+        <w:t>Results in excessive database calls.</w:t>
+      </w:r>
+      <w:proofErr w:type="gramEnd"/>
+    </w:p>
+    <w:p>
+      <w:pPr>
+        <w:spacing w:before="100" w:beforeAutospacing="1" w:after="100" w:afterAutospacing="1" w:line="240" w:lineRule="auto"/>
+        <w:rPr>
+          <w:rFonts w:ascii="Times New Roman" w:eastAsia="Times New Roman" w:hAnsi="Times New Roman" w:cs="Times New Roman"/>
+          <w:sz w:val="24"/>
+          <w:szCs w:val="24"/>
+          <w:lang w:eastAsia="en-IN"/>
+        </w:rPr>
+      </w:pPr>
+      <w:r>
+        <w:rPr>
+          <w:rFonts w:ascii="Times New Roman" w:eastAsia="Times New Roman" w:hAnsi="Times New Roman" w:cs="Times New Roman"/>
+          <w:sz w:val="24"/>
+          <w:szCs w:val="24"/>
+          <w:lang w:eastAsia="en-IN"/>
+        </w:rPr>
+        <w:t>Example:</w:t>
+      </w:r>
+    </w:p>
+    <w:p>
+      <w:pPr>
+        <w:spacing w:before="100" w:beforeAutospacing="1" w:after="100" w:afterAutospacing="1" w:line="240" w:lineRule="auto"/>
+        <w:rPr>
+          <w:rFonts w:ascii="Times New Roman" w:eastAsia="Times New Roman" w:hAnsi="Times New Roman" w:cs="Times New Roman"/>
+          <w:sz w:val="24"/>
+          <w:szCs w:val="24"/>
+          <w:lang w:eastAsia="en-IN"/>
+        </w:rPr>
+      </w:pPr>
+      <w:r>
+        <w:rPr>
+          <w:rFonts w:ascii="Times New Roman" w:eastAsia="Times New Roman" w:hAnsi="Times New Roman" w:cs="Times New Roman"/>
+          <w:sz w:val="24"/>
+          <w:szCs w:val="24"/>
+          <w:lang w:eastAsia="en-IN"/>
+        </w:rPr>
+        <w:t>1 Query → Departments</w:t>
+      </w:r>
+    </w:p>
+    <w:p>
+      <w:pPr>
+        <w:spacing w:before="100" w:beforeAutospacing="1" w:after="100" w:afterAutospacing="1" w:line="240" w:lineRule="auto"/>
+        <w:rPr>
+          <w:rFonts w:ascii="Times New Roman" w:eastAsia="Times New Roman" w:hAnsi="Times New Roman" w:cs="Times New Roman"/>
+          <w:sz w:val="24"/>
+          <w:szCs w:val="24"/>
+          <w:lang w:eastAsia="en-IN"/>
+        </w:rPr>
+      </w:pPr>
+      <w:r>
+        <w:rPr>
+          <w:rFonts w:ascii="Times New Roman" w:eastAsia="Times New Roman" w:hAnsi="Times New Roman" w:cs="Times New Roman"/>
+          <w:sz w:val="24"/>
+          <w:szCs w:val="24"/>
+          <w:lang w:eastAsia="en-IN"/>
+        </w:rPr>
+        <w:t>100 Queries → Employees</w:t>
+      </w:r>
+    </w:p>
+    <w:p>
+      <w:pPr>
+        <w:spacing w:before="100" w:beforeAutospacing="1" w:after="100" w:afterAutospacing="1" w:line="240" w:lineRule="auto"/>
+        <w:rPr>
+          <w:rFonts w:ascii="Times New Roman" w:eastAsia="Times New Roman" w:hAnsi="Times New Roman" w:cs="Times New Roman"/>
+          <w:sz w:val="24"/>
+          <w:szCs w:val="24"/>
+          <w:lang w:eastAsia="en-IN"/>
+        </w:rPr>
+      </w:pPr>
+      <w:r>
+        <w:rPr>
+          <w:rFonts w:ascii="Times New Roman" w:eastAsia="Times New Roman" w:hAnsi="Times New Roman" w:cs="Times New Roman"/>
+          <w:sz w:val="24"/>
+          <w:szCs w:val="24"/>
+          <w:lang w:eastAsia="en-IN"/>
+        </w:rPr>
+        <w:t>Total:</w:t>
+      </w:r>
+    </w:p>
+    <w:p>
+      <w:pPr>
+        <w:spacing w:before="100" w:beforeAutospacing="1" w:after="100" w:afterAutospacing="1" w:line="240" w:lineRule="auto"/>
+        <w:rPr>
+          <w:rFonts w:ascii="Times New Roman" w:eastAsia="Times New Roman" w:hAnsi="Times New Roman" w:cs="Times New Roman"/>
+          <w:sz w:val="24"/>
+          <w:szCs w:val="24"/>
+          <w:lang w:eastAsia="en-IN"/>
+        </w:rPr>
+      </w:pPr>
+      <w:r>
+        <w:rPr>
+          <w:rFonts w:ascii="Times New Roman" w:eastAsia="Times New Roman" w:hAnsi="Times New Roman" w:cs="Times New Roman"/>
+          <w:sz w:val="24"/>
+          <w:szCs w:val="24"/>
+          <w:lang w:eastAsia="en-IN"/>
+        </w:rPr>
+        <w:t>101 Queries</w:t>
+      </w:r>
+    </w:p>
+    <w:p>
+      <w:pPr>
+        <w:spacing w:before="100" w:beforeAutospacing="1" w:after="100" w:afterAutospacing="1" w:line="240" w:lineRule="auto"/>
+        <w:rPr>
+          <w:rFonts w:ascii="Times New Roman" w:eastAsia="Times New Roman" w:hAnsi="Times New Roman" w:cs="Times New Roman"/>
+          <w:sz w:val="24"/>
+          <w:szCs w:val="24"/>
+          <w:lang w:eastAsia="en-IN"/>
+        </w:rPr>
+      </w:pPr>
+      <w:r>
+        <w:rPr>
+          <w:rFonts w:ascii="Times New Roman" w:eastAsia="Times New Roman" w:hAnsi="Times New Roman" w:cs="Times New Roman"/>
+          <w:sz w:val="24"/>
+          <w:szCs w:val="24"/>
+          <w:lang w:eastAsia="en-IN"/>
+        </w:rPr>
+        <w:t>One Line:</w:t>
+      </w:r>
+    </w:p>
+    <w:p>
+      <w:pPr>
+        <w:spacing w:before="100" w:beforeAutospacing="1" w:after="100" w:afterAutospacing="1" w:line="240" w:lineRule="auto"/>
+        <w:rPr>
+          <w:rFonts w:ascii="Times New Roman" w:eastAsia="Times New Roman" w:hAnsi="Times New Roman" w:cs="Times New Roman"/>
+          <w:sz w:val="24"/>
+          <w:szCs w:val="24"/>
+          <w:lang w:eastAsia="en-IN"/>
+        </w:rPr>
+      </w:pPr>
+      <w:r>
+        <w:rPr>
+          <w:rFonts w:ascii="Times New Roman" w:eastAsia="Times New Roman" w:hAnsi="Times New Roman" w:cs="Times New Roman"/>
+          <w:sz w:val="24"/>
+          <w:szCs w:val="24"/>
+          <w:lang w:eastAsia="en-IN"/>
+        </w:rPr>
+        <w:t>One Parent Query + N Child Queries</w:t>
+      </w:r>
+    </w:p>
+    <w:p>
+      <w:pPr>
+        <w:spacing w:before="100" w:beforeAutospacing="1" w:after="100" w:afterAutospacing="1" w:line="240" w:lineRule="auto"/>
+        <w:rPr>
+          <w:rFonts w:ascii="Times New Roman" w:eastAsia="Times New Roman" w:hAnsi="Times New Roman" w:cs="Times New Roman"/>
+          <w:sz w:val="24"/>
+          <w:szCs w:val="24"/>
+          <w:lang w:eastAsia="en-IN"/>
+        </w:rPr>
+      </w:pPr>
+    </w:p>
+    <w:p>
+      <w:pPr>
+        <w:shd w:val="clear" w:color="auto" w:fill="DDD9C3" w:themeFill="background2" w:themeFillShade="E6"/>
+        <w:spacing w:before="100" w:beforeAutospacing="1" w:after="100" w:afterAutospacing="1" w:line="240" w:lineRule="auto"/>
+        <w:outlineLvl w:val="0"/>
+        <w:rPr>
+          <w:rFonts w:ascii="Times New Roman" w:eastAsia="Times New Roman" w:hAnsi="Times New Roman" w:cs="Times New Roman"/>
+          <w:b/>
+          <w:bCs/>
+          <w:kern w:val="36"/>
+          <w:sz w:val="48"/>
+          <w:szCs w:val="48"/>
+          <w:lang w:eastAsia="en-IN"/>
+        </w:rPr>
+      </w:pPr>
+      <w:r>
+        <w:rPr>
+          <w:rFonts w:ascii="Times New Roman" w:eastAsia="Times New Roman" w:hAnsi="Times New Roman" w:cs="Times New Roman"/>
+          <w:b/>
+          <w:bCs/>
+          <w:kern w:val="36"/>
+          <w:sz w:val="48"/>
+          <w:szCs w:val="48"/>
+          <w:lang w:eastAsia="en-IN"/>
+        </w:rPr>
+        <w:t>Solution 1: JOIN FETCH</w:t>
+      </w:r>
+    </w:p>
+    <w:p>
+      <w:pPr>
+        <w:shd w:val="clear" w:color="auto" w:fill="DDD9C3" w:themeFill="background2" w:themeFillShade="E6"/>
+        <w:spacing w:before="100" w:beforeAutospacing="1" w:after="100" w:afterAutospacing="1" w:line="240" w:lineRule="auto"/>
+        <w:rPr>
+          <w:rFonts w:ascii="Times New Roman" w:eastAsia="Times New Roman" w:hAnsi="Times New Roman" w:cs="Times New Roman"/>
+          <w:sz w:val="24"/>
+          <w:szCs w:val="24"/>
+          <w:lang w:eastAsia="en-IN"/>
+        </w:rPr>
+      </w:pPr>
+      <w:r>
+        <w:rPr>
+          <w:rFonts w:ascii="Times New Roman" w:eastAsia="Times New Roman" w:hAnsi="Times New Roman" w:cs="Times New Roman"/>
+          <w:sz w:val="24"/>
+          <w:szCs w:val="24"/>
+          <w:lang w:eastAsia="en-IN"/>
+        </w:rPr>
+        <w:t>Use JPQL:</w:t>
+      </w:r>
+    </w:p>
+    <w:p>
+      <w:pPr>
+        <w:shd w:val="clear" w:color="auto" w:fill="DDD9C3" w:themeFill="background2" w:themeFillShade="E6"/>
+        <w:tabs>
+          <w:tab w:val="left" w:pos="916"/>
+          <w:tab w:val="left" w:pos="1832"/>
+          <w:tab w:val="left" w:pos="2748"/>
+          <w:tab w:val="left" w:pos="3664"/>
+          <w:tab w:val="left" w:pos="4580"/>
+          <w:tab w:val="left" w:pos="5496"/>
+          <w:tab w:val="left" w:pos="6412"/>
+          <w:tab w:val="left" w:pos="7328"/>
+          <w:tab w:val="left" w:pos="8244"/>
+          <w:tab w:val="left" w:pos="9160"/>
+          <w:tab w:val="left" w:pos="10076"/>
+          <w:tab w:val="left" w:pos="10992"/>
+          <w:tab w:val="left" w:pos="11908"/>
+          <w:tab w:val="left" w:pos="12824"/>
+          <w:tab w:val="left" w:pos="13740"/>
+          <w:tab w:val="left" w:pos="14656"/>
+        </w:tabs>
+        <w:spacing w:after="0" w:line="240" w:lineRule="auto"/>
+        <w:rPr>
+          <w:rFonts w:ascii="Courier New" w:eastAsia="Times New Roman" w:hAnsi="Courier New" w:cs="Courier New"/>
+          <w:sz w:val="20"/>
+          <w:szCs w:val="20"/>
           <w:lang w:eastAsia="en-IN"/>
         </w:rPr>
       </w:pPr>
       <w:proofErr w:type="gramStart"/>
       <w:r>
         <w:rPr>
-          <w:rFonts w:ascii="Times New Roman" w:eastAsia="Times New Roman" w:hAnsi="Times New Roman" w:cs="Times New Roman"/>
-          <w:sz w:val="24"/>
-          <w:szCs w:val="24"/>
-          <w:lang w:eastAsia="en-IN"/>
-        </w:rPr>
-        <w:t>Results in excessive database calls.</w:t>
+          <w:rFonts w:ascii="Courier New" w:eastAsia="Times New Roman" w:hAnsi="Courier New" w:cs="Courier New"/>
+          <w:sz w:val="20"/>
+          <w:szCs w:val="20"/>
+          <w:lang w:eastAsia="en-IN"/>
+        </w:rPr>
+        <w:t>@Query(</w:t>
       </w:r>
       <w:proofErr w:type="gramEnd"/>
-    </w:p>
-    <w:p>
-      <w:pPr>
-        <w:spacing w:before="100" w:beforeAutospacing="1" w:after="100" w:afterAutospacing="1" w:line="240" w:lineRule="auto"/>
-        <w:rPr>
-          <w:rFonts w:ascii="Times New Roman" w:eastAsia="Times New Roman" w:hAnsi="Times New Roman" w:cs="Times New Roman"/>
-          <w:sz w:val="24"/>
-          <w:szCs w:val="24"/>
-          <w:lang w:eastAsia="en-IN"/>
-        </w:rPr>
-      </w:pPr>
-      <w:r>
-        <w:rPr>
-          <w:rFonts w:ascii="Times New Roman" w:eastAsia="Times New Roman" w:hAnsi="Times New Roman" w:cs="Times New Roman"/>
-          <w:sz w:val="24"/>
-          <w:szCs w:val="24"/>
-          <w:lang w:eastAsia="en-IN"/>
-        </w:rPr>
-        <w:t>Example:</w:t>
-      </w:r>
-    </w:p>
-    <w:p>
-      <w:pPr>
-        <w:spacing w:before="100" w:beforeAutospacing="1" w:after="100" w:afterAutospacing="1" w:line="240" w:lineRule="auto"/>
-        <w:rPr>
-          <w:rFonts w:ascii="Times New Roman" w:eastAsia="Times New Roman" w:hAnsi="Times New Roman" w:cs="Times New Roman"/>
-          <w:sz w:val="24"/>
-          <w:szCs w:val="24"/>
-          <w:lang w:eastAsia="en-IN"/>
-        </w:rPr>
-      </w:pPr>
-      <w:r>
-        <w:rPr>
-          <w:rFonts w:ascii="Times New Roman" w:eastAsia="Times New Roman" w:hAnsi="Times New Roman" w:cs="Times New Roman"/>
-          <w:sz w:val="24"/>
-          <w:szCs w:val="24"/>
-          <w:lang w:eastAsia="en-IN"/>
-        </w:rPr>
-        <w:t>1 Query → Departments</w:t>
-      </w:r>
-    </w:p>
-    <w:p>
-      <w:pPr>
-        <w:spacing w:before="100" w:beforeAutospacing="1" w:after="100" w:afterAutospacing="1" w:line="240" w:lineRule="auto"/>
-        <w:rPr>
-          <w:rFonts w:ascii="Times New Roman" w:eastAsia="Times New Roman" w:hAnsi="Times New Roman" w:cs="Times New Roman"/>
-          <w:sz w:val="24"/>
-          <w:szCs w:val="24"/>
-          <w:lang w:eastAsia="en-IN"/>
-        </w:rPr>
-      </w:pPr>
-      <w:r>
-        <w:rPr>
-          <w:rFonts w:ascii="Times New Roman" w:eastAsia="Times New Roman" w:hAnsi="Times New Roman" w:cs="Times New Roman"/>
-          <w:sz w:val="24"/>
-          <w:szCs w:val="24"/>
-          <w:lang w:eastAsia="en-IN"/>
-        </w:rPr>
-        <w:t>100 Queries → Employees</w:t>
-      </w:r>
-    </w:p>
-    <w:p>
-      <w:pPr>
-        <w:spacing w:before="100" w:beforeAutospacing="1" w:after="100" w:afterAutospacing="1" w:line="240" w:lineRule="auto"/>
-        <w:rPr>
-          <w:rFonts w:ascii="Times New Roman" w:eastAsia="Times New Roman" w:hAnsi="Times New Roman" w:cs="Times New Roman"/>
-          <w:sz w:val="24"/>
-          <w:szCs w:val="24"/>
-          <w:lang w:eastAsia="en-IN"/>
-        </w:rPr>
-      </w:pPr>
-      <w:r>
-        <w:rPr>
-          <w:rFonts w:ascii="Times New Roman" w:eastAsia="Times New Roman" w:hAnsi="Times New Roman" w:cs="Times New Roman"/>
-          <w:sz w:val="24"/>
-          <w:szCs w:val="24"/>
-          <w:lang w:eastAsia="en-IN"/>
-        </w:rPr>
-        <w:t>Total:</w:t>
-      </w:r>
-    </w:p>
-    <w:p>
-      <w:pPr>
-        <w:spacing w:before="100" w:beforeAutospacing="1" w:after="100" w:afterAutospacing="1" w:line="240" w:lineRule="auto"/>
-        <w:rPr>
-          <w:rFonts w:ascii="Times New Roman" w:eastAsia="Times New Roman" w:hAnsi="Times New Roman" w:cs="Times New Roman"/>
-          <w:sz w:val="24"/>
-          <w:szCs w:val="24"/>
-          <w:lang w:eastAsia="en-IN"/>
-        </w:rPr>
-      </w:pPr>
-      <w:r>
-        <w:rPr>
-          <w:rFonts w:ascii="Times New Roman" w:eastAsia="Times New Roman" w:hAnsi="Times New Roman" w:cs="Times New Roman"/>
-          <w:sz w:val="24"/>
-          <w:szCs w:val="24"/>
-          <w:lang w:eastAsia="en-IN"/>
-        </w:rPr>
-        <w:t>101 Queries</w:t>
-      </w:r>
-    </w:p>
-    <w:p>
-      <w:pPr>
-        <w:spacing w:before="100" w:beforeAutospacing="1" w:after="100" w:afterAutospacing="1" w:line="240" w:lineRule="auto"/>
-        <w:rPr>
-          <w:rFonts w:ascii="Times New Roman" w:eastAsia="Times New Roman" w:hAnsi="Times New Roman" w:cs="Times New Roman"/>
-          <w:sz w:val="24"/>
-          <w:szCs w:val="24"/>
-          <w:lang w:eastAsia="en-IN"/>
-        </w:rPr>
-      </w:pPr>
-      <w:r>
-        <w:rPr>
-          <w:rFonts w:ascii="Times New Roman" w:eastAsia="Times New Roman" w:hAnsi="Times New Roman" w:cs="Times New Roman"/>
-          <w:sz w:val="24"/>
-          <w:szCs w:val="24"/>
-          <w:lang w:eastAsia="en-IN"/>
-        </w:rPr>
-        <w:t>One Line:</w:t>
-      </w:r>
-    </w:p>
-    <w:p>
-      <w:pPr>
-        <w:spacing w:before="100" w:beforeAutospacing="1" w:after="100" w:afterAutospacing="1" w:line="240" w:lineRule="auto"/>
-        <w:rPr>
-          <w:rFonts w:ascii="Times New Roman" w:eastAsia="Times New Roman" w:hAnsi="Times New Roman" w:cs="Times New Roman"/>
-          <w:sz w:val="24"/>
-          <w:szCs w:val="24"/>
-          <w:lang w:eastAsia="en-IN"/>
-        </w:rPr>
-      </w:pPr>
-      <w:r>
-        <w:rPr>
-          <w:rFonts w:ascii="Times New Roman" w:eastAsia="Times New Roman" w:hAnsi="Times New Roman" w:cs="Times New Roman"/>
-          <w:sz w:val="24"/>
-          <w:szCs w:val="24"/>
-          <w:lang w:eastAsia="en-IN"/>
-        </w:rPr>
-        <w:t>One Parent Query + N Child Queries</w:t>
-      </w:r>
-    </w:p>
-    <w:p>
-      <w:pPr>
+      <w:r>
+        <w:rPr>
+          <w:rFonts w:ascii="Courier New" w:eastAsia="Times New Roman" w:hAnsi="Courier New" w:cs="Courier New"/>
+          <w:sz w:val="20"/>
+          <w:szCs w:val="20"/>
+          <w:lang w:eastAsia="en-IN"/>
+        </w:rPr>
+        <w:br/>
+        <w:t xml:space="preserve">"SELECT d FROM Department d JOIN FETCH </w:t>
+      </w:r>
+      <w:proofErr w:type="spellStart"/>
+      <w:r>
+        <w:rPr>
+          <w:rFonts w:ascii="Courier New" w:eastAsia="Times New Roman" w:hAnsi="Courier New" w:cs="Courier New"/>
+          <w:sz w:val="20"/>
+          <w:szCs w:val="20"/>
+          <w:lang w:eastAsia="en-IN"/>
+        </w:rPr>
+        <w:t>d.employees</w:t>
+      </w:r>
+      <w:proofErr w:type="spellEnd"/>
+      <w:r>
+        <w:rPr>
+          <w:rFonts w:ascii="Courier New" w:eastAsia="Times New Roman" w:hAnsi="Courier New" w:cs="Courier New"/>
+          <w:sz w:val="20"/>
+          <w:szCs w:val="20"/>
+          <w:lang w:eastAsia="en-IN"/>
+        </w:rPr>
+        <w:t>"</w:t>
+      </w:r>
+      <w:r>
+        <w:rPr>
+          <w:rFonts w:ascii="Courier New" w:eastAsia="Times New Roman" w:hAnsi="Courier New" w:cs="Courier New"/>
+          <w:sz w:val="20"/>
+          <w:szCs w:val="20"/>
+          <w:lang w:eastAsia="en-IN"/>
+        </w:rPr>
+        <w:br/>
+      </w:r>
+      <w:r>
+        <w:rPr>
+          <w:rFonts w:ascii="Courier New" w:eastAsia="Times New Roman" w:hAnsi="Courier New" w:cs="Courier New"/>
+          <w:sz w:val="20"/>
+          <w:szCs w:val="20"/>
+          <w:lang w:eastAsia="en-IN"/>
+        </w:rPr>
+        <w:lastRenderedPageBreak/>
+        <w:t>)</w:t>
+      </w:r>
+      <w:r>
+        <w:rPr>
+          <w:rFonts w:ascii="Courier New" w:eastAsia="Times New Roman" w:hAnsi="Courier New" w:cs="Courier New"/>
+          <w:sz w:val="20"/>
+          <w:szCs w:val="20"/>
+          <w:lang w:eastAsia="en-IN"/>
+        </w:rPr>
+        <w:br/>
+        <w:t xml:space="preserve">List&lt;Department&gt; </w:t>
+      </w:r>
+      <w:proofErr w:type="spellStart"/>
+      <w:r>
+        <w:rPr>
+          <w:rFonts w:ascii="Courier New" w:eastAsia="Times New Roman" w:hAnsi="Courier New" w:cs="Courier New"/>
+          <w:sz w:val="20"/>
+          <w:szCs w:val="20"/>
+          <w:lang w:eastAsia="en-IN"/>
+        </w:rPr>
+        <w:t>findAllDepartments</w:t>
+      </w:r>
+      <w:proofErr w:type="spellEnd"/>
+      <w:r>
+        <w:rPr>
+          <w:rFonts w:ascii="Courier New" w:eastAsia="Times New Roman" w:hAnsi="Courier New" w:cs="Courier New"/>
+          <w:sz w:val="20"/>
+          <w:szCs w:val="20"/>
+          <w:lang w:eastAsia="en-IN"/>
+        </w:rPr>
+        <w:t>();</w:t>
+      </w:r>
+    </w:p>
+    <w:p>
+      <w:pPr>
+        <w:shd w:val="clear" w:color="auto" w:fill="DDD9C3" w:themeFill="background2" w:themeFillShade="E6"/>
+        <w:spacing w:before="100" w:beforeAutospacing="1" w:after="100" w:afterAutospacing="1" w:line="240" w:lineRule="auto"/>
+        <w:rPr>
+          <w:rFonts w:ascii="Times New Roman" w:eastAsia="Times New Roman" w:hAnsi="Times New Roman" w:cs="Times New Roman"/>
+          <w:sz w:val="24"/>
+          <w:szCs w:val="24"/>
+          <w:lang w:eastAsia="en-IN"/>
+        </w:rPr>
+      </w:pPr>
+      <w:r>
+        <w:rPr>
+          <w:rFonts w:ascii="Times New Roman" w:eastAsia="Times New Roman" w:hAnsi="Times New Roman" w:cs="Times New Roman"/>
+          <w:sz w:val="24"/>
+          <w:szCs w:val="24"/>
+          <w:lang w:eastAsia="en-IN"/>
+        </w:rPr>
+        <w:t>Now Hibernate executes:</w:t>
+      </w:r>
+    </w:p>
+    <w:p>
+      <w:pPr>
+        <w:shd w:val="clear" w:color="auto" w:fill="DDD9C3" w:themeFill="background2" w:themeFillShade="E6"/>
+        <w:tabs>
+          <w:tab w:val="left" w:pos="916"/>
+          <w:tab w:val="left" w:pos="1832"/>
+          <w:tab w:val="left" w:pos="2748"/>
+          <w:tab w:val="left" w:pos="3664"/>
+          <w:tab w:val="left" w:pos="4580"/>
+          <w:tab w:val="left" w:pos="5496"/>
+          <w:tab w:val="left" w:pos="6412"/>
+          <w:tab w:val="left" w:pos="7328"/>
+          <w:tab w:val="left" w:pos="8244"/>
+          <w:tab w:val="left" w:pos="9160"/>
+          <w:tab w:val="left" w:pos="10076"/>
+          <w:tab w:val="left" w:pos="10992"/>
+          <w:tab w:val="left" w:pos="11908"/>
+          <w:tab w:val="left" w:pos="12824"/>
+          <w:tab w:val="left" w:pos="13740"/>
+          <w:tab w:val="left" w:pos="14656"/>
+        </w:tabs>
         <w:spacing w:after="0" w:line="240" w:lineRule="auto"/>
         <w:rPr>
+          <w:rFonts w:ascii="Courier New" w:eastAsia="Times New Roman" w:hAnsi="Courier New" w:cs="Courier New"/>
+          <w:sz w:val="20"/>
+          <w:szCs w:val="20"/>
+          <w:lang w:eastAsia="en-IN"/>
+        </w:rPr>
+      </w:pPr>
+      <w:r>
+        <w:rPr>
+          <w:rFonts w:ascii="Courier New" w:eastAsia="Times New Roman" w:hAnsi="Courier New" w:cs="Courier New"/>
+          <w:sz w:val="20"/>
+          <w:szCs w:val="20"/>
+          <w:lang w:eastAsia="en-IN"/>
+        </w:rPr>
+        <w:t>SELECT d.*, e.*</w:t>
+      </w:r>
+      <w:r>
+        <w:rPr>
+          <w:rFonts w:ascii="Courier New" w:eastAsia="Times New Roman" w:hAnsi="Courier New" w:cs="Courier New"/>
+          <w:sz w:val="20"/>
+          <w:szCs w:val="20"/>
+          <w:lang w:eastAsia="en-IN"/>
+        </w:rPr>
+        <w:br/>
+        <w:t>FROM department d</w:t>
+      </w:r>
+      <w:r>
+        <w:rPr>
+          <w:rFonts w:ascii="Courier New" w:eastAsia="Times New Roman" w:hAnsi="Courier New" w:cs="Courier New"/>
+          <w:sz w:val="20"/>
+          <w:szCs w:val="20"/>
+          <w:lang w:eastAsia="en-IN"/>
+        </w:rPr>
+        <w:br/>
+        <w:t>JOIN employee e</w:t>
+      </w:r>
+      <w:r>
+        <w:rPr>
+          <w:rFonts w:ascii="Courier New" w:eastAsia="Times New Roman" w:hAnsi="Courier New" w:cs="Courier New"/>
+          <w:sz w:val="20"/>
+          <w:szCs w:val="20"/>
+          <w:lang w:eastAsia="en-IN"/>
+        </w:rPr>
+        <w:br/>
+        <w:t xml:space="preserve">ON d.id = </w:t>
+      </w:r>
+      <w:proofErr w:type="spellStart"/>
+      <w:r>
+        <w:rPr>
+          <w:rFonts w:ascii="Courier New" w:eastAsia="Times New Roman" w:hAnsi="Courier New" w:cs="Courier New"/>
+          <w:sz w:val="20"/>
+          <w:szCs w:val="20"/>
+          <w:lang w:eastAsia="en-IN"/>
+        </w:rPr>
+        <w:t>e.dept_id</w:t>
+      </w:r>
+      <w:proofErr w:type="spellEnd"/>
+      <w:r>
+        <w:rPr>
+          <w:rFonts w:ascii="Courier New" w:eastAsia="Times New Roman" w:hAnsi="Courier New" w:cs="Courier New"/>
+          <w:sz w:val="20"/>
+          <w:szCs w:val="20"/>
+          <w:lang w:eastAsia="en-IN"/>
+        </w:rPr>
+        <w:t>;</w:t>
+      </w:r>
+    </w:p>
+    <w:p>
+      <w:pPr>
+        <w:shd w:val="clear" w:color="auto" w:fill="DDD9C3" w:themeFill="background2" w:themeFillShade="E6"/>
+        <w:spacing w:before="100" w:beforeAutospacing="1" w:after="100" w:afterAutospacing="1" w:line="240" w:lineRule="auto"/>
+        <w:rPr>
+          <w:rFonts w:ascii="Times New Roman" w:eastAsia="Times New Roman" w:hAnsi="Times New Roman" w:cs="Times New Roman"/>
+          <w:sz w:val="24"/>
+          <w:szCs w:val="24"/>
+          <w:lang w:eastAsia="en-IN"/>
+        </w:rPr>
+      </w:pPr>
+      <w:r>
+        <w:rPr>
+          <w:rFonts w:ascii="Times New Roman" w:eastAsia="Times New Roman" w:hAnsi="Times New Roman" w:cs="Times New Roman"/>
+          <w:sz w:val="24"/>
+          <w:szCs w:val="24"/>
+          <w:lang w:eastAsia="en-IN"/>
+        </w:rPr>
+        <w:t>Only:</w:t>
+      </w:r>
+    </w:p>
+    <w:p>
+      <w:pPr>
+        <w:shd w:val="clear" w:color="auto" w:fill="DDD9C3" w:themeFill="background2" w:themeFillShade="E6"/>
+        <w:tabs>
+          <w:tab w:val="left" w:pos="916"/>
+          <w:tab w:val="left" w:pos="1832"/>
+          <w:tab w:val="left" w:pos="2748"/>
+          <w:tab w:val="left" w:pos="3664"/>
+          <w:tab w:val="left" w:pos="4580"/>
+          <w:tab w:val="left" w:pos="5496"/>
+          <w:tab w:val="left" w:pos="6412"/>
+          <w:tab w:val="left" w:pos="7328"/>
+          <w:tab w:val="left" w:pos="8244"/>
+          <w:tab w:val="left" w:pos="9160"/>
+          <w:tab w:val="left" w:pos="10076"/>
+          <w:tab w:val="left" w:pos="10992"/>
+          <w:tab w:val="left" w:pos="11908"/>
+          <w:tab w:val="left" w:pos="12824"/>
+          <w:tab w:val="left" w:pos="13740"/>
+          <w:tab w:val="left" w:pos="14656"/>
+        </w:tabs>
+        <w:spacing w:after="0" w:line="240" w:lineRule="auto"/>
+        <w:rPr>
+          <w:rFonts w:ascii="Courier New" w:eastAsia="Times New Roman" w:hAnsi="Courier New" w:cs="Courier New"/>
+          <w:sz w:val="20"/>
+          <w:szCs w:val="20"/>
+          <w:lang w:eastAsia="en-IN"/>
+        </w:rPr>
+      </w:pPr>
+      <w:r>
+        <w:rPr>
+          <w:rFonts w:ascii="Courier New" w:eastAsia="Times New Roman" w:hAnsi="Courier New" w:cs="Courier New"/>
+          <w:sz w:val="20"/>
+          <w:szCs w:val="20"/>
+          <w:lang w:eastAsia="en-IN"/>
+        </w:rPr>
+        <w:t>1 Query</w:t>
+      </w:r>
+    </w:p>
+    <w:p>
+      <w:pPr>
+        <w:shd w:val="clear" w:color="auto" w:fill="DDD9C3" w:themeFill="background2" w:themeFillShade="E6"/>
+        <w:spacing w:after="0" w:line="240" w:lineRule="auto"/>
+        <w:rPr>
+          <w:rFonts w:ascii="Times New Roman" w:eastAsia="Times New Roman" w:hAnsi="Times New Roman" w:cs="Times New Roman"/>
+          <w:sz w:val="24"/>
+          <w:szCs w:val="24"/>
+          <w:lang w:eastAsia="en-IN"/>
+        </w:rPr>
+      </w:pPr>
+      <w:r>
+        <w:rPr>
+          <w:rFonts w:ascii="Times New Roman" w:eastAsia="Times New Roman" w:hAnsi="Times New Roman" w:cs="Times New Roman"/>
+          <w:sz w:val="24"/>
+          <w:szCs w:val="24"/>
+          <w:lang w:eastAsia="en-IN"/>
+        </w:rPr>
+        <w:pict>
+          <v:rect id="_x0000_i1040" style="width:0;height:1.5pt" o:hralign="center" o:hrstd="t" o:hr="t" fillcolor="#a0a0a0" stroked="f"/>
+        </w:pict>
+      </w:r>
+    </w:p>
+    <w:p>
+      <w:pPr>
+        <w:shd w:val="clear" w:color="auto" w:fill="DDD9C3" w:themeFill="background2" w:themeFillShade="E6"/>
+        <w:spacing w:before="100" w:beforeAutospacing="1" w:after="100" w:afterAutospacing="1" w:line="240" w:lineRule="auto"/>
+        <w:outlineLvl w:val="0"/>
+        <w:rPr>
+          <w:rFonts w:ascii="Times New Roman" w:eastAsia="Times New Roman" w:hAnsi="Times New Roman" w:cs="Times New Roman"/>
+          <w:b/>
+          <w:bCs/>
+          <w:kern w:val="36"/>
+          <w:sz w:val="48"/>
+          <w:szCs w:val="48"/>
+          <w:lang w:eastAsia="en-IN"/>
+        </w:rPr>
+      </w:pPr>
+      <w:r>
+        <w:rPr>
+          <w:rFonts w:ascii="Times New Roman" w:eastAsia="Times New Roman" w:hAnsi="Times New Roman" w:cs="Times New Roman"/>
+          <w:b/>
+          <w:bCs/>
+          <w:kern w:val="36"/>
+          <w:sz w:val="48"/>
+          <w:szCs w:val="48"/>
+          <w:lang w:eastAsia="en-IN"/>
+        </w:rPr>
+        <w:t xml:space="preserve">Solution 2: </w:t>
+      </w:r>
+      <w:proofErr w:type="spellStart"/>
+      <w:r>
+        <w:rPr>
+          <w:rFonts w:ascii="Times New Roman" w:eastAsia="Times New Roman" w:hAnsi="Times New Roman" w:cs="Times New Roman"/>
+          <w:b/>
+          <w:bCs/>
+          <w:kern w:val="36"/>
+          <w:sz w:val="48"/>
+          <w:szCs w:val="48"/>
+          <w:lang w:eastAsia="en-IN"/>
+        </w:rPr>
+        <w:t>EntityGraph</w:t>
+      </w:r>
+      <w:proofErr w:type="spellEnd"/>
+      <w:r>
+        <w:rPr>
+          <w:rFonts w:ascii="Times New Roman" w:eastAsia="Times New Roman" w:hAnsi="Times New Roman" w:cs="Times New Roman"/>
+          <w:b/>
+          <w:bCs/>
+          <w:kern w:val="36"/>
+          <w:sz w:val="48"/>
+          <w:szCs w:val="48"/>
+          <w:lang w:eastAsia="en-IN"/>
+        </w:rPr>
+        <w:t xml:space="preserve"> (Spring Data JPA)</w:t>
+      </w:r>
+    </w:p>
+    <w:p>
+      <w:pPr>
+        <w:shd w:val="clear" w:color="auto" w:fill="DDD9C3" w:themeFill="background2" w:themeFillShade="E6"/>
+        <w:tabs>
+          <w:tab w:val="left" w:pos="916"/>
+          <w:tab w:val="left" w:pos="1832"/>
+          <w:tab w:val="left" w:pos="2748"/>
+          <w:tab w:val="left" w:pos="3664"/>
+          <w:tab w:val="left" w:pos="4580"/>
+          <w:tab w:val="left" w:pos="5496"/>
+          <w:tab w:val="left" w:pos="6412"/>
+          <w:tab w:val="left" w:pos="7328"/>
+          <w:tab w:val="left" w:pos="8244"/>
+          <w:tab w:val="left" w:pos="9160"/>
+          <w:tab w:val="left" w:pos="10076"/>
+          <w:tab w:val="left" w:pos="10992"/>
+          <w:tab w:val="left" w:pos="11908"/>
+          <w:tab w:val="left" w:pos="12824"/>
+          <w:tab w:val="left" w:pos="13740"/>
+          <w:tab w:val="left" w:pos="14656"/>
+        </w:tabs>
+        <w:spacing w:after="0" w:line="240" w:lineRule="auto"/>
+        <w:rPr>
+          <w:rFonts w:ascii="Courier New" w:eastAsia="Times New Roman" w:hAnsi="Courier New" w:cs="Courier New"/>
+          <w:sz w:val="20"/>
+          <w:szCs w:val="20"/>
+          <w:lang w:eastAsia="en-IN"/>
+        </w:rPr>
+      </w:pPr>
+      <w:proofErr w:type="gramStart"/>
+      <w:r>
+        <w:rPr>
+          <w:rFonts w:ascii="Courier New" w:eastAsia="Times New Roman" w:hAnsi="Courier New" w:cs="Courier New"/>
+          <w:sz w:val="20"/>
+          <w:szCs w:val="20"/>
+          <w:lang w:eastAsia="en-IN"/>
+        </w:rPr>
+        <w:t>@</w:t>
+      </w:r>
+      <w:proofErr w:type="spellStart"/>
+      <w:r>
+        <w:rPr>
+          <w:rFonts w:ascii="Courier New" w:eastAsia="Times New Roman" w:hAnsi="Courier New" w:cs="Courier New"/>
+          <w:sz w:val="20"/>
+          <w:szCs w:val="20"/>
+          <w:lang w:eastAsia="en-IN"/>
+        </w:rPr>
+        <w:t>EntityGraph</w:t>
+      </w:r>
+      <w:proofErr w:type="spellEnd"/>
+      <w:r>
+        <w:rPr>
+          <w:rFonts w:ascii="Courier New" w:eastAsia="Times New Roman" w:hAnsi="Courier New" w:cs="Courier New"/>
+          <w:sz w:val="20"/>
+          <w:szCs w:val="20"/>
+          <w:lang w:eastAsia="en-IN"/>
+        </w:rPr>
+        <w:t>(</w:t>
+      </w:r>
+      <w:proofErr w:type="spellStart"/>
+      <w:proofErr w:type="gramEnd"/>
+      <w:r>
+        <w:rPr>
+          <w:rFonts w:ascii="Courier New" w:eastAsia="Times New Roman" w:hAnsi="Courier New" w:cs="Courier New"/>
+          <w:sz w:val="20"/>
+          <w:szCs w:val="20"/>
+          <w:lang w:eastAsia="en-IN"/>
+        </w:rPr>
+        <w:t>attributePaths</w:t>
+      </w:r>
+      <w:proofErr w:type="spellEnd"/>
+      <w:r>
+        <w:rPr>
+          <w:rFonts w:ascii="Courier New" w:eastAsia="Times New Roman" w:hAnsi="Courier New" w:cs="Courier New"/>
+          <w:sz w:val="20"/>
+          <w:szCs w:val="20"/>
+          <w:lang w:eastAsia="en-IN"/>
+        </w:rPr>
+        <w:t xml:space="preserve"> = "employees")</w:t>
+      </w:r>
+      <w:r>
+        <w:rPr>
+          <w:rFonts w:ascii="Courier New" w:eastAsia="Times New Roman" w:hAnsi="Courier New" w:cs="Courier New"/>
+          <w:sz w:val="20"/>
+          <w:szCs w:val="20"/>
+          <w:lang w:eastAsia="en-IN"/>
+        </w:rPr>
+        <w:br/>
+        <w:t xml:space="preserve">List&lt;Department&gt; </w:t>
+      </w:r>
+      <w:proofErr w:type="spellStart"/>
+      <w:r>
+        <w:rPr>
+          <w:rFonts w:ascii="Courier New" w:eastAsia="Times New Roman" w:hAnsi="Courier New" w:cs="Courier New"/>
+          <w:sz w:val="20"/>
+          <w:szCs w:val="20"/>
+          <w:lang w:eastAsia="en-IN"/>
+        </w:rPr>
+        <w:t>findAll</w:t>
+      </w:r>
+      <w:proofErr w:type="spellEnd"/>
+      <w:r>
+        <w:rPr>
+          <w:rFonts w:ascii="Courier New" w:eastAsia="Times New Roman" w:hAnsi="Courier New" w:cs="Courier New"/>
+          <w:sz w:val="20"/>
+          <w:szCs w:val="20"/>
+          <w:lang w:eastAsia="en-IN"/>
+        </w:rPr>
+        <w:t>();</w:t>
+      </w:r>
+    </w:p>
+    <w:p>
+      <w:pPr>
+        <w:shd w:val="clear" w:color="auto" w:fill="DDD9C3" w:themeFill="background2" w:themeFillShade="E6"/>
+        <w:spacing w:before="100" w:beforeAutospacing="1" w:after="100" w:afterAutospacing="1" w:line="240" w:lineRule="auto"/>
+        <w:rPr>
+          <w:rFonts w:ascii="Times New Roman" w:eastAsia="Times New Roman" w:hAnsi="Times New Roman" w:cs="Times New Roman"/>
+          <w:sz w:val="24"/>
+          <w:szCs w:val="24"/>
+          <w:lang w:eastAsia="en-IN"/>
+        </w:rPr>
+      </w:pPr>
+      <w:proofErr w:type="gramStart"/>
+      <w:r>
+        <w:rPr>
+          <w:rFonts w:ascii="Times New Roman" w:eastAsia="Times New Roman" w:hAnsi="Times New Roman" w:cs="Times New Roman"/>
+          <w:sz w:val="24"/>
+          <w:szCs w:val="24"/>
+          <w:lang w:eastAsia="en-IN"/>
+        </w:rPr>
+        <w:t>Hibernate</w:t>
+      </w:r>
+      <w:proofErr w:type="gramEnd"/>
+      <w:r>
+        <w:rPr>
+          <w:rFonts w:ascii="Times New Roman" w:eastAsia="Times New Roman" w:hAnsi="Times New Roman" w:cs="Times New Roman"/>
+          <w:sz w:val="24"/>
+          <w:szCs w:val="24"/>
+          <w:lang w:eastAsia="en-IN"/>
+        </w:rPr>
+        <w:t xml:space="preserve"> loads:</w:t>
+      </w:r>
+    </w:p>
+    <w:p>
+      <w:pPr>
+        <w:shd w:val="clear" w:color="auto" w:fill="DDD9C3" w:themeFill="background2" w:themeFillShade="E6"/>
+        <w:tabs>
+          <w:tab w:val="left" w:pos="916"/>
+          <w:tab w:val="left" w:pos="1832"/>
+          <w:tab w:val="left" w:pos="2748"/>
+          <w:tab w:val="left" w:pos="3664"/>
+          <w:tab w:val="left" w:pos="4580"/>
+          <w:tab w:val="left" w:pos="5496"/>
+          <w:tab w:val="left" w:pos="6412"/>
+          <w:tab w:val="left" w:pos="7328"/>
+          <w:tab w:val="left" w:pos="8244"/>
+          <w:tab w:val="left" w:pos="9160"/>
+          <w:tab w:val="left" w:pos="10076"/>
+          <w:tab w:val="left" w:pos="10992"/>
+          <w:tab w:val="left" w:pos="11908"/>
+          <w:tab w:val="left" w:pos="12824"/>
+          <w:tab w:val="left" w:pos="13740"/>
+          <w:tab w:val="left" w:pos="14656"/>
+        </w:tabs>
+        <w:spacing w:after="0" w:line="240" w:lineRule="auto"/>
+        <w:rPr>
+          <w:rFonts w:ascii="Courier New" w:eastAsia="Times New Roman" w:hAnsi="Courier New" w:cs="Courier New"/>
+          <w:sz w:val="20"/>
+          <w:szCs w:val="20"/>
+          <w:lang w:eastAsia="en-IN"/>
+        </w:rPr>
+      </w:pPr>
+      <w:r>
+        <w:rPr>
+          <w:rFonts w:ascii="Courier New" w:eastAsia="Times New Roman" w:hAnsi="Courier New" w:cs="Courier New"/>
+          <w:sz w:val="20"/>
+          <w:szCs w:val="20"/>
+          <w:lang w:eastAsia="en-IN"/>
+        </w:rPr>
+        <w:t>Department + Employees</w:t>
+      </w:r>
+    </w:p>
+    <w:p>
+      <w:pPr>
+        <w:shd w:val="clear" w:color="auto" w:fill="DDD9C3" w:themeFill="background2" w:themeFillShade="E6"/>
+        <w:spacing w:before="100" w:beforeAutospacing="1" w:after="100" w:afterAutospacing="1" w:line="240" w:lineRule="auto"/>
+        <w:rPr>
+          <w:rFonts w:ascii="Times New Roman" w:eastAsia="Times New Roman" w:hAnsi="Times New Roman" w:cs="Times New Roman"/>
+          <w:sz w:val="24"/>
+          <w:szCs w:val="24"/>
+          <w:lang w:eastAsia="en-IN"/>
+        </w:rPr>
+      </w:pPr>
+      <w:proofErr w:type="gramStart"/>
+      <w:r>
+        <w:rPr>
+          <w:rFonts w:ascii="Times New Roman" w:eastAsia="Times New Roman" w:hAnsi="Times New Roman" w:cs="Times New Roman"/>
+          <w:sz w:val="24"/>
+          <w:szCs w:val="24"/>
+          <w:lang w:eastAsia="en-IN"/>
+        </w:rPr>
+        <w:t>in</w:t>
+      </w:r>
+      <w:proofErr w:type="gramEnd"/>
+      <w:r>
+        <w:rPr>
+          <w:rFonts w:ascii="Times New Roman" w:eastAsia="Times New Roman" w:hAnsi="Times New Roman" w:cs="Times New Roman"/>
+          <w:sz w:val="24"/>
+          <w:szCs w:val="24"/>
+          <w:lang w:eastAsia="en-IN"/>
+        </w:rPr>
+        <w:t xml:space="preserve"> one query.</w:t>
+      </w:r>
+    </w:p>
+    <w:p>
+      <w:pPr>
+        <w:shd w:val="clear" w:color="auto" w:fill="DDD9C3" w:themeFill="background2" w:themeFillShade="E6"/>
+        <w:spacing w:after="0" w:line="240" w:lineRule="auto"/>
+        <w:rPr>
           <w:rFonts w:ascii="Times New Roman" w:eastAsia="Times New Roman" w:hAnsi="Times New Roman" w:cs="Times New Roman"/>
           <w:sz w:val="24"/>
           <w:szCs w:val="24"/>
@@ -2567,6 +3388,296 @@
           <w:lang w:eastAsia="en-IN"/>
         </w:rPr>
         <w:lastRenderedPageBreak/>
+        <w:pict>
+          <v:rect id="_x0000_i1041" style="width:0;height:1.5pt" o:hralign="center" o:hrstd="t" o:hr="t" fillcolor="#a0a0a0" stroked="f"/>
+        </w:pict>
+      </w:r>
+    </w:p>
+    <w:p>
+      <w:pPr>
+        <w:shd w:val="clear" w:color="auto" w:fill="DDD9C3" w:themeFill="background2" w:themeFillShade="E6"/>
+        <w:spacing w:before="100" w:beforeAutospacing="1" w:after="100" w:afterAutospacing="1" w:line="240" w:lineRule="auto"/>
+        <w:outlineLvl w:val="0"/>
+        <w:rPr>
+          <w:rFonts w:ascii="Times New Roman" w:eastAsia="Times New Roman" w:hAnsi="Times New Roman" w:cs="Times New Roman"/>
+          <w:b/>
+          <w:bCs/>
+          <w:kern w:val="36"/>
+          <w:sz w:val="48"/>
+          <w:szCs w:val="48"/>
+          <w:lang w:eastAsia="en-IN"/>
+        </w:rPr>
+      </w:pPr>
+      <w:r>
+        <w:rPr>
+          <w:rFonts w:ascii="Times New Roman" w:eastAsia="Times New Roman" w:hAnsi="Times New Roman" w:cs="Times New Roman"/>
+          <w:b/>
+          <w:bCs/>
+          <w:kern w:val="36"/>
+          <w:sz w:val="48"/>
+          <w:szCs w:val="48"/>
+          <w:lang w:eastAsia="en-IN"/>
+        </w:rPr>
+        <w:t>Solution 3: Batch Fetching</w:t>
+      </w:r>
+    </w:p>
+    <w:p>
+      <w:pPr>
+        <w:shd w:val="clear" w:color="auto" w:fill="DDD9C3" w:themeFill="background2" w:themeFillShade="E6"/>
+        <w:tabs>
+          <w:tab w:val="left" w:pos="916"/>
+          <w:tab w:val="left" w:pos="1832"/>
+          <w:tab w:val="left" w:pos="2748"/>
+          <w:tab w:val="left" w:pos="3664"/>
+          <w:tab w:val="left" w:pos="4580"/>
+          <w:tab w:val="left" w:pos="5496"/>
+          <w:tab w:val="left" w:pos="6412"/>
+          <w:tab w:val="left" w:pos="7328"/>
+          <w:tab w:val="left" w:pos="8244"/>
+          <w:tab w:val="left" w:pos="9160"/>
+          <w:tab w:val="left" w:pos="10076"/>
+          <w:tab w:val="left" w:pos="10992"/>
+          <w:tab w:val="left" w:pos="11908"/>
+          <w:tab w:val="left" w:pos="12824"/>
+          <w:tab w:val="left" w:pos="13740"/>
+          <w:tab w:val="left" w:pos="14656"/>
+        </w:tabs>
+        <w:spacing w:after="0" w:line="240" w:lineRule="auto"/>
+        <w:rPr>
+          <w:rFonts w:ascii="Courier New" w:eastAsia="Times New Roman" w:hAnsi="Courier New" w:cs="Courier New"/>
+          <w:sz w:val="20"/>
+          <w:szCs w:val="20"/>
+          <w:lang w:eastAsia="en-IN"/>
+        </w:rPr>
+      </w:pPr>
+      <w:r>
+        <w:rPr>
+          <w:rFonts w:ascii="Courier New" w:eastAsia="Times New Roman" w:hAnsi="Courier New" w:cs="Courier New"/>
+          <w:sz w:val="20"/>
+          <w:szCs w:val="20"/>
+          <w:lang w:eastAsia="en-IN"/>
+        </w:rPr>
+        <w:t>@</w:t>
+      </w:r>
+      <w:proofErr w:type="spellStart"/>
+      <w:r>
+        <w:rPr>
+          <w:rFonts w:ascii="Courier New" w:eastAsia="Times New Roman" w:hAnsi="Courier New" w:cs="Courier New"/>
+          <w:sz w:val="20"/>
+          <w:szCs w:val="20"/>
+          <w:lang w:eastAsia="en-IN"/>
+        </w:rPr>
+        <w:t>OneToMany</w:t>
+      </w:r>
+      <w:proofErr w:type="spellEnd"/>
+      <w:r>
+        <w:rPr>
+          <w:rFonts w:ascii="Courier New" w:eastAsia="Times New Roman" w:hAnsi="Courier New" w:cs="Courier New"/>
+          <w:sz w:val="20"/>
+          <w:szCs w:val="20"/>
+          <w:lang w:eastAsia="en-IN"/>
+        </w:rPr>
+        <w:br/>
+      </w:r>
+      <w:proofErr w:type="gramStart"/>
+      <w:r>
+        <w:rPr>
+          <w:rFonts w:ascii="Courier New" w:eastAsia="Times New Roman" w:hAnsi="Courier New" w:cs="Courier New"/>
+          <w:sz w:val="20"/>
+          <w:szCs w:val="20"/>
+          <w:lang w:eastAsia="en-IN"/>
+        </w:rPr>
+        <w:t>@</w:t>
+      </w:r>
+      <w:proofErr w:type="spellStart"/>
+      <w:r>
+        <w:rPr>
+          <w:rFonts w:ascii="Courier New" w:eastAsia="Times New Roman" w:hAnsi="Courier New" w:cs="Courier New"/>
+          <w:sz w:val="20"/>
+          <w:szCs w:val="20"/>
+          <w:lang w:eastAsia="en-IN"/>
+        </w:rPr>
+        <w:t>BatchSize</w:t>
+      </w:r>
+      <w:proofErr w:type="spellEnd"/>
+      <w:r>
+        <w:rPr>
+          <w:rFonts w:ascii="Courier New" w:eastAsia="Times New Roman" w:hAnsi="Courier New" w:cs="Courier New"/>
+          <w:sz w:val="20"/>
+          <w:szCs w:val="20"/>
+          <w:lang w:eastAsia="en-IN"/>
+        </w:rPr>
+        <w:t>(</w:t>
+      </w:r>
+      <w:proofErr w:type="gramEnd"/>
+      <w:r>
+        <w:rPr>
+          <w:rFonts w:ascii="Courier New" w:eastAsia="Times New Roman" w:hAnsi="Courier New" w:cs="Courier New"/>
+          <w:sz w:val="20"/>
+          <w:szCs w:val="20"/>
+          <w:lang w:eastAsia="en-IN"/>
+        </w:rPr>
+        <w:t>size = 20)</w:t>
+      </w:r>
+      <w:r>
+        <w:rPr>
+          <w:rFonts w:ascii="Courier New" w:eastAsia="Times New Roman" w:hAnsi="Courier New" w:cs="Courier New"/>
+          <w:sz w:val="20"/>
+          <w:szCs w:val="20"/>
+          <w:lang w:eastAsia="en-IN"/>
+        </w:rPr>
+        <w:br/>
+        <w:t>private List&lt;Employee&gt; employees;</w:t>
+      </w:r>
+    </w:p>
+    <w:p>
+      <w:pPr>
+        <w:shd w:val="clear" w:color="auto" w:fill="DDD9C3" w:themeFill="background2" w:themeFillShade="E6"/>
+        <w:spacing w:before="100" w:beforeAutospacing="1" w:after="100" w:afterAutospacing="1" w:line="240" w:lineRule="auto"/>
+        <w:rPr>
+          <w:rFonts w:ascii="Times New Roman" w:eastAsia="Times New Roman" w:hAnsi="Times New Roman" w:cs="Times New Roman"/>
+          <w:sz w:val="24"/>
+          <w:szCs w:val="24"/>
+          <w:lang w:eastAsia="en-IN"/>
+        </w:rPr>
+      </w:pPr>
+      <w:r>
+        <w:rPr>
+          <w:rFonts w:ascii="Times New Roman" w:eastAsia="Times New Roman" w:hAnsi="Times New Roman" w:cs="Times New Roman"/>
+          <w:sz w:val="24"/>
+          <w:szCs w:val="24"/>
+          <w:lang w:eastAsia="en-IN"/>
+        </w:rPr>
+        <w:t>Instead of:</w:t>
+      </w:r>
+    </w:p>
+    <w:p>
+      <w:pPr>
+        <w:shd w:val="clear" w:color="auto" w:fill="DDD9C3" w:themeFill="background2" w:themeFillShade="E6"/>
+        <w:tabs>
+          <w:tab w:val="left" w:pos="916"/>
+          <w:tab w:val="left" w:pos="1832"/>
+          <w:tab w:val="left" w:pos="2748"/>
+          <w:tab w:val="left" w:pos="3664"/>
+          <w:tab w:val="left" w:pos="4580"/>
+          <w:tab w:val="left" w:pos="5496"/>
+          <w:tab w:val="left" w:pos="6412"/>
+          <w:tab w:val="left" w:pos="7328"/>
+          <w:tab w:val="left" w:pos="8244"/>
+          <w:tab w:val="left" w:pos="9160"/>
+          <w:tab w:val="left" w:pos="10076"/>
+          <w:tab w:val="left" w:pos="10992"/>
+          <w:tab w:val="left" w:pos="11908"/>
+          <w:tab w:val="left" w:pos="12824"/>
+          <w:tab w:val="left" w:pos="13740"/>
+          <w:tab w:val="left" w:pos="14656"/>
+        </w:tabs>
+        <w:spacing w:after="0" w:line="240" w:lineRule="auto"/>
+        <w:rPr>
+          <w:rFonts w:ascii="Courier New" w:eastAsia="Times New Roman" w:hAnsi="Courier New" w:cs="Courier New"/>
+          <w:sz w:val="20"/>
+          <w:szCs w:val="20"/>
+          <w:lang w:eastAsia="en-IN"/>
+        </w:rPr>
+      </w:pPr>
+      <w:r>
+        <w:rPr>
+          <w:rFonts w:ascii="Courier New" w:eastAsia="Times New Roman" w:hAnsi="Courier New" w:cs="Courier New"/>
+          <w:sz w:val="20"/>
+          <w:szCs w:val="20"/>
+          <w:lang w:eastAsia="en-IN"/>
+        </w:rPr>
+        <w:t>100 employee queries</w:t>
+      </w:r>
+    </w:p>
+    <w:p>
+      <w:pPr>
+        <w:shd w:val="clear" w:color="auto" w:fill="DDD9C3" w:themeFill="background2" w:themeFillShade="E6"/>
+        <w:spacing w:before="100" w:beforeAutospacing="1" w:after="100" w:afterAutospacing="1" w:line="240" w:lineRule="auto"/>
+        <w:rPr>
+          <w:rFonts w:ascii="Times New Roman" w:eastAsia="Times New Roman" w:hAnsi="Times New Roman" w:cs="Times New Roman"/>
+          <w:sz w:val="24"/>
+          <w:szCs w:val="24"/>
+          <w:lang w:eastAsia="en-IN"/>
+        </w:rPr>
+      </w:pPr>
+      <w:r>
+        <w:rPr>
+          <w:rFonts w:ascii="Times New Roman" w:eastAsia="Times New Roman" w:hAnsi="Times New Roman" w:cs="Times New Roman"/>
+          <w:sz w:val="24"/>
+          <w:szCs w:val="24"/>
+          <w:lang w:eastAsia="en-IN"/>
+        </w:rPr>
+        <w:t>Hibernate does:</w:t>
+      </w:r>
+    </w:p>
+    <w:p>
+      <w:pPr>
+        <w:shd w:val="clear" w:color="auto" w:fill="DDD9C3" w:themeFill="background2" w:themeFillShade="E6"/>
+        <w:tabs>
+          <w:tab w:val="left" w:pos="916"/>
+          <w:tab w:val="left" w:pos="1832"/>
+          <w:tab w:val="left" w:pos="2748"/>
+          <w:tab w:val="left" w:pos="3664"/>
+          <w:tab w:val="left" w:pos="4580"/>
+          <w:tab w:val="left" w:pos="5496"/>
+          <w:tab w:val="left" w:pos="6412"/>
+          <w:tab w:val="left" w:pos="7328"/>
+          <w:tab w:val="left" w:pos="8244"/>
+          <w:tab w:val="left" w:pos="9160"/>
+          <w:tab w:val="left" w:pos="10076"/>
+          <w:tab w:val="left" w:pos="10992"/>
+          <w:tab w:val="left" w:pos="11908"/>
+          <w:tab w:val="left" w:pos="12824"/>
+          <w:tab w:val="left" w:pos="13740"/>
+          <w:tab w:val="left" w:pos="14656"/>
+        </w:tabs>
+        <w:spacing w:after="0" w:line="240" w:lineRule="auto"/>
+        <w:rPr>
+          <w:rFonts w:ascii="Courier New" w:eastAsia="Times New Roman" w:hAnsi="Courier New" w:cs="Courier New"/>
+          <w:sz w:val="20"/>
+          <w:szCs w:val="20"/>
+          <w:lang w:eastAsia="en-IN"/>
+        </w:rPr>
+      </w:pPr>
+      <w:r>
+        <w:rPr>
+          <w:rFonts w:ascii="Courier New" w:eastAsia="Times New Roman" w:hAnsi="Courier New" w:cs="Courier New"/>
+          <w:sz w:val="20"/>
+          <w:szCs w:val="20"/>
+          <w:lang w:eastAsia="en-IN"/>
+        </w:rPr>
+        <w:t>5 queries (20 each)</w:t>
+      </w:r>
+    </w:p>
+    <w:p>
+      <w:pPr>
+        <w:spacing w:before="100" w:beforeAutospacing="1" w:after="100" w:afterAutospacing="1" w:line="240" w:lineRule="auto"/>
+        <w:rPr>
+          <w:rFonts w:ascii="Times New Roman" w:eastAsia="Times New Roman" w:hAnsi="Times New Roman" w:cs="Times New Roman"/>
+          <w:sz w:val="24"/>
+          <w:szCs w:val="24"/>
+          <w:lang w:eastAsia="en-IN"/>
+        </w:rPr>
+      </w:pPr>
+    </w:p>
+    <w:p>
+      <w:pPr>
+        <w:spacing w:after="0" w:line="240" w:lineRule="auto"/>
+        <w:rPr>
+          <w:rFonts w:ascii="Times New Roman" w:eastAsia="Times New Roman" w:hAnsi="Times New Roman" w:cs="Times New Roman"/>
+          <w:sz w:val="24"/>
+          <w:szCs w:val="24"/>
+          <w:lang w:eastAsia="en-IN"/>
+        </w:rPr>
+      </w:pPr>
+      <w:r>
+        <w:rPr>
+          <w:rFonts w:ascii="Times New Roman" w:eastAsia="Times New Roman" w:hAnsi="Times New Roman" w:cs="Times New Roman"/>
+          <w:sz w:val="24"/>
+          <w:szCs w:val="24"/>
+          <w:lang w:eastAsia="en-IN"/>
+        </w:rPr>
         <w:pict>
           <v:rect id="_x0000_i1032" style="width:0;height:1.5pt" o:hralign="center" o:hrstd="t" o:hr="t" fillcolor="#a0a0a0" stroked="f"/>
         </w:pict>
@@ -2633,6 +3744,7 @@
           <w:szCs w:val="24"/>
           <w:lang w:eastAsia="en-IN"/>
         </w:rPr>
+        <w:lastRenderedPageBreak/>
         <w:t>Hibernate automatically detects changes made to managed entities.</w:t>
       </w:r>
     </w:p>
@@ -2841,28 +3953,132 @@
           <w:szCs w:val="24"/>
           <w:lang w:eastAsia="en-IN"/>
         </w:rPr>
+        <w:t>Speaker Note:</w:t>
+      </w:r>
+    </w:p>
+    <w:p>
+      <w:pPr>
+        <w:spacing w:before="100" w:beforeAutospacing="1" w:after="100" w:afterAutospacing="1" w:line="240" w:lineRule="auto"/>
+        <w:rPr>
+          <w:rFonts w:ascii="Times New Roman" w:eastAsia="Times New Roman" w:hAnsi="Times New Roman" w:cs="Times New Roman"/>
+          <w:sz w:val="24"/>
+          <w:szCs w:val="24"/>
+          <w:lang w:eastAsia="en-IN"/>
+        </w:rPr>
+      </w:pPr>
+      <w:r>
+        <w:rPr>
+          <w:rFonts w:ascii="Times New Roman" w:eastAsia="Times New Roman" w:hAnsi="Times New Roman" w:cs="Times New Roman"/>
+          <w:sz w:val="24"/>
+          <w:szCs w:val="24"/>
+          <w:lang w:eastAsia="en-IN"/>
+        </w:rPr>
+        <w:t>Flush:</w:t>
+      </w:r>
+    </w:p>
+    <w:p>
+      <w:pPr>
+        <w:spacing w:before="100" w:beforeAutospacing="1" w:after="100" w:afterAutospacing="1" w:line="240" w:lineRule="auto"/>
+        <w:rPr>
+          <w:rFonts w:ascii="Times New Roman" w:eastAsia="Times New Roman" w:hAnsi="Times New Roman" w:cs="Times New Roman"/>
+          <w:sz w:val="24"/>
+          <w:szCs w:val="24"/>
+          <w:lang w:eastAsia="en-IN"/>
+        </w:rPr>
+      </w:pPr>
+      <w:proofErr w:type="gramStart"/>
+      <w:r>
+        <w:rPr>
+          <w:rFonts w:ascii="Times New Roman" w:eastAsia="Times New Roman" w:hAnsi="Times New Roman" w:cs="Times New Roman"/>
+          <w:sz w:val="24"/>
+          <w:szCs w:val="24"/>
+          <w:lang w:eastAsia="en-IN"/>
+        </w:rPr>
+        <w:t>Synchronizes persistence context with database.</w:t>
+      </w:r>
+      <w:proofErr w:type="gramEnd"/>
+    </w:p>
+    <w:p>
+      <w:pPr>
+        <w:spacing w:before="100" w:beforeAutospacing="1" w:after="100" w:afterAutospacing="1" w:line="240" w:lineRule="auto"/>
+        <w:rPr>
+          <w:rFonts w:ascii="Times New Roman" w:eastAsia="Times New Roman" w:hAnsi="Times New Roman" w:cs="Times New Roman"/>
+          <w:sz w:val="24"/>
+          <w:szCs w:val="24"/>
+          <w:lang w:eastAsia="en-IN"/>
+        </w:rPr>
+      </w:pPr>
+      <w:proofErr w:type="gramStart"/>
+      <w:r>
+        <w:rPr>
+          <w:rFonts w:ascii="Times New Roman" w:eastAsia="Times New Roman" w:hAnsi="Times New Roman" w:cs="Times New Roman"/>
+          <w:sz w:val="24"/>
+          <w:szCs w:val="24"/>
+          <w:lang w:eastAsia="en-IN"/>
+        </w:rPr>
         <w:lastRenderedPageBreak/>
-        <w:t>Speaker Note:</w:t>
-      </w:r>
-    </w:p>
-    <w:p>
-      <w:pPr>
-        <w:spacing w:before="100" w:beforeAutospacing="1" w:after="100" w:afterAutospacing="1" w:line="240" w:lineRule="auto"/>
-        <w:rPr>
-          <w:rFonts w:ascii="Times New Roman" w:eastAsia="Times New Roman" w:hAnsi="Times New Roman" w:cs="Times New Roman"/>
-          <w:sz w:val="24"/>
-          <w:szCs w:val="24"/>
-          <w:lang w:eastAsia="en-IN"/>
-        </w:rPr>
-      </w:pPr>
-      <w:r>
-        <w:rPr>
-          <w:rFonts w:ascii="Times New Roman" w:eastAsia="Times New Roman" w:hAnsi="Times New Roman" w:cs="Times New Roman"/>
-          <w:sz w:val="24"/>
-          <w:szCs w:val="24"/>
-          <w:lang w:eastAsia="en-IN"/>
-        </w:rPr>
-        <w:t>Flush:</w:t>
+        <w:t>Transaction still active.</w:t>
+      </w:r>
+      <w:proofErr w:type="gramEnd"/>
+    </w:p>
+    <w:p>
+      <w:pPr>
+        <w:spacing w:before="100" w:beforeAutospacing="1" w:after="100" w:afterAutospacing="1" w:line="240" w:lineRule="auto"/>
+        <w:rPr>
+          <w:rFonts w:ascii="Times New Roman" w:eastAsia="Times New Roman" w:hAnsi="Times New Roman" w:cs="Times New Roman"/>
+          <w:sz w:val="24"/>
+          <w:szCs w:val="24"/>
+          <w:lang w:eastAsia="en-IN"/>
+        </w:rPr>
+      </w:pPr>
+      <w:r>
+        <w:rPr>
+          <w:rFonts w:ascii="Times New Roman" w:eastAsia="Times New Roman" w:hAnsi="Times New Roman" w:cs="Times New Roman"/>
+          <w:sz w:val="24"/>
+          <w:szCs w:val="24"/>
+          <w:lang w:eastAsia="en-IN"/>
+        </w:rPr>
+        <w:t>Commit:</w:t>
+      </w:r>
+    </w:p>
+    <w:p>
+      <w:pPr>
+        <w:spacing w:before="100" w:beforeAutospacing="1" w:after="100" w:afterAutospacing="1" w:line="240" w:lineRule="auto"/>
+        <w:rPr>
+          <w:rFonts w:ascii="Times New Roman" w:eastAsia="Times New Roman" w:hAnsi="Times New Roman" w:cs="Times New Roman"/>
+          <w:sz w:val="24"/>
+          <w:szCs w:val="24"/>
+          <w:lang w:eastAsia="en-IN"/>
+        </w:rPr>
+      </w:pPr>
+      <w:r>
+        <w:rPr>
+          <w:rFonts w:ascii="Times New Roman" w:eastAsia="Times New Roman" w:hAnsi="Times New Roman" w:cs="Times New Roman"/>
+          <w:sz w:val="24"/>
+          <w:szCs w:val="24"/>
+          <w:lang w:eastAsia="en-IN"/>
+        </w:rPr>
+        <w:t>Permanently saves transaction.</w:t>
+      </w:r>
+    </w:p>
+    <w:p>
+      <w:pPr>
+        <w:spacing w:before="100" w:beforeAutospacing="1" w:after="100" w:afterAutospacing="1" w:line="240" w:lineRule="auto"/>
+        <w:rPr>
+          <w:rFonts w:ascii="Times New Roman" w:eastAsia="Times New Roman" w:hAnsi="Times New Roman" w:cs="Times New Roman"/>
+          <w:sz w:val="24"/>
+          <w:szCs w:val="24"/>
+          <w:lang w:eastAsia="en-IN"/>
+        </w:rPr>
+      </w:pPr>
+      <w:r>
+        <w:rPr>
+          <w:rFonts w:ascii="Times New Roman" w:eastAsia="Times New Roman" w:hAnsi="Times New Roman" w:cs="Times New Roman"/>
+          <w:sz w:val="24"/>
+          <w:szCs w:val="24"/>
+          <w:lang w:eastAsia="en-IN"/>
+        </w:rPr>
+        <w:t>Example:</w:t>
       </w:r>
     </w:p>
     <w:p>
@@ -2883,9 +4099,38 @@
           <w:szCs w:val="24"/>
           <w:lang w:eastAsia="en-IN"/>
         </w:rPr>
-        <w:t>Synchronizes persistence context with database.</w:t>
+        <w:t>flush(</w:t>
       </w:r>
       <w:proofErr w:type="gramEnd"/>
+      <w:r>
+        <w:rPr>
+          <w:rFonts w:ascii="Times New Roman" w:eastAsia="Times New Roman" w:hAnsi="Times New Roman" w:cs="Times New Roman"/>
+          <w:sz w:val="24"/>
+          <w:szCs w:val="24"/>
+          <w:lang w:eastAsia="en-IN"/>
+        </w:rPr>
+        <w:t>);</w:t>
+      </w:r>
+    </w:p>
+    <w:p>
+      <w:pPr>
+        <w:spacing w:before="100" w:beforeAutospacing="1" w:after="100" w:afterAutospacing="1" w:line="240" w:lineRule="auto"/>
+        <w:rPr>
+          <w:rFonts w:ascii="Times New Roman" w:eastAsia="Times New Roman" w:hAnsi="Times New Roman" w:cs="Times New Roman"/>
+          <w:sz w:val="24"/>
+          <w:szCs w:val="24"/>
+          <w:lang w:eastAsia="en-IN"/>
+        </w:rPr>
+      </w:pPr>
+      <w:r>
+        <w:rPr>
+          <w:rFonts w:ascii="Times New Roman" w:eastAsia="Times New Roman" w:hAnsi="Times New Roman" w:cs="Times New Roman"/>
+          <w:sz w:val="24"/>
+          <w:szCs w:val="24"/>
+          <w:lang w:eastAsia="en-IN"/>
+        </w:rPr>
+        <w:t>SQL executed</w:t>
+      </w:r>
     </w:p>
     <w:p>
       <w:pPr>
@@ -2905,195 +4150,425 @@
           <w:szCs w:val="24"/>
           <w:lang w:eastAsia="en-IN"/>
         </w:rPr>
-        <w:t>Transaction still active.</w:t>
+        <w:t>commit(</w:t>
       </w:r>
       <w:proofErr w:type="gramEnd"/>
-    </w:p>
-    <w:p>
-      <w:pPr>
-        <w:spacing w:before="100" w:beforeAutospacing="1" w:after="100" w:afterAutospacing="1" w:line="240" w:lineRule="auto"/>
-        <w:rPr>
-          <w:rFonts w:ascii="Times New Roman" w:eastAsia="Times New Roman" w:hAnsi="Times New Roman" w:cs="Times New Roman"/>
-          <w:sz w:val="24"/>
-          <w:szCs w:val="24"/>
-          <w:lang w:eastAsia="en-IN"/>
-        </w:rPr>
-      </w:pPr>
-      <w:r>
-        <w:rPr>
-          <w:rFonts w:ascii="Times New Roman" w:eastAsia="Times New Roman" w:hAnsi="Times New Roman" w:cs="Times New Roman"/>
-          <w:sz w:val="24"/>
-          <w:szCs w:val="24"/>
-          <w:lang w:eastAsia="en-IN"/>
-        </w:rPr>
-        <w:t>Commit:</w:t>
-      </w:r>
-    </w:p>
-    <w:p>
-      <w:pPr>
-        <w:spacing w:before="100" w:beforeAutospacing="1" w:after="100" w:afterAutospacing="1" w:line="240" w:lineRule="auto"/>
-        <w:rPr>
-          <w:rFonts w:ascii="Times New Roman" w:eastAsia="Times New Roman" w:hAnsi="Times New Roman" w:cs="Times New Roman"/>
-          <w:sz w:val="24"/>
-          <w:szCs w:val="24"/>
-          <w:lang w:eastAsia="en-IN"/>
-        </w:rPr>
-      </w:pPr>
-      <w:r>
-        <w:rPr>
-          <w:rFonts w:ascii="Times New Roman" w:eastAsia="Times New Roman" w:hAnsi="Times New Roman" w:cs="Times New Roman"/>
-          <w:sz w:val="24"/>
-          <w:szCs w:val="24"/>
-          <w:lang w:eastAsia="en-IN"/>
-        </w:rPr>
-        <w:t>Permanently saves transaction.</w:t>
-      </w:r>
-    </w:p>
-    <w:p>
-      <w:pPr>
-        <w:spacing w:before="100" w:beforeAutospacing="1" w:after="100" w:afterAutospacing="1" w:line="240" w:lineRule="auto"/>
-        <w:rPr>
-          <w:rFonts w:ascii="Times New Roman" w:eastAsia="Times New Roman" w:hAnsi="Times New Roman" w:cs="Times New Roman"/>
-          <w:sz w:val="24"/>
-          <w:szCs w:val="24"/>
-          <w:lang w:eastAsia="en-IN"/>
-        </w:rPr>
-      </w:pPr>
-      <w:r>
-        <w:rPr>
-          <w:rFonts w:ascii="Times New Roman" w:eastAsia="Times New Roman" w:hAnsi="Times New Roman" w:cs="Times New Roman"/>
-          <w:sz w:val="24"/>
-          <w:szCs w:val="24"/>
-          <w:lang w:eastAsia="en-IN"/>
-        </w:rPr>
-        <w:t>Example:</w:t>
-      </w:r>
-    </w:p>
-    <w:p>
-      <w:pPr>
-        <w:spacing w:before="100" w:beforeAutospacing="1" w:after="100" w:afterAutospacing="1" w:line="240" w:lineRule="auto"/>
-        <w:rPr>
-          <w:rFonts w:ascii="Times New Roman" w:eastAsia="Times New Roman" w:hAnsi="Times New Roman" w:cs="Times New Roman"/>
-          <w:sz w:val="24"/>
-          <w:szCs w:val="24"/>
-          <w:lang w:eastAsia="en-IN"/>
-        </w:rPr>
-      </w:pPr>
+      <w:r>
+        <w:rPr>
+          <w:rFonts w:ascii="Times New Roman" w:eastAsia="Times New Roman" w:hAnsi="Times New Roman" w:cs="Times New Roman"/>
+          <w:sz w:val="24"/>
+          <w:szCs w:val="24"/>
+          <w:lang w:eastAsia="en-IN"/>
+        </w:rPr>
+        <w:t>);</w:t>
+      </w:r>
+    </w:p>
+    <w:p>
+      <w:pPr>
+        <w:spacing w:before="100" w:beforeAutospacing="1" w:after="100" w:afterAutospacing="1" w:line="240" w:lineRule="auto"/>
+        <w:rPr>
+          <w:rFonts w:ascii="Times New Roman" w:eastAsia="Times New Roman" w:hAnsi="Times New Roman" w:cs="Times New Roman"/>
+          <w:sz w:val="24"/>
+          <w:szCs w:val="24"/>
+          <w:lang w:eastAsia="en-IN"/>
+        </w:rPr>
+      </w:pPr>
+      <w:r>
+        <w:rPr>
+          <w:rFonts w:ascii="Times New Roman" w:eastAsia="Times New Roman" w:hAnsi="Times New Roman" w:cs="Times New Roman"/>
+          <w:sz w:val="24"/>
+          <w:szCs w:val="24"/>
+          <w:lang w:eastAsia="en-IN"/>
+        </w:rPr>
+        <w:t>Data committed</w:t>
+      </w:r>
+    </w:p>
+    <w:p>
+      <w:pPr>
+        <w:spacing w:before="100" w:beforeAutospacing="1" w:after="100" w:afterAutospacing="1" w:line="240" w:lineRule="auto"/>
+        <w:rPr>
+          <w:rFonts w:ascii="Times New Roman" w:eastAsia="Times New Roman" w:hAnsi="Times New Roman" w:cs="Times New Roman"/>
+          <w:sz w:val="24"/>
+          <w:szCs w:val="24"/>
+          <w:lang w:eastAsia="en-IN"/>
+        </w:rPr>
+      </w:pPr>
+      <w:r>
+        <w:rPr>
+          <w:rFonts w:ascii="Times New Roman" w:eastAsia="Times New Roman" w:hAnsi="Times New Roman" w:cs="Times New Roman"/>
+          <w:sz w:val="24"/>
+          <w:szCs w:val="24"/>
+          <w:lang w:eastAsia="en-IN"/>
+        </w:rPr>
+        <w:t>One Line:</w:t>
+      </w:r>
+    </w:p>
+    <w:p>
+      <w:pPr>
+        <w:spacing w:before="100" w:beforeAutospacing="1" w:after="100" w:afterAutospacing="1" w:line="240" w:lineRule="auto"/>
+        <w:rPr>
+          <w:rFonts w:ascii="Times New Roman" w:eastAsia="Times New Roman" w:hAnsi="Times New Roman" w:cs="Times New Roman"/>
+          <w:sz w:val="24"/>
+          <w:szCs w:val="24"/>
+          <w:lang w:eastAsia="en-IN"/>
+        </w:rPr>
+      </w:pPr>
+      <w:r>
+        <w:rPr>
+          <w:rFonts w:ascii="Times New Roman" w:eastAsia="Times New Roman" w:hAnsi="Times New Roman" w:cs="Times New Roman"/>
+          <w:sz w:val="24"/>
+          <w:szCs w:val="24"/>
+          <w:lang w:eastAsia="en-IN"/>
+        </w:rPr>
+        <w:t>Flush = Send SQL</w:t>
+      </w:r>
+    </w:p>
+    <w:p>
+      <w:pPr>
+        <w:spacing w:before="100" w:beforeAutospacing="1" w:after="100" w:afterAutospacing="1" w:line="240" w:lineRule="auto"/>
+        <w:rPr>
+          <w:rFonts w:ascii="Times New Roman" w:eastAsia="Times New Roman" w:hAnsi="Times New Roman" w:cs="Times New Roman"/>
+          <w:sz w:val="24"/>
+          <w:szCs w:val="24"/>
+          <w:lang w:eastAsia="en-IN"/>
+        </w:rPr>
+      </w:pPr>
+      <w:r>
+        <w:rPr>
+          <w:rFonts w:ascii="Times New Roman" w:eastAsia="Times New Roman" w:hAnsi="Times New Roman" w:cs="Times New Roman"/>
+          <w:sz w:val="24"/>
+          <w:szCs w:val="24"/>
+          <w:lang w:eastAsia="en-IN"/>
+        </w:rPr>
+        <w:t>Commit = Save Transaction</w:t>
+      </w:r>
+    </w:p>
+    <w:p>
+      <w:pPr>
+        <w:spacing w:before="100" w:beforeAutospacing="1" w:after="100" w:afterAutospacing="1" w:line="240" w:lineRule="auto"/>
+        <w:rPr>
+          <w:rFonts w:ascii="Times New Roman" w:eastAsia="Times New Roman" w:hAnsi="Times New Roman" w:cs="Times New Roman"/>
+          <w:sz w:val="24"/>
+          <w:szCs w:val="24"/>
+          <w:lang w:eastAsia="en-IN"/>
+        </w:rPr>
+      </w:pPr>
+    </w:p>
+    <w:p>
+      <w:pPr>
+        <w:pStyle w:val="Heading1"/>
+      </w:pPr>
+      <w:r>
+        <w:lastRenderedPageBreak/>
+        <w:t>Persistence Context in Hibernate</w:t>
+      </w:r>
+    </w:p>
+    <w:p>
+      <w:pPr>
+        <w:pStyle w:val="NormalWeb"/>
+      </w:pPr>
+      <w:r>
+        <w:rPr>
+          <w:rStyle w:val="Strong"/>
+        </w:rPr>
+        <w:t xml:space="preserve">Persistence Context = </w:t>
+      </w:r>
+      <w:proofErr w:type="spellStart"/>
+      <w:r>
+        <w:rPr>
+          <w:rStyle w:val="Strong"/>
+        </w:rPr>
+        <w:t>Hibernate's</w:t>
+      </w:r>
+      <w:proofErr w:type="spellEnd"/>
+      <w:r>
+        <w:rPr>
+          <w:rStyle w:val="Strong"/>
+        </w:rPr>
+        <w:t xml:space="preserve"> memory area where it manages Entity objects.</w:t>
+      </w:r>
+    </w:p>
+    <w:p>
+      <w:pPr>
+        <w:pStyle w:val="NormalWeb"/>
+      </w:pPr>
+      <w:r>
+        <w:t>It keeps track of:</w:t>
+      </w:r>
+    </w:p>
+    <w:p>
+      <w:pPr>
+        <w:numPr>
+          <w:ilvl w:val="0"/>
+          <w:numId w:val="15"/>
+        </w:numPr>
+        <w:spacing w:before="100" w:beforeAutospacing="1" w:after="100" w:afterAutospacing="1" w:line="240" w:lineRule="auto"/>
+      </w:pPr>
+      <w:r>
+        <w:t xml:space="preserve">New entities </w:t>
+      </w:r>
+    </w:p>
+    <w:p>
+      <w:pPr>
+        <w:numPr>
+          <w:ilvl w:val="0"/>
+          <w:numId w:val="15"/>
+        </w:numPr>
+        <w:spacing w:before="100" w:beforeAutospacing="1" w:after="100" w:afterAutospacing="1" w:line="240" w:lineRule="auto"/>
+      </w:pPr>
+      <w:r>
+        <w:t xml:space="preserve">Updated entities </w:t>
+      </w:r>
+    </w:p>
+    <w:p>
+      <w:pPr>
+        <w:numPr>
+          <w:ilvl w:val="0"/>
+          <w:numId w:val="15"/>
+        </w:numPr>
+        <w:spacing w:before="100" w:beforeAutospacing="1" w:after="100" w:afterAutospacing="1" w:line="240" w:lineRule="auto"/>
+      </w:pPr>
+      <w:r>
+        <w:t xml:space="preserve">Deleted entities </w:t>
+      </w:r>
+    </w:p>
+    <w:p>
+      <w:pPr>
+        <w:numPr>
+          <w:ilvl w:val="0"/>
+          <w:numId w:val="15"/>
+        </w:numPr>
+        <w:spacing w:before="100" w:beforeAutospacing="1" w:after="100" w:afterAutospacing="1" w:line="240" w:lineRule="auto"/>
+      </w:pPr>
+      <w:r>
+        <w:t>Changes in objects (Dirty Checking)</w:t>
+      </w:r>
+    </w:p>
+    <w:p>
+      <w:pPr>
+        <w:spacing w:before="100" w:beforeAutospacing="1" w:after="100" w:afterAutospacing="1" w:line="240" w:lineRule="auto"/>
+      </w:pPr>
+      <w:r>
+        <w:t>Without Persistence Context</w:t>
+      </w:r>
+    </w:p>
+    <w:p>
+      <w:pPr>
+        <w:tabs>
+          <w:tab w:val="left" w:pos="916"/>
+          <w:tab w:val="left" w:pos="1832"/>
+          <w:tab w:val="left" w:pos="2748"/>
+          <w:tab w:val="left" w:pos="3664"/>
+          <w:tab w:val="left" w:pos="4580"/>
+          <w:tab w:val="left" w:pos="5496"/>
+          <w:tab w:val="left" w:pos="6412"/>
+          <w:tab w:val="left" w:pos="7328"/>
+          <w:tab w:val="left" w:pos="8244"/>
+          <w:tab w:val="left" w:pos="9160"/>
+          <w:tab w:val="left" w:pos="10076"/>
+          <w:tab w:val="left" w:pos="10992"/>
+          <w:tab w:val="left" w:pos="11908"/>
+          <w:tab w:val="left" w:pos="12824"/>
+          <w:tab w:val="left" w:pos="13740"/>
+          <w:tab w:val="left" w:pos="14656"/>
+        </w:tabs>
+        <w:spacing w:after="0" w:line="240" w:lineRule="auto"/>
+        <w:rPr>
+          <w:rFonts w:ascii="Courier New" w:eastAsia="Times New Roman" w:hAnsi="Courier New" w:cs="Courier New"/>
+          <w:sz w:val="20"/>
+          <w:szCs w:val="20"/>
+          <w:lang w:eastAsia="en-IN"/>
+        </w:rPr>
+      </w:pPr>
+      <w:r>
+        <w:rPr>
+          <w:rFonts w:ascii="Courier New" w:eastAsia="Times New Roman" w:hAnsi="Courier New" w:cs="Courier New"/>
+          <w:sz w:val="20"/>
+          <w:szCs w:val="20"/>
+          <w:lang w:eastAsia="en-IN"/>
+        </w:rPr>
+        <w:t xml:space="preserve">Employee </w:t>
+      </w:r>
+      <w:proofErr w:type="spellStart"/>
+      <w:r>
+        <w:rPr>
+          <w:rFonts w:ascii="Courier New" w:eastAsia="Times New Roman" w:hAnsi="Courier New" w:cs="Courier New"/>
+          <w:sz w:val="20"/>
+          <w:szCs w:val="20"/>
+          <w:lang w:eastAsia="en-IN"/>
+        </w:rPr>
+        <w:t>emp</w:t>
+      </w:r>
+      <w:proofErr w:type="spellEnd"/>
+      <w:r>
+        <w:rPr>
+          <w:rFonts w:ascii="Courier New" w:eastAsia="Times New Roman" w:hAnsi="Courier New" w:cs="Courier New"/>
+          <w:sz w:val="20"/>
+          <w:szCs w:val="20"/>
+          <w:lang w:eastAsia="en-IN"/>
+        </w:rPr>
+        <w:t xml:space="preserve"> = new </w:t>
+      </w:r>
       <w:proofErr w:type="gramStart"/>
       <w:r>
         <w:rPr>
-          <w:rFonts w:ascii="Times New Roman" w:eastAsia="Times New Roman" w:hAnsi="Times New Roman" w:cs="Times New Roman"/>
-          <w:sz w:val="24"/>
-          <w:szCs w:val="24"/>
-          <w:lang w:eastAsia="en-IN"/>
-        </w:rPr>
-        <w:t>flush(</w:t>
+          <w:rFonts w:ascii="Courier New" w:eastAsia="Times New Roman" w:hAnsi="Courier New" w:cs="Courier New"/>
+          <w:sz w:val="20"/>
+          <w:szCs w:val="20"/>
+          <w:lang w:eastAsia="en-IN"/>
+        </w:rPr>
+        <w:t>Employee(</w:t>
       </w:r>
       <w:proofErr w:type="gramEnd"/>
       <w:r>
         <w:rPr>
-          <w:rFonts w:ascii="Times New Roman" w:eastAsia="Times New Roman" w:hAnsi="Times New Roman" w:cs="Times New Roman"/>
-          <w:sz w:val="24"/>
-          <w:szCs w:val="24"/>
+          <w:rFonts w:ascii="Courier New" w:eastAsia="Times New Roman" w:hAnsi="Courier New" w:cs="Courier New"/>
+          <w:sz w:val="20"/>
+          <w:szCs w:val="20"/>
           <w:lang w:eastAsia="en-IN"/>
         </w:rPr>
         <w:t>);</w:t>
       </w:r>
-    </w:p>
-    <w:p>
-      <w:pPr>
-        <w:spacing w:before="100" w:beforeAutospacing="1" w:after="100" w:afterAutospacing="1" w:line="240" w:lineRule="auto"/>
-        <w:rPr>
-          <w:rFonts w:ascii="Times New Roman" w:eastAsia="Times New Roman" w:hAnsi="Times New Roman" w:cs="Times New Roman"/>
-          <w:sz w:val="24"/>
-          <w:szCs w:val="24"/>
-          <w:lang w:eastAsia="en-IN"/>
-        </w:rPr>
-      </w:pPr>
-      <w:r>
-        <w:rPr>
-          <w:rFonts w:ascii="Times New Roman" w:eastAsia="Times New Roman" w:hAnsi="Times New Roman" w:cs="Times New Roman"/>
-          <w:sz w:val="24"/>
-          <w:szCs w:val="24"/>
-          <w:lang w:eastAsia="en-IN"/>
-        </w:rPr>
-        <w:t>SQL executed</w:t>
-      </w:r>
-    </w:p>
-    <w:p>
-      <w:pPr>
-        <w:spacing w:before="100" w:beforeAutospacing="1" w:after="100" w:afterAutospacing="1" w:line="240" w:lineRule="auto"/>
-        <w:rPr>
-          <w:rFonts w:ascii="Times New Roman" w:eastAsia="Times New Roman" w:hAnsi="Times New Roman" w:cs="Times New Roman"/>
-          <w:sz w:val="24"/>
-          <w:szCs w:val="24"/>
-          <w:lang w:eastAsia="en-IN"/>
-        </w:rPr>
-      </w:pPr>
-      <w:proofErr w:type="gramStart"/>
-      <w:r>
-        <w:rPr>
-          <w:rFonts w:ascii="Times New Roman" w:eastAsia="Times New Roman" w:hAnsi="Times New Roman" w:cs="Times New Roman"/>
-          <w:sz w:val="24"/>
-          <w:szCs w:val="24"/>
-          <w:lang w:eastAsia="en-IN"/>
-        </w:rPr>
-        <w:t>commit(</w:t>
-      </w:r>
-      <w:proofErr w:type="gramEnd"/>
-      <w:r>
-        <w:rPr>
-          <w:rFonts w:ascii="Times New Roman" w:eastAsia="Times New Roman" w:hAnsi="Times New Roman" w:cs="Times New Roman"/>
-          <w:sz w:val="24"/>
-          <w:szCs w:val="24"/>
-          <w:lang w:eastAsia="en-IN"/>
-        </w:rPr>
-        <w:t>);</w:t>
-      </w:r>
-    </w:p>
-    <w:p>
-      <w:pPr>
-        <w:spacing w:before="100" w:beforeAutospacing="1" w:after="100" w:afterAutospacing="1" w:line="240" w:lineRule="auto"/>
-        <w:rPr>
-          <w:rFonts w:ascii="Times New Roman" w:eastAsia="Times New Roman" w:hAnsi="Times New Roman" w:cs="Times New Roman"/>
-          <w:sz w:val="24"/>
-          <w:szCs w:val="24"/>
-          <w:lang w:eastAsia="en-IN"/>
-        </w:rPr>
-      </w:pPr>
-      <w:r>
-        <w:rPr>
-          <w:rFonts w:ascii="Times New Roman" w:eastAsia="Times New Roman" w:hAnsi="Times New Roman" w:cs="Times New Roman"/>
-          <w:sz w:val="24"/>
-          <w:szCs w:val="24"/>
-          <w:lang w:eastAsia="en-IN"/>
-        </w:rPr>
-        <w:t>Data committed</w:t>
-      </w:r>
-    </w:p>
-    <w:p>
-      <w:pPr>
-        <w:spacing w:before="100" w:beforeAutospacing="1" w:after="100" w:afterAutospacing="1" w:line="240" w:lineRule="auto"/>
-        <w:rPr>
-          <w:rFonts w:ascii="Times New Roman" w:eastAsia="Times New Roman" w:hAnsi="Times New Roman" w:cs="Times New Roman"/>
-          <w:sz w:val="24"/>
-          <w:szCs w:val="24"/>
-          <w:lang w:eastAsia="en-IN"/>
-        </w:rPr>
-      </w:pPr>
-      <w:r>
-        <w:rPr>
-          <w:rFonts w:ascii="Times New Roman" w:eastAsia="Times New Roman" w:hAnsi="Times New Roman" w:cs="Times New Roman"/>
-          <w:sz w:val="24"/>
-          <w:szCs w:val="24"/>
-          <w:lang w:eastAsia="en-IN"/>
-        </w:rPr>
-        <w:t>One Line:</w:t>
-      </w:r>
-    </w:p>
-    <w:p>
-      <w:pPr>
-        <w:spacing w:before="100" w:beforeAutospacing="1" w:after="100" w:afterAutospacing="1" w:line="240" w:lineRule="auto"/>
+      <w:r>
+        <w:rPr>
+          <w:rFonts w:ascii="Courier New" w:eastAsia="Times New Roman" w:hAnsi="Courier New" w:cs="Courier New"/>
+          <w:sz w:val="20"/>
+          <w:szCs w:val="20"/>
+          <w:lang w:eastAsia="en-IN"/>
+        </w:rPr>
+        <w:br/>
+      </w:r>
+      <w:r>
+        <w:rPr>
+          <w:rFonts w:ascii="Courier New" w:eastAsia="Times New Roman" w:hAnsi="Courier New" w:cs="Courier New"/>
+          <w:sz w:val="20"/>
+          <w:szCs w:val="20"/>
+          <w:lang w:eastAsia="en-IN"/>
+        </w:rPr>
+        <w:br/>
+      </w:r>
+      <w:proofErr w:type="spellStart"/>
+      <w:r>
+        <w:rPr>
+          <w:rFonts w:ascii="Courier New" w:eastAsia="Times New Roman" w:hAnsi="Courier New" w:cs="Courier New"/>
+          <w:sz w:val="20"/>
+          <w:szCs w:val="20"/>
+          <w:lang w:eastAsia="en-IN"/>
+        </w:rPr>
+        <w:t>emp.setName</w:t>
+      </w:r>
+      <w:proofErr w:type="spellEnd"/>
+      <w:r>
+        <w:rPr>
+          <w:rFonts w:ascii="Courier New" w:eastAsia="Times New Roman" w:hAnsi="Courier New" w:cs="Courier New"/>
+          <w:sz w:val="20"/>
+          <w:szCs w:val="20"/>
+          <w:lang w:eastAsia="en-IN"/>
+        </w:rPr>
+        <w:t>("Nikhil");</w:t>
+      </w:r>
+    </w:p>
+    <w:p>
+      <w:pPr>
+        <w:spacing w:before="100" w:beforeAutospacing="1" w:after="100" w:afterAutospacing="1" w:line="240" w:lineRule="auto"/>
+        <w:rPr>
+          <w:rFonts w:ascii="Times New Roman" w:eastAsia="Times New Roman" w:hAnsi="Times New Roman" w:cs="Times New Roman"/>
+          <w:sz w:val="24"/>
+          <w:szCs w:val="24"/>
+          <w:lang w:eastAsia="en-IN"/>
+        </w:rPr>
+      </w:pPr>
+      <w:r>
+        <w:rPr>
+          <w:rFonts w:ascii="Times New Roman" w:eastAsia="Times New Roman" w:hAnsi="Times New Roman" w:cs="Times New Roman"/>
+          <w:sz w:val="24"/>
+          <w:szCs w:val="24"/>
+          <w:lang w:eastAsia="en-IN"/>
+        </w:rPr>
+        <w:t>Hibernate does not know this object.</w:t>
+      </w:r>
+    </w:p>
+    <w:p>
+      <w:pPr>
+        <w:tabs>
+          <w:tab w:val="left" w:pos="916"/>
+          <w:tab w:val="left" w:pos="1832"/>
+          <w:tab w:val="left" w:pos="2748"/>
+          <w:tab w:val="left" w:pos="3664"/>
+          <w:tab w:val="left" w:pos="4580"/>
+          <w:tab w:val="left" w:pos="5496"/>
+          <w:tab w:val="left" w:pos="6412"/>
+          <w:tab w:val="left" w:pos="7328"/>
+          <w:tab w:val="left" w:pos="8244"/>
+          <w:tab w:val="left" w:pos="9160"/>
+          <w:tab w:val="left" w:pos="10076"/>
+          <w:tab w:val="left" w:pos="10992"/>
+          <w:tab w:val="left" w:pos="11908"/>
+          <w:tab w:val="left" w:pos="12824"/>
+          <w:tab w:val="left" w:pos="13740"/>
+          <w:tab w:val="left" w:pos="14656"/>
+        </w:tabs>
+        <w:spacing w:after="0" w:line="240" w:lineRule="auto"/>
+        <w:rPr>
+          <w:rFonts w:ascii="Courier New" w:eastAsia="Times New Roman" w:hAnsi="Courier New" w:cs="Courier New"/>
+          <w:sz w:val="20"/>
+          <w:szCs w:val="20"/>
+          <w:lang w:eastAsia="en-IN"/>
+        </w:rPr>
+      </w:pPr>
+      <w:r>
+        <w:rPr>
+          <w:rFonts w:ascii="Courier New" w:eastAsia="Times New Roman" w:hAnsi="Courier New" w:cs="Courier New"/>
+          <w:sz w:val="20"/>
+          <w:szCs w:val="20"/>
+          <w:lang w:eastAsia="en-IN"/>
+        </w:rPr>
+        <w:t>Java Object</w:t>
+      </w:r>
+      <w:r>
+        <w:rPr>
+          <w:rFonts w:ascii="Courier New" w:eastAsia="Times New Roman" w:hAnsi="Courier New" w:cs="Courier New"/>
+          <w:sz w:val="20"/>
+          <w:szCs w:val="20"/>
+          <w:lang w:eastAsia="en-IN"/>
+        </w:rPr>
+        <w:br/>
+      </w:r>
+      <w:r>
+        <w:rPr>
+          <w:rFonts w:ascii="Courier New" w:eastAsia="Times New Roman" w:hAnsi="Courier New" w:cs="Courier New"/>
+          <w:sz w:val="20"/>
+          <w:szCs w:val="20"/>
+          <w:lang w:eastAsia="en-IN"/>
+        </w:rPr>
+        <w:br/>
+        <w:t>❌ Hibernate does not track</w:t>
+      </w:r>
+      <w:r>
+        <w:rPr>
+          <w:rFonts w:ascii="Courier New" w:eastAsia="Times New Roman" w:hAnsi="Courier New" w:cs="Courier New"/>
+          <w:sz w:val="20"/>
+          <w:szCs w:val="20"/>
+          <w:lang w:eastAsia="en-IN"/>
+        </w:rPr>
+        <w:br/>
+        <w:t>❌ No DB update</w:t>
+      </w:r>
+    </w:p>
+    <w:p>
+      <w:pPr>
+        <w:spacing w:before="100" w:beforeAutospacing="1" w:after="100" w:afterAutospacing="1" w:line="240" w:lineRule="auto"/>
+        <w:rPr>
+          <w:rFonts w:ascii="Times New Roman" w:eastAsia="Times New Roman" w:hAnsi="Times New Roman" w:cs="Times New Roman"/>
+          <w:sz w:val="24"/>
+          <w:szCs w:val="24"/>
+          <w:lang w:eastAsia="en-IN"/>
+        </w:rPr>
+      </w:pPr>
+    </w:p>
+    <w:p>
+      <w:pPr>
+        <w:spacing w:after="0" w:line="240" w:lineRule="auto"/>
         <w:rPr>
           <w:rFonts w:ascii="Times New Roman" w:eastAsia="Times New Roman" w:hAnsi="Times New Roman" w:cs="Times New Roman"/>
           <w:sz w:val="24"/>
@@ -3109,46 +4584,6 @@
           <w:lang w:eastAsia="en-IN"/>
         </w:rPr>
         <w:lastRenderedPageBreak/>
-        <w:t>Flush = Send SQL</w:t>
-      </w:r>
-    </w:p>
-    <w:p>
-      <w:pPr>
-        <w:spacing w:before="100" w:beforeAutospacing="1" w:after="100" w:afterAutospacing="1" w:line="240" w:lineRule="auto"/>
-        <w:rPr>
-          <w:rFonts w:ascii="Times New Roman" w:eastAsia="Times New Roman" w:hAnsi="Times New Roman" w:cs="Times New Roman"/>
-          <w:sz w:val="24"/>
-          <w:szCs w:val="24"/>
-          <w:lang w:eastAsia="en-IN"/>
-        </w:rPr>
-      </w:pPr>
-      <w:r>
-        <w:rPr>
-          <w:rFonts w:ascii="Times New Roman" w:eastAsia="Times New Roman" w:hAnsi="Times New Roman" w:cs="Times New Roman"/>
-          <w:sz w:val="24"/>
-          <w:szCs w:val="24"/>
-          <w:lang w:eastAsia="en-IN"/>
-        </w:rPr>
-        <w:t>Commit = Save Transaction</w:t>
-      </w:r>
-    </w:p>
-    <w:p>
-      <w:pPr>
-        <w:spacing w:after="0" w:line="240" w:lineRule="auto"/>
-        <w:rPr>
-          <w:rFonts w:ascii="Times New Roman" w:eastAsia="Times New Roman" w:hAnsi="Times New Roman" w:cs="Times New Roman"/>
-          <w:sz w:val="24"/>
-          <w:szCs w:val="24"/>
-          <w:lang w:eastAsia="en-IN"/>
-        </w:rPr>
-      </w:pPr>
-      <w:r>
-        <w:rPr>
-          <w:rFonts w:ascii="Times New Roman" w:eastAsia="Times New Roman" w:hAnsi="Times New Roman" w:cs="Times New Roman"/>
-          <w:sz w:val="24"/>
-          <w:szCs w:val="24"/>
-          <w:lang w:eastAsia="en-IN"/>
-        </w:rPr>
         <w:pict>
           <v:rect id="_x0000_i1034" style="width:0;height:1.5pt" o:hralign="center" o:hrstd="t" o:hr="t" fillcolor="#a0a0a0" stroked="f"/>
         </w:pict>
@@ -3379,7 +4814,6 @@
           <w:szCs w:val="24"/>
           <w:lang w:eastAsia="en-IN"/>
         </w:rPr>
-        <w:lastRenderedPageBreak/>
         <w:t>Session Level Cache</w:t>
       </w:r>
     </w:p>
@@ -3426,6 +4860,7 @@
           <w:szCs w:val="24"/>
           <w:lang w:eastAsia="en-IN"/>
         </w:rPr>
+        <w:lastRenderedPageBreak/>
         <w:t>Second Level Cache?</w:t>
       </w:r>
     </w:p>
@@ -3636,7 +5071,6 @@
           <w:szCs w:val="24"/>
           <w:lang w:eastAsia="en-IN"/>
         </w:rPr>
-        <w:lastRenderedPageBreak/>
         <w:pict>
           <v:rect id="_x0000_i1036" style="width:0;height:1.5pt" o:hralign="center" o:hrstd="t" o:hr="t" fillcolor="#a0a0a0" stroked="f"/>
         </w:pict>
@@ -3683,6 +5117,7 @@
           <w:szCs w:val="24"/>
           <w:lang w:eastAsia="en-IN"/>
         </w:rPr>
+        <w:lastRenderedPageBreak/>
         <w:t>Speaker Note:</w:t>
       </w:r>
     </w:p>
@@ -3839,6 +5274,208 @@
         </w:rPr>
         <w:t>Version Based Locking</w:t>
       </w:r>
+    </w:p>
+    <w:p>
+      <w:pPr>
+        <w:spacing w:before="100" w:beforeAutospacing="1" w:after="100" w:afterAutospacing="1" w:line="240" w:lineRule="auto"/>
+        <w:rPr>
+          <w:rFonts w:ascii="Times New Roman" w:eastAsia="Times New Roman" w:hAnsi="Times New Roman" w:cs="Times New Roman"/>
+          <w:sz w:val="24"/>
+          <w:szCs w:val="24"/>
+          <w:lang w:eastAsia="en-IN"/>
+        </w:rPr>
+      </w:pPr>
+      <w:r>
+        <w:rPr>
+          <w:rFonts w:ascii="Times New Roman" w:eastAsia="Times New Roman" w:hAnsi="Times New Roman" w:cs="Times New Roman"/>
+          <w:b/>
+          <w:bCs/>
+          <w:sz w:val="24"/>
+          <w:szCs w:val="24"/>
+          <w:lang w:eastAsia="en-IN"/>
+        </w:rPr>
+        <w:t>Optimistic Locking prevents updating old data when multiple users modify the same record.</w:t>
+      </w:r>
+    </w:p>
+    <w:p>
+      <w:pPr>
+        <w:spacing w:before="100" w:beforeAutospacing="1" w:after="100" w:afterAutospacing="1" w:line="240" w:lineRule="auto"/>
+        <w:rPr>
+          <w:rFonts w:ascii="Times New Roman" w:eastAsia="Times New Roman" w:hAnsi="Times New Roman" w:cs="Times New Roman"/>
+          <w:sz w:val="24"/>
+          <w:szCs w:val="24"/>
+          <w:lang w:eastAsia="en-IN"/>
+        </w:rPr>
+      </w:pPr>
+      <w:r>
+        <w:rPr>
+          <w:rFonts w:ascii="Times New Roman" w:eastAsia="Times New Roman" w:hAnsi="Times New Roman" w:cs="Times New Roman"/>
+          <w:sz w:val="24"/>
+          <w:szCs w:val="24"/>
+          <w:lang w:eastAsia="en-IN"/>
+        </w:rPr>
+        <w:t xml:space="preserve">It uses a </w:t>
+      </w:r>
+      <w:r>
+        <w:rPr>
+          <w:rFonts w:ascii="Times New Roman" w:eastAsia="Times New Roman" w:hAnsi="Times New Roman" w:cs="Times New Roman"/>
+          <w:b/>
+          <w:bCs/>
+          <w:sz w:val="24"/>
+          <w:szCs w:val="24"/>
+          <w:lang w:eastAsia="en-IN"/>
+        </w:rPr>
+        <w:t>version column</w:t>
+      </w:r>
+      <w:r>
+        <w:rPr>
+          <w:rFonts w:ascii="Times New Roman" w:eastAsia="Times New Roman" w:hAnsi="Times New Roman" w:cs="Times New Roman"/>
+          <w:sz w:val="24"/>
+          <w:szCs w:val="24"/>
+          <w:lang w:eastAsia="en-IN"/>
+        </w:rPr>
+        <w:t>.</w:t>
+      </w:r>
+    </w:p>
+    <w:p>
+      <w:pPr>
+        <w:spacing w:before="100" w:beforeAutospacing="1" w:after="100" w:afterAutospacing="1" w:line="240" w:lineRule="auto"/>
+        <w:rPr>
+          <w:rFonts w:ascii="Times New Roman" w:eastAsia="Times New Roman" w:hAnsi="Times New Roman" w:cs="Times New Roman"/>
+          <w:sz w:val="24"/>
+          <w:szCs w:val="24"/>
+          <w:lang w:eastAsia="en-IN"/>
+        </w:rPr>
+      </w:pPr>
+    </w:p>
+    <w:p>
+      <w:pPr>
+        <w:spacing w:before="100" w:beforeAutospacing="1" w:after="100" w:afterAutospacing="1" w:line="240" w:lineRule="auto"/>
+        <w:rPr>
+          <w:rFonts w:ascii="Times New Roman" w:eastAsia="Times New Roman" w:hAnsi="Times New Roman" w:cs="Times New Roman"/>
+          <w:sz w:val="24"/>
+          <w:szCs w:val="24"/>
+          <w:lang w:eastAsia="en-IN"/>
+        </w:rPr>
+      </w:pPr>
+      <w:proofErr w:type="gramStart"/>
+      <w:r>
+        <w:rPr>
+          <w:rFonts w:ascii="Times New Roman" w:eastAsia="Times New Roman" w:hAnsi="Times New Roman" w:cs="Times New Roman"/>
+          <w:sz w:val="24"/>
+          <w:szCs w:val="24"/>
+          <w:lang w:eastAsia="en-IN"/>
+        </w:rPr>
+        <w:t>Hibernate</w:t>
+      </w:r>
+      <w:proofErr w:type="gramEnd"/>
+      <w:r>
+        <w:rPr>
+          <w:rFonts w:ascii="Times New Roman" w:eastAsia="Times New Roman" w:hAnsi="Times New Roman" w:cs="Times New Roman"/>
+          <w:sz w:val="24"/>
+          <w:szCs w:val="24"/>
+          <w:lang w:eastAsia="en-IN"/>
+        </w:rPr>
+        <w:t xml:space="preserve"> throws:</w:t>
+      </w:r>
+    </w:p>
+    <w:p>
+      <w:pPr>
+        <w:tabs>
+          <w:tab w:val="left" w:pos="916"/>
+          <w:tab w:val="left" w:pos="1832"/>
+          <w:tab w:val="left" w:pos="2748"/>
+          <w:tab w:val="left" w:pos="3664"/>
+          <w:tab w:val="left" w:pos="4580"/>
+          <w:tab w:val="left" w:pos="5496"/>
+          <w:tab w:val="left" w:pos="6412"/>
+          <w:tab w:val="left" w:pos="7328"/>
+          <w:tab w:val="left" w:pos="8244"/>
+          <w:tab w:val="left" w:pos="9160"/>
+          <w:tab w:val="left" w:pos="10076"/>
+          <w:tab w:val="left" w:pos="10992"/>
+          <w:tab w:val="left" w:pos="11908"/>
+          <w:tab w:val="left" w:pos="12824"/>
+          <w:tab w:val="left" w:pos="13740"/>
+          <w:tab w:val="left" w:pos="14656"/>
+        </w:tabs>
+        <w:spacing w:after="0" w:line="240" w:lineRule="auto"/>
+        <w:rPr>
+          <w:rFonts w:ascii="Courier New" w:eastAsia="Times New Roman" w:hAnsi="Courier New" w:cs="Courier New"/>
+          <w:sz w:val="20"/>
+          <w:szCs w:val="20"/>
+          <w:lang w:eastAsia="en-IN"/>
+        </w:rPr>
+      </w:pPr>
+      <w:proofErr w:type="spellStart"/>
+      <w:r>
+        <w:rPr>
+          <w:rFonts w:ascii="Courier New" w:eastAsia="Times New Roman" w:hAnsi="Courier New" w:cs="Courier New"/>
+          <w:sz w:val="20"/>
+          <w:szCs w:val="20"/>
+          <w:lang w:eastAsia="en-IN"/>
+        </w:rPr>
+        <w:lastRenderedPageBreak/>
+        <w:t>OptimisticLockException</w:t>
+      </w:r>
+      <w:proofErr w:type="spellEnd"/>
+    </w:p>
+    <w:p>
+      <w:pPr>
+        <w:pStyle w:val="Heading2"/>
+      </w:pPr>
+      <w:r>
+        <w:t>Why "Optimistic"?</w:t>
+      </w:r>
+    </w:p>
+    <w:p>
+      <w:pPr>
+        <w:pStyle w:val="NormalWeb"/>
+      </w:pPr>
+      <w:r>
+        <w:t>Because it assumes:</w:t>
+      </w:r>
+    </w:p>
+    <w:p>
+      <w:pPr>
+        <w:pStyle w:val="HTMLPreformatted"/>
+      </w:pPr>
+      <w:r>
+        <w:rPr>
+          <w:rStyle w:val="HTMLCode"/>
+        </w:rPr>
+        <w:t>Most of the time</w:t>
+      </w:r>
+      <w:r>
+        <w:br/>
+      </w:r>
+      <w:r>
+        <w:rPr>
+          <w:rStyle w:val="HTMLCode"/>
+        </w:rPr>
+        <w:t>conflicts will not happen.</w:t>
+      </w:r>
+    </w:p>
+    <w:p>
+      <w:pPr>
+        <w:pStyle w:val="NormalWeb"/>
+      </w:pPr>
+      <w:r>
+        <w:t>So it does not lock database rows.</w:t>
+      </w:r>
+    </w:p>
+    <w:p>
+      <w:pPr>
+        <w:spacing w:before="100" w:beforeAutospacing="1" w:after="100" w:afterAutospacing="1" w:line="240" w:lineRule="auto"/>
+        <w:rPr>
+          <w:rFonts w:ascii="Times New Roman" w:eastAsia="Times New Roman" w:hAnsi="Times New Roman" w:cs="Times New Roman"/>
+          <w:sz w:val="24"/>
+          <w:szCs w:val="24"/>
+          <w:lang w:eastAsia="en-IN"/>
+        </w:rPr>
+      </w:pPr>
+      <w:bookmarkStart w:id="0" w:name="_GoBack"/>
+      <w:bookmarkEnd w:id="0"/>
     </w:p>
     <w:p>
       <w:pPr>
@@ -3903,87 +5540,87 @@
           <w:szCs w:val="24"/>
           <w:lang w:eastAsia="en-IN"/>
         </w:rPr>
+        <w:t>Speaker Note:</w:t>
+      </w:r>
+    </w:p>
+    <w:p>
+      <w:pPr>
+        <w:spacing w:before="100" w:beforeAutospacing="1" w:after="100" w:afterAutospacing="1" w:line="240" w:lineRule="auto"/>
+        <w:rPr>
+          <w:rFonts w:ascii="Times New Roman" w:eastAsia="Times New Roman" w:hAnsi="Times New Roman" w:cs="Times New Roman"/>
+          <w:sz w:val="24"/>
+          <w:szCs w:val="24"/>
+          <w:lang w:eastAsia="en-IN"/>
+        </w:rPr>
+      </w:pPr>
+      <w:r>
+        <w:rPr>
+          <w:rFonts w:ascii="Times New Roman" w:eastAsia="Times New Roman" w:hAnsi="Times New Roman" w:cs="Times New Roman"/>
+          <w:sz w:val="24"/>
+          <w:szCs w:val="24"/>
+          <w:lang w:eastAsia="en-IN"/>
+        </w:rPr>
+        <w:t>Locks database row immediately.</w:t>
+      </w:r>
+    </w:p>
+    <w:p>
+      <w:pPr>
+        <w:spacing w:before="100" w:beforeAutospacing="1" w:after="100" w:afterAutospacing="1" w:line="240" w:lineRule="auto"/>
+        <w:rPr>
+          <w:rFonts w:ascii="Times New Roman" w:eastAsia="Times New Roman" w:hAnsi="Times New Roman" w:cs="Times New Roman"/>
+          <w:sz w:val="24"/>
+          <w:szCs w:val="24"/>
+          <w:lang w:eastAsia="en-IN"/>
+        </w:rPr>
+      </w:pPr>
+      <w:r>
+        <w:rPr>
+          <w:rFonts w:ascii="Times New Roman" w:eastAsia="Times New Roman" w:hAnsi="Times New Roman" w:cs="Times New Roman"/>
+          <w:sz w:val="24"/>
+          <w:szCs w:val="24"/>
+          <w:lang w:eastAsia="en-IN"/>
+        </w:rPr>
+        <w:t>Other transactions must wait.</w:t>
+      </w:r>
+    </w:p>
+    <w:p>
+      <w:pPr>
+        <w:spacing w:before="100" w:beforeAutospacing="1" w:after="100" w:afterAutospacing="1" w:line="240" w:lineRule="auto"/>
+        <w:rPr>
+          <w:rFonts w:ascii="Times New Roman" w:eastAsia="Times New Roman" w:hAnsi="Times New Roman" w:cs="Times New Roman"/>
+          <w:sz w:val="24"/>
+          <w:szCs w:val="24"/>
+          <w:lang w:eastAsia="en-IN"/>
+        </w:rPr>
+      </w:pPr>
+      <w:r>
+        <w:rPr>
+          <w:rFonts w:ascii="Times New Roman" w:eastAsia="Times New Roman" w:hAnsi="Times New Roman" w:cs="Times New Roman"/>
+          <w:sz w:val="24"/>
+          <w:szCs w:val="24"/>
+          <w:lang w:eastAsia="en-IN"/>
+        </w:rPr>
+        <w:t>Used when conflicts are highly likely.</w:t>
+      </w:r>
+    </w:p>
+    <w:p>
+      <w:pPr>
+        <w:spacing w:before="100" w:beforeAutospacing="1" w:after="100" w:afterAutospacing="1" w:line="240" w:lineRule="auto"/>
+        <w:rPr>
+          <w:rFonts w:ascii="Times New Roman" w:eastAsia="Times New Roman" w:hAnsi="Times New Roman" w:cs="Times New Roman"/>
+          <w:sz w:val="24"/>
+          <w:szCs w:val="24"/>
+          <w:lang w:eastAsia="en-IN"/>
+        </w:rPr>
+      </w:pPr>
+      <w:r>
+        <w:rPr>
+          <w:rFonts w:ascii="Times New Roman" w:eastAsia="Times New Roman" w:hAnsi="Times New Roman" w:cs="Times New Roman"/>
+          <w:sz w:val="24"/>
+          <w:szCs w:val="24"/>
+          <w:lang w:eastAsia="en-IN"/>
+        </w:rPr>
         <w:lastRenderedPageBreak/>
-        <w:t>Speaker Note:</w:t>
-      </w:r>
-    </w:p>
-    <w:p>
-      <w:pPr>
-        <w:spacing w:before="100" w:beforeAutospacing="1" w:after="100" w:afterAutospacing="1" w:line="240" w:lineRule="auto"/>
-        <w:rPr>
-          <w:rFonts w:ascii="Times New Roman" w:eastAsia="Times New Roman" w:hAnsi="Times New Roman" w:cs="Times New Roman"/>
-          <w:sz w:val="24"/>
-          <w:szCs w:val="24"/>
-          <w:lang w:eastAsia="en-IN"/>
-        </w:rPr>
-      </w:pPr>
-      <w:r>
-        <w:rPr>
-          <w:rFonts w:ascii="Times New Roman" w:eastAsia="Times New Roman" w:hAnsi="Times New Roman" w:cs="Times New Roman"/>
-          <w:sz w:val="24"/>
-          <w:szCs w:val="24"/>
-          <w:lang w:eastAsia="en-IN"/>
-        </w:rPr>
-        <w:t>Locks database row immediately.</w:t>
-      </w:r>
-    </w:p>
-    <w:p>
-      <w:pPr>
-        <w:spacing w:before="100" w:beforeAutospacing="1" w:after="100" w:afterAutospacing="1" w:line="240" w:lineRule="auto"/>
-        <w:rPr>
-          <w:rFonts w:ascii="Times New Roman" w:eastAsia="Times New Roman" w:hAnsi="Times New Roman" w:cs="Times New Roman"/>
-          <w:sz w:val="24"/>
-          <w:szCs w:val="24"/>
-          <w:lang w:eastAsia="en-IN"/>
-        </w:rPr>
-      </w:pPr>
-      <w:r>
-        <w:rPr>
-          <w:rFonts w:ascii="Times New Roman" w:eastAsia="Times New Roman" w:hAnsi="Times New Roman" w:cs="Times New Roman"/>
-          <w:sz w:val="24"/>
-          <w:szCs w:val="24"/>
-          <w:lang w:eastAsia="en-IN"/>
-        </w:rPr>
-        <w:t>Other transactions must wait.</w:t>
-      </w:r>
-    </w:p>
-    <w:p>
-      <w:pPr>
-        <w:spacing w:before="100" w:beforeAutospacing="1" w:after="100" w:afterAutospacing="1" w:line="240" w:lineRule="auto"/>
-        <w:rPr>
-          <w:rFonts w:ascii="Times New Roman" w:eastAsia="Times New Roman" w:hAnsi="Times New Roman" w:cs="Times New Roman"/>
-          <w:sz w:val="24"/>
-          <w:szCs w:val="24"/>
-          <w:lang w:eastAsia="en-IN"/>
-        </w:rPr>
-      </w:pPr>
-      <w:r>
-        <w:rPr>
-          <w:rFonts w:ascii="Times New Roman" w:eastAsia="Times New Roman" w:hAnsi="Times New Roman" w:cs="Times New Roman"/>
-          <w:sz w:val="24"/>
-          <w:szCs w:val="24"/>
-          <w:lang w:eastAsia="en-IN"/>
-        </w:rPr>
-        <w:t>Used when conflicts are highly likely.</w:t>
-      </w:r>
-    </w:p>
-    <w:p>
-      <w:pPr>
-        <w:spacing w:before="100" w:beforeAutospacing="1" w:after="100" w:afterAutospacing="1" w:line="240" w:lineRule="auto"/>
-        <w:rPr>
-          <w:rFonts w:ascii="Times New Roman" w:eastAsia="Times New Roman" w:hAnsi="Times New Roman" w:cs="Times New Roman"/>
-          <w:sz w:val="24"/>
-          <w:szCs w:val="24"/>
-          <w:lang w:eastAsia="en-IN"/>
-        </w:rPr>
-      </w:pPr>
-      <w:r>
-        <w:rPr>
-          <w:rFonts w:ascii="Times New Roman" w:eastAsia="Times New Roman" w:hAnsi="Times New Roman" w:cs="Times New Roman"/>
-          <w:sz w:val="24"/>
-          <w:szCs w:val="24"/>
-          <w:lang w:eastAsia="en-IN"/>
-        </w:rPr>
         <w:t>Example:</w:t>
       </w:r>
     </w:p>
@@ -4156,87 +5793,87 @@
           <w:szCs w:val="24"/>
           <w:lang w:eastAsia="en-IN"/>
         </w:rPr>
+        <w:t>Before flush/commit it compares current object with snapshot.</w:t>
+      </w:r>
+    </w:p>
+    <w:p>
+      <w:pPr>
+        <w:spacing w:before="100" w:beforeAutospacing="1" w:after="100" w:afterAutospacing="1" w:line="240" w:lineRule="auto"/>
+        <w:rPr>
+          <w:rFonts w:ascii="Times New Roman" w:eastAsia="Times New Roman" w:hAnsi="Times New Roman" w:cs="Times New Roman"/>
+          <w:sz w:val="24"/>
+          <w:szCs w:val="24"/>
+          <w:lang w:eastAsia="en-IN"/>
+        </w:rPr>
+      </w:pPr>
+      <w:r>
+        <w:rPr>
+          <w:rFonts w:ascii="Times New Roman" w:eastAsia="Times New Roman" w:hAnsi="Times New Roman" w:cs="Times New Roman"/>
+          <w:sz w:val="24"/>
+          <w:szCs w:val="24"/>
+          <w:lang w:eastAsia="en-IN"/>
+        </w:rPr>
+        <w:t>If changes detected, UPDATE query generated automatically.</w:t>
+      </w:r>
+    </w:p>
+    <w:p>
+      <w:pPr>
+        <w:spacing w:before="100" w:beforeAutospacing="1" w:after="100" w:afterAutospacing="1" w:line="240" w:lineRule="auto"/>
+        <w:rPr>
+          <w:rFonts w:ascii="Times New Roman" w:eastAsia="Times New Roman" w:hAnsi="Times New Roman" w:cs="Times New Roman"/>
+          <w:sz w:val="24"/>
+          <w:szCs w:val="24"/>
+          <w:lang w:eastAsia="en-IN"/>
+        </w:rPr>
+      </w:pPr>
+      <w:r>
+        <w:rPr>
+          <w:rFonts w:ascii="Times New Roman" w:eastAsia="Times New Roman" w:hAnsi="Times New Roman" w:cs="Times New Roman"/>
+          <w:sz w:val="24"/>
+          <w:szCs w:val="24"/>
+          <w:lang w:eastAsia="en-IN"/>
+        </w:rPr>
+        <w:t>One Line:</w:t>
+      </w:r>
+    </w:p>
+    <w:p>
+      <w:pPr>
+        <w:spacing w:before="100" w:beforeAutospacing="1" w:after="100" w:afterAutospacing="1" w:line="240" w:lineRule="auto"/>
+        <w:rPr>
+          <w:rFonts w:ascii="Times New Roman" w:eastAsia="Times New Roman" w:hAnsi="Times New Roman" w:cs="Times New Roman"/>
+          <w:sz w:val="24"/>
+          <w:szCs w:val="24"/>
+          <w:lang w:eastAsia="en-IN"/>
+        </w:rPr>
+      </w:pPr>
+      <w:r>
+        <w:rPr>
+          <w:rFonts w:ascii="Times New Roman" w:eastAsia="Times New Roman" w:hAnsi="Times New Roman" w:cs="Times New Roman"/>
+          <w:sz w:val="24"/>
+          <w:szCs w:val="24"/>
+          <w:lang w:eastAsia="en-IN"/>
+        </w:rPr>
+        <w:t>Snapshot Comparison</w:t>
+      </w:r>
+    </w:p>
+    <w:p>
+      <w:pPr>
+        <w:spacing w:after="0" w:line="240" w:lineRule="auto"/>
+        <w:rPr>
+          <w:rFonts w:ascii="Times New Roman" w:eastAsia="Times New Roman" w:hAnsi="Times New Roman" w:cs="Times New Roman"/>
+          <w:sz w:val="24"/>
+          <w:szCs w:val="24"/>
+          <w:lang w:eastAsia="en-IN"/>
+        </w:rPr>
+      </w:pPr>
+      <w:r>
+        <w:rPr>
+          <w:rFonts w:ascii="Times New Roman" w:eastAsia="Times New Roman" w:hAnsi="Times New Roman" w:cs="Times New Roman"/>
+          <w:sz w:val="24"/>
+          <w:szCs w:val="24"/>
+          <w:lang w:eastAsia="en-IN"/>
+        </w:rPr>
         <w:lastRenderedPageBreak/>
-        <w:t>Before flush/commit it compares current object with snapshot.</w:t>
-      </w:r>
-    </w:p>
-    <w:p>
-      <w:pPr>
-        <w:spacing w:before="100" w:beforeAutospacing="1" w:after="100" w:afterAutospacing="1" w:line="240" w:lineRule="auto"/>
-        <w:rPr>
-          <w:rFonts w:ascii="Times New Roman" w:eastAsia="Times New Roman" w:hAnsi="Times New Roman" w:cs="Times New Roman"/>
-          <w:sz w:val="24"/>
-          <w:szCs w:val="24"/>
-          <w:lang w:eastAsia="en-IN"/>
-        </w:rPr>
-      </w:pPr>
-      <w:r>
-        <w:rPr>
-          <w:rFonts w:ascii="Times New Roman" w:eastAsia="Times New Roman" w:hAnsi="Times New Roman" w:cs="Times New Roman"/>
-          <w:sz w:val="24"/>
-          <w:szCs w:val="24"/>
-          <w:lang w:eastAsia="en-IN"/>
-        </w:rPr>
-        <w:t>If changes detected, UPDATE query generated automatically.</w:t>
-      </w:r>
-    </w:p>
-    <w:p>
-      <w:pPr>
-        <w:spacing w:before="100" w:beforeAutospacing="1" w:after="100" w:afterAutospacing="1" w:line="240" w:lineRule="auto"/>
-        <w:rPr>
-          <w:rFonts w:ascii="Times New Roman" w:eastAsia="Times New Roman" w:hAnsi="Times New Roman" w:cs="Times New Roman"/>
-          <w:sz w:val="24"/>
-          <w:szCs w:val="24"/>
-          <w:lang w:eastAsia="en-IN"/>
-        </w:rPr>
-      </w:pPr>
-      <w:r>
-        <w:rPr>
-          <w:rFonts w:ascii="Times New Roman" w:eastAsia="Times New Roman" w:hAnsi="Times New Roman" w:cs="Times New Roman"/>
-          <w:sz w:val="24"/>
-          <w:szCs w:val="24"/>
-          <w:lang w:eastAsia="en-IN"/>
-        </w:rPr>
-        <w:t>One Line:</w:t>
-      </w:r>
-    </w:p>
-    <w:p>
-      <w:pPr>
-        <w:spacing w:before="100" w:beforeAutospacing="1" w:after="100" w:afterAutospacing="1" w:line="240" w:lineRule="auto"/>
-        <w:rPr>
-          <w:rFonts w:ascii="Times New Roman" w:eastAsia="Times New Roman" w:hAnsi="Times New Roman" w:cs="Times New Roman"/>
-          <w:sz w:val="24"/>
-          <w:szCs w:val="24"/>
-          <w:lang w:eastAsia="en-IN"/>
-        </w:rPr>
-      </w:pPr>
-      <w:r>
-        <w:rPr>
-          <w:rFonts w:ascii="Times New Roman" w:eastAsia="Times New Roman" w:hAnsi="Times New Roman" w:cs="Times New Roman"/>
-          <w:sz w:val="24"/>
-          <w:szCs w:val="24"/>
-          <w:lang w:eastAsia="en-IN"/>
-        </w:rPr>
-        <w:t>Snapshot Comparison</w:t>
-      </w:r>
-    </w:p>
-    <w:p>
-      <w:pPr>
-        <w:spacing w:after="0" w:line="240" w:lineRule="auto"/>
-        <w:rPr>
-          <w:rFonts w:ascii="Times New Roman" w:eastAsia="Times New Roman" w:hAnsi="Times New Roman" w:cs="Times New Roman"/>
-          <w:sz w:val="24"/>
-          <w:szCs w:val="24"/>
-          <w:lang w:eastAsia="en-IN"/>
-        </w:rPr>
-      </w:pPr>
-      <w:r>
-        <w:rPr>
-          <w:rFonts w:ascii="Times New Roman" w:eastAsia="Times New Roman" w:hAnsi="Times New Roman" w:cs="Times New Roman"/>
-          <w:sz w:val="24"/>
-          <w:szCs w:val="24"/>
-          <w:lang w:eastAsia="en-IN"/>
-        </w:rPr>
         <w:pict>
           <v:rect id="_x0000_i1038" style="width:0;height:1.5pt" o:hralign="center" o:hrstd="t" o:hr="t" fillcolor="#a0a0a0" stroked="f"/>
         </w:pict>
@@ -4401,98 +6038,87 @@
           <w:szCs w:val="24"/>
           <w:lang w:eastAsia="en-IN"/>
         </w:rPr>
+        <w:t>Pessimistic:</w:t>
+      </w:r>
+    </w:p>
+    <w:p>
+      <w:pPr>
+        <w:spacing w:before="100" w:beforeAutospacing="1" w:after="100" w:afterAutospacing="1" w:line="240" w:lineRule="auto"/>
+        <w:rPr>
+          <w:rFonts w:ascii="Times New Roman" w:eastAsia="Times New Roman" w:hAnsi="Times New Roman" w:cs="Times New Roman"/>
+          <w:sz w:val="24"/>
+          <w:szCs w:val="24"/>
+          <w:lang w:eastAsia="en-IN"/>
+        </w:rPr>
+      </w:pPr>
+      <w:r>
+        <w:rPr>
+          <w:rFonts w:ascii="Times New Roman" w:eastAsia="Times New Roman" w:hAnsi="Times New Roman" w:cs="Times New Roman"/>
+          <w:sz w:val="24"/>
+          <w:szCs w:val="24"/>
+          <w:lang w:eastAsia="en-IN"/>
+        </w:rPr>
+        <w:t>Database lock</w:t>
+      </w:r>
+    </w:p>
+    <w:p>
+      <w:pPr>
+        <w:spacing w:before="100" w:beforeAutospacing="1" w:after="100" w:afterAutospacing="1" w:line="240" w:lineRule="auto"/>
+        <w:rPr>
+          <w:rFonts w:ascii="Times New Roman" w:eastAsia="Times New Roman" w:hAnsi="Times New Roman" w:cs="Times New Roman"/>
+          <w:sz w:val="24"/>
+          <w:szCs w:val="24"/>
+          <w:lang w:eastAsia="en-IN"/>
+        </w:rPr>
+      </w:pPr>
+      <w:r>
+        <w:rPr>
+          <w:rFonts w:ascii="Times New Roman" w:eastAsia="Times New Roman" w:hAnsi="Times New Roman" w:cs="Times New Roman"/>
+          <w:sz w:val="24"/>
+          <w:szCs w:val="24"/>
+          <w:lang w:eastAsia="en-IN"/>
+        </w:rPr>
+        <w:t>Prevents concurrent modification</w:t>
+      </w:r>
+    </w:p>
+    <w:p>
+      <w:pPr>
+        <w:spacing w:before="100" w:beforeAutospacing="1" w:after="100" w:afterAutospacing="1" w:line="240" w:lineRule="auto"/>
+        <w:rPr>
+          <w:rFonts w:ascii="Times New Roman" w:eastAsia="Times New Roman" w:hAnsi="Times New Roman" w:cs="Times New Roman"/>
+          <w:sz w:val="24"/>
+          <w:szCs w:val="24"/>
+          <w:lang w:eastAsia="en-IN"/>
+        </w:rPr>
+      </w:pPr>
+      <w:r>
+        <w:rPr>
+          <w:rFonts w:ascii="Times New Roman" w:eastAsia="Times New Roman" w:hAnsi="Times New Roman" w:cs="Times New Roman"/>
+          <w:sz w:val="24"/>
+          <w:szCs w:val="24"/>
+          <w:lang w:eastAsia="en-IN"/>
+        </w:rPr>
+        <w:t>More expensive</w:t>
+      </w:r>
+    </w:p>
+    <w:p>
+      <w:pPr>
+        <w:spacing w:before="100" w:beforeAutospacing="1" w:after="100" w:afterAutospacing="1" w:line="240" w:lineRule="auto"/>
+        <w:rPr>
+          <w:rFonts w:ascii="Times New Roman" w:eastAsia="Times New Roman" w:hAnsi="Times New Roman" w:cs="Times New Roman"/>
+          <w:sz w:val="24"/>
+          <w:szCs w:val="24"/>
+          <w:lang w:eastAsia="en-IN"/>
+        </w:rPr>
+      </w:pPr>
+      <w:r>
+        <w:rPr>
+          <w:rFonts w:ascii="Times New Roman" w:eastAsia="Times New Roman" w:hAnsi="Times New Roman" w:cs="Times New Roman"/>
+          <w:sz w:val="24"/>
+          <w:szCs w:val="24"/>
+          <w:lang w:eastAsia="en-IN"/>
+        </w:rPr>
         <w:lastRenderedPageBreak/>
-        <w:t>Pessimistic:</w:t>
-      </w:r>
-    </w:p>
-    <w:p>
-      <w:pPr>
-        <w:spacing w:before="100" w:beforeAutospacing="1" w:after="100" w:afterAutospacing="1" w:line="240" w:lineRule="auto"/>
-        <w:rPr>
-          <w:rFonts w:ascii="Times New Roman" w:eastAsia="Times New Roman" w:hAnsi="Times New Roman" w:cs="Times New Roman"/>
-          <w:sz w:val="24"/>
-          <w:szCs w:val="24"/>
-          <w:lang w:eastAsia="en-IN"/>
-        </w:rPr>
-      </w:pPr>
-      <w:r>
-        <w:rPr>
-          <w:rFonts w:ascii="Times New Roman" w:eastAsia="Times New Roman" w:hAnsi="Times New Roman" w:cs="Times New Roman"/>
-          <w:sz w:val="24"/>
-          <w:szCs w:val="24"/>
-          <w:lang w:eastAsia="en-IN"/>
-        </w:rPr>
-        <w:t>Database lock</w:t>
-      </w:r>
-    </w:p>
-    <w:p>
-      <w:pPr>
-        <w:spacing w:before="100" w:beforeAutospacing="1" w:after="100" w:afterAutospacing="1" w:line="240" w:lineRule="auto"/>
-        <w:rPr>
-          <w:rFonts w:ascii="Times New Roman" w:eastAsia="Times New Roman" w:hAnsi="Times New Roman" w:cs="Times New Roman"/>
-          <w:sz w:val="24"/>
-          <w:szCs w:val="24"/>
-          <w:lang w:eastAsia="en-IN"/>
-        </w:rPr>
-      </w:pPr>
-      <w:r>
-        <w:rPr>
-          <w:rFonts w:ascii="Times New Roman" w:eastAsia="Times New Roman" w:hAnsi="Times New Roman" w:cs="Times New Roman"/>
-          <w:sz w:val="24"/>
-          <w:szCs w:val="24"/>
-          <w:lang w:eastAsia="en-IN"/>
-        </w:rPr>
-        <w:t>Prevents concurrent modification</w:t>
-      </w:r>
-    </w:p>
-    <w:p>
-      <w:pPr>
-        <w:spacing w:before="100" w:beforeAutospacing="1" w:after="100" w:afterAutospacing="1" w:line="240" w:lineRule="auto"/>
-        <w:rPr>
-          <w:rFonts w:ascii="Times New Roman" w:eastAsia="Times New Roman" w:hAnsi="Times New Roman" w:cs="Times New Roman"/>
-          <w:sz w:val="24"/>
-          <w:szCs w:val="24"/>
-          <w:lang w:eastAsia="en-IN"/>
-        </w:rPr>
-      </w:pPr>
-      <w:r>
-        <w:rPr>
-          <w:rFonts w:ascii="Times New Roman" w:eastAsia="Times New Roman" w:hAnsi="Times New Roman" w:cs="Times New Roman"/>
-          <w:sz w:val="24"/>
-          <w:szCs w:val="24"/>
-          <w:lang w:eastAsia="en-IN"/>
-        </w:rPr>
-        <w:t>Mo</w:t>
-      </w:r>
-      <w:bookmarkStart w:id="0" w:name="_GoBack"/>
-      <w:bookmarkEnd w:id="0"/>
-      <w:r>
-        <w:rPr>
-          <w:rFonts w:ascii="Times New Roman" w:eastAsia="Times New Roman" w:hAnsi="Times New Roman" w:cs="Times New Roman"/>
-          <w:sz w:val="24"/>
-          <w:szCs w:val="24"/>
-          <w:lang w:eastAsia="en-IN"/>
-        </w:rPr>
-        <w:t>re expensive</w:t>
-      </w:r>
-    </w:p>
-    <w:p>
-      <w:pPr>
-        <w:spacing w:before="100" w:beforeAutospacing="1" w:after="100" w:afterAutospacing="1" w:line="240" w:lineRule="auto"/>
-        <w:rPr>
-          <w:rFonts w:ascii="Times New Roman" w:eastAsia="Times New Roman" w:hAnsi="Times New Roman" w:cs="Times New Roman"/>
-          <w:sz w:val="24"/>
-          <w:szCs w:val="24"/>
-          <w:lang w:eastAsia="en-IN"/>
-        </w:rPr>
-      </w:pPr>
-      <w:r>
-        <w:rPr>
-          <w:rFonts w:ascii="Times New Roman" w:eastAsia="Times New Roman" w:hAnsi="Times New Roman" w:cs="Times New Roman"/>
-          <w:sz w:val="24"/>
-          <w:szCs w:val="24"/>
-          <w:lang w:eastAsia="en-IN"/>
-        </w:rPr>
         <w:t>One Line:</w:t>
       </w:r>
     </w:p>
@@ -4657,87 +6283,87 @@
           <w:szCs w:val="24"/>
           <w:lang w:eastAsia="en-IN"/>
         </w:rPr>
+        <w:t>Session Scoped</w:t>
+      </w:r>
+    </w:p>
+    <w:p>
+      <w:pPr>
+        <w:spacing w:before="100" w:beforeAutospacing="1" w:after="100" w:afterAutospacing="1" w:line="240" w:lineRule="auto"/>
+        <w:rPr>
+          <w:rFonts w:ascii="Times New Roman" w:eastAsia="Times New Roman" w:hAnsi="Times New Roman" w:cs="Times New Roman"/>
+          <w:sz w:val="24"/>
+          <w:szCs w:val="24"/>
+          <w:lang w:eastAsia="en-IN"/>
+        </w:rPr>
+      </w:pPr>
+      <w:r>
+        <w:rPr>
+          <w:rFonts w:ascii="Times New Roman" w:eastAsia="Times New Roman" w:hAnsi="Times New Roman" w:cs="Times New Roman"/>
+          <w:sz w:val="24"/>
+          <w:szCs w:val="24"/>
+          <w:lang w:eastAsia="en-IN"/>
+        </w:rPr>
+        <w:t>Enabled by default</w:t>
+      </w:r>
+    </w:p>
+    <w:p>
+      <w:pPr>
+        <w:spacing w:before="100" w:beforeAutospacing="1" w:after="100" w:afterAutospacing="1" w:line="240" w:lineRule="auto"/>
+        <w:rPr>
+          <w:rFonts w:ascii="Times New Roman" w:eastAsia="Times New Roman" w:hAnsi="Times New Roman" w:cs="Times New Roman"/>
+          <w:sz w:val="24"/>
+          <w:szCs w:val="24"/>
+          <w:lang w:eastAsia="en-IN"/>
+        </w:rPr>
+      </w:pPr>
+      <w:r>
+        <w:rPr>
+          <w:rFonts w:ascii="Times New Roman" w:eastAsia="Times New Roman" w:hAnsi="Times New Roman" w:cs="Times New Roman"/>
+          <w:sz w:val="24"/>
+          <w:szCs w:val="24"/>
+          <w:lang w:eastAsia="en-IN"/>
+        </w:rPr>
+        <w:t>Second Level:</w:t>
+      </w:r>
+    </w:p>
+    <w:p>
+      <w:pPr>
+        <w:spacing w:before="100" w:beforeAutospacing="1" w:after="100" w:afterAutospacing="1" w:line="240" w:lineRule="auto"/>
+        <w:rPr>
+          <w:rFonts w:ascii="Times New Roman" w:eastAsia="Times New Roman" w:hAnsi="Times New Roman" w:cs="Times New Roman"/>
+          <w:sz w:val="24"/>
+          <w:szCs w:val="24"/>
+          <w:lang w:eastAsia="en-IN"/>
+        </w:rPr>
+      </w:pPr>
+      <w:r>
+        <w:rPr>
+          <w:rFonts w:ascii="Times New Roman" w:eastAsia="Times New Roman" w:hAnsi="Times New Roman" w:cs="Times New Roman"/>
+          <w:sz w:val="24"/>
+          <w:szCs w:val="24"/>
+          <w:lang w:eastAsia="en-IN"/>
+        </w:rPr>
+        <w:t>Application Scoped</w:t>
+      </w:r>
+    </w:p>
+    <w:p>
+      <w:pPr>
+        <w:spacing w:before="100" w:beforeAutospacing="1" w:after="100" w:afterAutospacing="1" w:line="240" w:lineRule="auto"/>
+        <w:rPr>
+          <w:rFonts w:ascii="Times New Roman" w:eastAsia="Times New Roman" w:hAnsi="Times New Roman" w:cs="Times New Roman"/>
+          <w:sz w:val="24"/>
+          <w:szCs w:val="24"/>
+          <w:lang w:eastAsia="en-IN"/>
+        </w:rPr>
+      </w:pPr>
+      <w:r>
+        <w:rPr>
+          <w:rFonts w:ascii="Times New Roman" w:eastAsia="Times New Roman" w:hAnsi="Times New Roman" w:cs="Times New Roman"/>
+          <w:sz w:val="24"/>
+          <w:szCs w:val="24"/>
+          <w:lang w:eastAsia="en-IN"/>
+        </w:rPr>
         <w:lastRenderedPageBreak/>
-        <w:t>Session Scoped</w:t>
-      </w:r>
-    </w:p>
-    <w:p>
-      <w:pPr>
-        <w:spacing w:before="100" w:beforeAutospacing="1" w:after="100" w:afterAutospacing="1" w:line="240" w:lineRule="auto"/>
-        <w:rPr>
-          <w:rFonts w:ascii="Times New Roman" w:eastAsia="Times New Roman" w:hAnsi="Times New Roman" w:cs="Times New Roman"/>
-          <w:sz w:val="24"/>
-          <w:szCs w:val="24"/>
-          <w:lang w:eastAsia="en-IN"/>
-        </w:rPr>
-      </w:pPr>
-      <w:r>
-        <w:rPr>
-          <w:rFonts w:ascii="Times New Roman" w:eastAsia="Times New Roman" w:hAnsi="Times New Roman" w:cs="Times New Roman"/>
-          <w:sz w:val="24"/>
-          <w:szCs w:val="24"/>
-          <w:lang w:eastAsia="en-IN"/>
-        </w:rPr>
-        <w:t>Enabled by default</w:t>
-      </w:r>
-    </w:p>
-    <w:p>
-      <w:pPr>
-        <w:spacing w:before="100" w:beforeAutospacing="1" w:after="100" w:afterAutospacing="1" w:line="240" w:lineRule="auto"/>
-        <w:rPr>
-          <w:rFonts w:ascii="Times New Roman" w:eastAsia="Times New Roman" w:hAnsi="Times New Roman" w:cs="Times New Roman"/>
-          <w:sz w:val="24"/>
-          <w:szCs w:val="24"/>
-          <w:lang w:eastAsia="en-IN"/>
-        </w:rPr>
-      </w:pPr>
-      <w:r>
-        <w:rPr>
-          <w:rFonts w:ascii="Times New Roman" w:eastAsia="Times New Roman" w:hAnsi="Times New Roman" w:cs="Times New Roman"/>
-          <w:sz w:val="24"/>
-          <w:szCs w:val="24"/>
-          <w:lang w:eastAsia="en-IN"/>
-        </w:rPr>
-        <w:t>Second Level:</w:t>
-      </w:r>
-    </w:p>
-    <w:p>
-      <w:pPr>
-        <w:spacing w:before="100" w:beforeAutospacing="1" w:after="100" w:afterAutospacing="1" w:line="240" w:lineRule="auto"/>
-        <w:rPr>
-          <w:rFonts w:ascii="Times New Roman" w:eastAsia="Times New Roman" w:hAnsi="Times New Roman" w:cs="Times New Roman"/>
-          <w:sz w:val="24"/>
-          <w:szCs w:val="24"/>
-          <w:lang w:eastAsia="en-IN"/>
-        </w:rPr>
-      </w:pPr>
-      <w:r>
-        <w:rPr>
-          <w:rFonts w:ascii="Times New Roman" w:eastAsia="Times New Roman" w:hAnsi="Times New Roman" w:cs="Times New Roman"/>
-          <w:sz w:val="24"/>
-          <w:szCs w:val="24"/>
-          <w:lang w:eastAsia="en-IN"/>
-        </w:rPr>
-        <w:t>Application Scoped</w:t>
-      </w:r>
-    </w:p>
-    <w:p>
-      <w:pPr>
-        <w:spacing w:before="100" w:beforeAutospacing="1" w:after="100" w:afterAutospacing="1" w:line="240" w:lineRule="auto"/>
-        <w:rPr>
-          <w:rFonts w:ascii="Times New Roman" w:eastAsia="Times New Roman" w:hAnsi="Times New Roman" w:cs="Times New Roman"/>
-          <w:sz w:val="24"/>
-          <w:szCs w:val="24"/>
-          <w:lang w:eastAsia="en-IN"/>
-        </w:rPr>
-      </w:pPr>
-      <w:r>
-        <w:rPr>
-          <w:rFonts w:ascii="Times New Roman" w:eastAsia="Times New Roman" w:hAnsi="Times New Roman" w:cs="Times New Roman"/>
-          <w:sz w:val="24"/>
-          <w:szCs w:val="24"/>
-          <w:lang w:eastAsia="en-IN"/>
-        </w:rPr>
         <w:t>Requires configuration</w:t>
       </w:r>
     </w:p>
@@ -4815,6 +6441,155 @@
 <file path=word/numbering.xml><?xml version="1.0" encoding="utf-8"?>
 <w:numbering xmlns:wpc="http://schemas.microsoft.com/office/word/2010/wordprocessingCanvas" xmlns:mc="http://schemas.openxmlformats.org/markup-compatibility/2006" xmlns:o="urn:schemas-microsoft-com:office:office" xmlns:r="http://schemas.openxmlformats.org/officeDocument/2006/relationships" xmlns:m="http://schemas.openxmlformats.org/officeDocument/2006/math" xmlns:v="urn:schemas-microsoft-com:vml" xmlns:wp14="http://schemas.microsoft.com/office/word/2010/wordprocessingDrawing" xmlns:wp="http://schemas.openxmlformats.org/drawingml/2006/wordprocessingDrawing" xmlns:w10="urn:schemas-microsoft-com:office:word" xmlns:w="http://schemas.openxmlformats.org/wordprocessingml/2006/main" xmlns:w14="http://schemas.microsoft.com/office/word/2010/wordml" xmlns:wpg="http://schemas.microsoft.com/office/word/2010/wordprocessingGroup" xmlns:wpi="http://schemas.microsoft.com/office/word/2010/wordprocessingInk" xmlns:wne="http://schemas.microsoft.com/office/word/2006/wordml" xmlns:wps="http://schemas.microsoft.com/office/word/2010/wordprocessingShape" mc:Ignorable="w14 wp14">
   <w:abstractNum w:abstractNumId="0">
+    <w:nsid w:val="02657C5D"/>
+    <w:multiLevelType w:val="multilevel"/>
+    <w:tmpl w:val="B6149B9E"/>
+    <w:lvl w:ilvl="0">
+      <w:start w:val="1"/>
+      <w:numFmt w:val="bullet"/>
+      <w:lvlText w:val=""/>
+      <w:lvlJc w:val="left"/>
+      <w:pPr>
+        <w:tabs>
+          <w:tab w:val="num" w:pos="720"/>
+        </w:tabs>
+        <w:ind w:left="720" w:hanging="360"/>
+      </w:pPr>
+      <w:rPr>
+        <w:rFonts w:ascii="Symbol" w:hAnsi="Symbol" w:hint="default"/>
+        <w:sz w:val="20"/>
+      </w:rPr>
+    </w:lvl>
+    <w:lvl w:ilvl="1" w:tentative="1">
+      <w:start w:val="1"/>
+      <w:numFmt w:val="bullet"/>
+      <w:lvlText w:val="o"/>
+      <w:lvlJc w:val="left"/>
+      <w:pPr>
+        <w:tabs>
+          <w:tab w:val="num" w:pos="1440"/>
+        </w:tabs>
+        <w:ind w:left="1440" w:hanging="360"/>
+      </w:pPr>
+      <w:rPr>
+        <w:rFonts w:ascii="Courier New" w:hAnsi="Courier New" w:hint="default"/>
+        <w:sz w:val="20"/>
+      </w:rPr>
+    </w:lvl>
+    <w:lvl w:ilvl="2" w:tentative="1">
+      <w:start w:val="1"/>
+      <w:numFmt w:val="bullet"/>
+      <w:lvlText w:val=""/>
+      <w:lvlJc w:val="left"/>
+      <w:pPr>
+        <w:tabs>
+          <w:tab w:val="num" w:pos="2160"/>
+        </w:tabs>
+        <w:ind w:left="2160" w:hanging="360"/>
+      </w:pPr>
+      <w:rPr>
+        <w:rFonts w:ascii="Wingdings" w:hAnsi="Wingdings" w:hint="default"/>
+        <w:sz w:val="20"/>
+      </w:rPr>
+    </w:lvl>
+    <w:lvl w:ilvl="3" w:tentative="1">
+      <w:start w:val="1"/>
+      <w:numFmt w:val="bullet"/>
+      <w:lvlText w:val=""/>
+      <w:lvlJc w:val="left"/>
+      <w:pPr>
+        <w:tabs>
+          <w:tab w:val="num" w:pos="2880"/>
+        </w:tabs>
+        <w:ind w:left="2880" w:hanging="360"/>
+      </w:pPr>
+      <w:rPr>
+        <w:rFonts w:ascii="Wingdings" w:hAnsi="Wingdings" w:hint="default"/>
+        <w:sz w:val="20"/>
+      </w:rPr>
+    </w:lvl>
+    <w:lvl w:ilvl="4" w:tentative="1">
+      <w:start w:val="1"/>
+      <w:numFmt w:val="bullet"/>
+      <w:lvlText w:val=""/>
+      <w:lvlJc w:val="left"/>
+      <w:pPr>
+        <w:tabs>
+          <w:tab w:val="num" w:pos="3600"/>
+        </w:tabs>
+        <w:ind w:left="3600" w:hanging="360"/>
+      </w:pPr>
+      <w:rPr>
+        <w:rFonts w:ascii="Wingdings" w:hAnsi="Wingdings" w:hint="default"/>
+        <w:sz w:val="20"/>
+      </w:rPr>
+    </w:lvl>
+    <w:lvl w:ilvl="5" w:tentative="1">
+      <w:start w:val="1"/>
+      <w:numFmt w:val="bullet"/>
+      <w:lvlText w:val=""/>
+      <w:lvlJc w:val="left"/>
+      <w:pPr>
+        <w:tabs>
+          <w:tab w:val="num" w:pos="4320"/>
+        </w:tabs>
+        <w:ind w:left="4320" w:hanging="360"/>
+      </w:pPr>
+      <w:rPr>
+        <w:rFonts w:ascii="Wingdings" w:hAnsi="Wingdings" w:hint="default"/>
+        <w:sz w:val="20"/>
+      </w:rPr>
+    </w:lvl>
+    <w:lvl w:ilvl="6" w:tentative="1">
+      <w:start w:val="1"/>
+      <w:numFmt w:val="bullet"/>
+      <w:lvlText w:val=""/>
+      <w:lvlJc w:val="left"/>
+      <w:pPr>
+        <w:tabs>
+          <w:tab w:val="num" w:pos="5040"/>
+        </w:tabs>
+        <w:ind w:left="5040" w:hanging="360"/>
+      </w:pPr>
+      <w:rPr>
+        <w:rFonts w:ascii="Wingdings" w:hAnsi="Wingdings" w:hint="default"/>
+        <w:sz w:val="20"/>
+      </w:rPr>
+    </w:lvl>
+    <w:lvl w:ilvl="7" w:tentative="1">
+      <w:start w:val="1"/>
+      <w:numFmt w:val="bullet"/>
+      <w:lvlText w:val=""/>
+      <w:lvlJc w:val="left"/>
+      <w:pPr>
+        <w:tabs>
+          <w:tab w:val="num" w:pos="5760"/>
+        </w:tabs>
+        <w:ind w:left="5760" w:hanging="360"/>
+      </w:pPr>
+      <w:rPr>
+        <w:rFonts w:ascii="Wingdings" w:hAnsi="Wingdings" w:hint="default"/>
+        <w:sz w:val="20"/>
+      </w:rPr>
+    </w:lvl>
+    <w:lvl w:ilvl="8" w:tentative="1">
+      <w:start w:val="1"/>
+      <w:numFmt w:val="bullet"/>
+      <w:lvlText w:val=""/>
+      <w:lvlJc w:val="left"/>
+      <w:pPr>
+        <w:tabs>
+          <w:tab w:val="num" w:pos="6480"/>
+        </w:tabs>
+        <w:ind w:left="6480" w:hanging="360"/>
+      </w:pPr>
+      <w:rPr>
+        <w:rFonts w:ascii="Wingdings" w:hAnsi="Wingdings" w:hint="default"/>
+        <w:sz w:val="20"/>
+      </w:rPr>
+    </w:lvl>
+  </w:abstractNum>
+  <w:abstractNum w:abstractNumId="1">
     <w:nsid w:val="08293249"/>
     <w:multiLevelType w:val="multilevel"/>
     <w:tmpl w:val="A1A6DA84"/>
@@ -4927,7 +6702,7 @@
       </w:pPr>
     </w:lvl>
   </w:abstractNum>
-  <w:abstractNum w:abstractNumId="1">
+  <w:abstractNum w:abstractNumId="2">
     <w:nsid w:val="0BB37172"/>
     <w:multiLevelType w:val="multilevel"/>
     <w:tmpl w:val="DE809762"/>
@@ -5040,7 +6815,7 @@
       </w:pPr>
     </w:lvl>
   </w:abstractNum>
-  <w:abstractNum w:abstractNumId="2">
+  <w:abstractNum w:abstractNumId="3">
     <w:nsid w:val="166C5252"/>
     <w:multiLevelType w:val="multilevel"/>
     <w:tmpl w:val="D4A8BBDA"/>
@@ -5153,7 +6928,7 @@
       </w:pPr>
     </w:lvl>
   </w:abstractNum>
-  <w:abstractNum w:abstractNumId="3">
+  <w:abstractNum w:abstractNumId="4">
     <w:nsid w:val="170373A9"/>
     <w:multiLevelType w:val="multilevel"/>
     <w:tmpl w:val="E6D86CE8"/>
@@ -5266,7 +7041,7 @@
       </w:pPr>
     </w:lvl>
   </w:abstractNum>
-  <w:abstractNum w:abstractNumId="4">
+  <w:abstractNum w:abstractNumId="5">
     <w:nsid w:val="2829562C"/>
     <w:multiLevelType w:val="multilevel"/>
     <w:tmpl w:val="1ED097F0"/>
@@ -5379,7 +7154,7 @@
       </w:pPr>
     </w:lvl>
   </w:abstractNum>
-  <w:abstractNum w:abstractNumId="5">
+  <w:abstractNum w:abstractNumId="6">
     <w:nsid w:val="28E4787C"/>
     <w:multiLevelType w:val="multilevel"/>
     <w:tmpl w:val="1D9E9C7C"/>
@@ -5492,7 +7267,7 @@
       </w:pPr>
     </w:lvl>
   </w:abstractNum>
-  <w:abstractNum w:abstractNumId="6">
+  <w:abstractNum w:abstractNumId="7">
     <w:nsid w:val="2F21375D"/>
     <w:multiLevelType w:val="multilevel"/>
     <w:tmpl w:val="3F249432"/>
@@ -5605,7 +7380,7 @@
       </w:pPr>
     </w:lvl>
   </w:abstractNum>
-  <w:abstractNum w:abstractNumId="7">
+  <w:abstractNum w:abstractNumId="8">
     <w:nsid w:val="39CF0B47"/>
     <w:multiLevelType w:val="multilevel"/>
     <w:tmpl w:val="B4DCEEE2"/>
@@ -5718,7 +7493,7 @@
       </w:pPr>
     </w:lvl>
   </w:abstractNum>
-  <w:abstractNum w:abstractNumId="8">
+  <w:abstractNum w:abstractNumId="9">
     <w:nsid w:val="3F334680"/>
     <w:multiLevelType w:val="multilevel"/>
     <w:tmpl w:val="C49AFF6C"/>
@@ -5831,7 +7606,7 @@
       </w:pPr>
     </w:lvl>
   </w:abstractNum>
-  <w:abstractNum w:abstractNumId="9">
+  <w:abstractNum w:abstractNumId="10">
     <w:nsid w:val="402D3574"/>
     <w:multiLevelType w:val="multilevel"/>
     <w:tmpl w:val="B986D728"/>
@@ -5944,7 +7719,7 @@
       </w:pPr>
     </w:lvl>
   </w:abstractNum>
-  <w:abstractNum w:abstractNumId="10">
+  <w:abstractNum w:abstractNumId="11">
     <w:nsid w:val="50B45F06"/>
     <w:multiLevelType w:val="multilevel"/>
     <w:tmpl w:val="8D4AEF50"/>
@@ -6057,7 +7832,7 @@
       </w:pPr>
     </w:lvl>
   </w:abstractNum>
-  <w:abstractNum w:abstractNumId="11">
+  <w:abstractNum w:abstractNumId="12">
     <w:nsid w:val="5EE37A22"/>
     <w:multiLevelType w:val="multilevel"/>
     <w:tmpl w:val="9D7073C0"/>
@@ -6170,7 +7945,7 @@
       </w:pPr>
     </w:lvl>
   </w:abstractNum>
-  <w:abstractNum w:abstractNumId="12">
+  <w:abstractNum w:abstractNumId="13">
     <w:nsid w:val="604B693A"/>
     <w:multiLevelType w:val="multilevel"/>
     <w:tmpl w:val="6300554C"/>
@@ -6283,7 +8058,7 @@
       </w:pPr>
     </w:lvl>
   </w:abstractNum>
-  <w:abstractNum w:abstractNumId="13">
+  <w:abstractNum w:abstractNumId="14">
     <w:nsid w:val="6FFF578E"/>
     <w:multiLevelType w:val="multilevel"/>
     <w:tmpl w:val="5B3A1FE0"/>
@@ -6397,46 +8172,49 @@
     </w:lvl>
   </w:abstractNum>
   <w:num w:numId="1">
+    <w:abstractNumId w:val="14"/>
+  </w:num>
+  <w:num w:numId="2">
     <w:abstractNumId w:val="13"/>
   </w:num>
-  <w:num w:numId="2">
+  <w:num w:numId="3">
+    <w:abstractNumId w:val="6"/>
+  </w:num>
+  <w:num w:numId="4">
+    <w:abstractNumId w:val="8"/>
+  </w:num>
+  <w:num w:numId="5">
+    <w:abstractNumId w:val="1"/>
+  </w:num>
+  <w:num w:numId="6">
+    <w:abstractNumId w:val="4"/>
+  </w:num>
+  <w:num w:numId="7">
+    <w:abstractNumId w:val="5"/>
+  </w:num>
+  <w:num w:numId="8">
+    <w:abstractNumId w:val="2"/>
+  </w:num>
+  <w:num w:numId="9">
+    <w:abstractNumId w:val="9"/>
+  </w:num>
+  <w:num w:numId="10">
+    <w:abstractNumId w:val="3"/>
+  </w:num>
+  <w:num w:numId="11">
+    <w:abstractNumId w:val="11"/>
+  </w:num>
+  <w:num w:numId="12">
+    <w:abstractNumId w:val="7"/>
+  </w:num>
+  <w:num w:numId="13">
+    <w:abstractNumId w:val="10"/>
+  </w:num>
+  <w:num w:numId="14">
     <w:abstractNumId w:val="12"/>
   </w:num>
-  <w:num w:numId="3">
-    <w:abstractNumId w:val="5"/>
-  </w:num>
-  <w:num w:numId="4">
-    <w:abstractNumId w:val="7"/>
-  </w:num>
-  <w:num w:numId="5">
+  <w:num w:numId="15">
     <w:abstractNumId w:val="0"/>
-  </w:num>
-  <w:num w:numId="6">
-    <w:abstractNumId w:val="3"/>
-  </w:num>
-  <w:num w:numId="7">
-    <w:abstractNumId w:val="4"/>
-  </w:num>
-  <w:num w:numId="8">
-    <w:abstractNumId w:val="1"/>
-  </w:num>
-  <w:num w:numId="9">
-    <w:abstractNumId w:val="8"/>
-  </w:num>
-  <w:num w:numId="10">
-    <w:abstractNumId w:val="2"/>
-  </w:num>
-  <w:num w:numId="11">
-    <w:abstractNumId w:val="10"/>
-  </w:num>
-  <w:num w:numId="12">
-    <w:abstractNumId w:val="6"/>
-  </w:num>
-  <w:num w:numId="13">
-    <w:abstractNumId w:val="9"/>
-  </w:num>
-  <w:num w:numId="14">
-    <w:abstractNumId w:val="11"/>
   </w:num>
 </w:numbering>
 </file>
@@ -6601,6 +8379,52 @@
     <w:name w:val="Normal"/>
     <w:qFormat/>
   </w:style>
+  <w:style w:type="paragraph" w:styleId="Heading1">
+    <w:name w:val="heading 1"/>
+    <w:basedOn w:val="Normal"/>
+    <w:link w:val="Heading1Char"/>
+    <w:uiPriority w:val="9"/>
+    <w:qFormat/>
+    <w:rsid w:val="00980425"/>
+    <w:pPr>
+      <w:spacing w:before="100" w:beforeAutospacing="1" w:after="100" w:afterAutospacing="1" w:line="240" w:lineRule="auto"/>
+      <w:outlineLvl w:val="0"/>
+    </w:pPr>
+    <w:rPr>
+      <w:rFonts w:ascii="Times New Roman" w:eastAsia="Times New Roman" w:hAnsi="Times New Roman" w:cs="Times New Roman"/>
+      <w:b/>
+      <w:bCs/>
+      <w:kern w:val="36"/>
+      <w:sz w:val="48"/>
+      <w:szCs w:val="48"/>
+      <w:lang w:eastAsia="en-IN"/>
+    </w:rPr>
+  </w:style>
+  <w:style w:type="paragraph" w:styleId="Heading2">
+    <w:name w:val="heading 2"/>
+    <w:basedOn w:val="Normal"/>
+    <w:next w:val="Normal"/>
+    <w:link w:val="Heading2Char"/>
+    <w:uiPriority w:val="9"/>
+    <w:semiHidden/>
+    <w:unhideWhenUsed/>
+    <w:qFormat/>
+    <w:rsid w:val="00632281"/>
+    <w:pPr>
+      <w:keepNext/>
+      <w:keepLines/>
+      <w:spacing w:before="200" w:after="0"/>
+      <w:outlineLvl w:val="1"/>
+    </w:pPr>
+    <w:rPr>
+      <w:rFonts w:asciiTheme="majorHAnsi" w:eastAsiaTheme="majorEastAsia" w:hAnsiTheme="majorHAnsi" w:cstheme="majorBidi"/>
+      <w:b/>
+      <w:bCs/>
+      <w:color w:val="4F81BD" w:themeColor="accent1"/>
+      <w:sz w:val="26"/>
+      <w:szCs w:val="26"/>
+    </w:rPr>
+  </w:style>
   <w:style w:type="character" w:default="1" w:styleId="DefaultParagraphFont">
     <w:name w:val="Default Paragraph Font"/>
     <w:uiPriority w:val="1"/>
@@ -6657,6 +8481,132 @@
       <w:sz w:val="24"/>
       <w:szCs w:val="24"/>
       <w:lang w:eastAsia="en-IN"/>
+    </w:rPr>
+  </w:style>
+  <w:style w:type="character" w:customStyle="1" w:styleId="Heading1Char">
+    <w:name w:val="Heading 1 Char"/>
+    <w:basedOn w:val="DefaultParagraphFont"/>
+    <w:link w:val="Heading1"/>
+    <w:uiPriority w:val="9"/>
+    <w:rsid w:val="00980425"/>
+    <w:rPr>
+      <w:rFonts w:ascii="Times New Roman" w:eastAsia="Times New Roman" w:hAnsi="Times New Roman" w:cs="Times New Roman"/>
+      <w:b/>
+      <w:bCs/>
+      <w:kern w:val="36"/>
+      <w:sz w:val="48"/>
+      <w:szCs w:val="48"/>
+      <w:lang w:eastAsia="en-IN"/>
+    </w:rPr>
+  </w:style>
+  <w:style w:type="paragraph" w:styleId="HTMLPreformatted">
+    <w:name w:val="HTML Preformatted"/>
+    <w:basedOn w:val="Normal"/>
+    <w:link w:val="HTMLPreformattedChar"/>
+    <w:uiPriority w:val="99"/>
+    <w:semiHidden/>
+    <w:unhideWhenUsed/>
+    <w:rsid w:val="00980425"/>
+    <w:pPr>
+      <w:tabs>
+        <w:tab w:val="left" w:pos="916"/>
+        <w:tab w:val="left" w:pos="1832"/>
+        <w:tab w:val="left" w:pos="2748"/>
+        <w:tab w:val="left" w:pos="3664"/>
+        <w:tab w:val="left" w:pos="4580"/>
+        <w:tab w:val="left" w:pos="5496"/>
+        <w:tab w:val="left" w:pos="6412"/>
+        <w:tab w:val="left" w:pos="7328"/>
+        <w:tab w:val="left" w:pos="8244"/>
+        <w:tab w:val="left" w:pos="9160"/>
+        <w:tab w:val="left" w:pos="10076"/>
+        <w:tab w:val="left" w:pos="10992"/>
+        <w:tab w:val="left" w:pos="11908"/>
+        <w:tab w:val="left" w:pos="12824"/>
+        <w:tab w:val="left" w:pos="13740"/>
+        <w:tab w:val="left" w:pos="14656"/>
+      </w:tabs>
+      <w:spacing w:after="0" w:line="240" w:lineRule="auto"/>
+    </w:pPr>
+    <w:rPr>
+      <w:rFonts w:ascii="Courier New" w:eastAsia="Times New Roman" w:hAnsi="Courier New" w:cs="Courier New"/>
+      <w:sz w:val="20"/>
+      <w:szCs w:val="20"/>
+      <w:lang w:eastAsia="en-IN"/>
+    </w:rPr>
+  </w:style>
+  <w:style w:type="character" w:customStyle="1" w:styleId="HTMLPreformattedChar">
+    <w:name w:val="HTML Preformatted Char"/>
+    <w:basedOn w:val="DefaultParagraphFont"/>
+    <w:link w:val="HTMLPreformatted"/>
+    <w:uiPriority w:val="99"/>
+    <w:semiHidden/>
+    <w:rsid w:val="00980425"/>
+    <w:rPr>
+      <w:rFonts w:ascii="Courier New" w:eastAsia="Times New Roman" w:hAnsi="Courier New" w:cs="Courier New"/>
+      <w:sz w:val="20"/>
+      <w:szCs w:val="20"/>
+      <w:lang w:eastAsia="en-IN"/>
+    </w:rPr>
+  </w:style>
+  <w:style w:type="character" w:styleId="HTMLCode">
+    <w:name w:val="HTML Code"/>
+    <w:basedOn w:val="DefaultParagraphFont"/>
+    <w:uiPriority w:val="99"/>
+    <w:semiHidden/>
+    <w:unhideWhenUsed/>
+    <w:rsid w:val="00980425"/>
+    <w:rPr>
+      <w:rFonts w:ascii="Courier New" w:eastAsia="Times New Roman" w:hAnsi="Courier New" w:cs="Courier New"/>
+      <w:sz w:val="20"/>
+      <w:szCs w:val="20"/>
+    </w:rPr>
+  </w:style>
+  <w:style w:type="character" w:customStyle="1" w:styleId="m">
+    <w:name w:val="ͼm"/>
+    <w:basedOn w:val="DefaultParagraphFont"/>
+    <w:rsid w:val="00980425"/>
+  </w:style>
+  <w:style w:type="character" w:customStyle="1" w:styleId="k">
+    <w:name w:val="ͼk"/>
+    <w:basedOn w:val="DefaultParagraphFont"/>
+    <w:rsid w:val="00980425"/>
+  </w:style>
+  <w:style w:type="character" w:customStyle="1" w:styleId="g">
+    <w:name w:val="ͼg"/>
+    <w:basedOn w:val="DefaultParagraphFont"/>
+    <w:rsid w:val="00980425"/>
+  </w:style>
+  <w:style w:type="character" w:customStyle="1" w:styleId="j">
+    <w:name w:val="ͼj"/>
+    <w:basedOn w:val="DefaultParagraphFont"/>
+    <w:rsid w:val="00980425"/>
+  </w:style>
+  <w:style w:type="character" w:styleId="Strong">
+    <w:name w:val="Strong"/>
+    <w:basedOn w:val="DefaultParagraphFont"/>
+    <w:uiPriority w:val="22"/>
+    <w:qFormat/>
+    <w:rsid w:val="00023B97"/>
+    <w:rPr>
+      <w:b/>
+      <w:bCs/>
+    </w:rPr>
+  </w:style>
+  <w:style w:type="character" w:customStyle="1" w:styleId="Heading2Char">
+    <w:name w:val="Heading 2 Char"/>
+    <w:basedOn w:val="DefaultParagraphFont"/>
+    <w:link w:val="Heading2"/>
+    <w:uiPriority w:val="9"/>
+    <w:semiHidden/>
+    <w:rsid w:val="00632281"/>
+    <w:rPr>
+      <w:rFonts w:asciiTheme="majorHAnsi" w:eastAsiaTheme="majorEastAsia" w:hAnsiTheme="majorHAnsi" w:cstheme="majorBidi"/>
+      <w:b/>
+      <w:bCs/>
+      <w:color w:val="4F81BD" w:themeColor="accent1"/>
+      <w:sz w:val="26"/>
+      <w:szCs w:val="26"/>
     </w:rPr>
   </w:style>
 </w:styles>
@@ -6822,6 +8772,52 @@
     <w:name w:val="Normal"/>
     <w:qFormat/>
   </w:style>
+  <w:style w:type="paragraph" w:styleId="Heading1">
+    <w:name w:val="heading 1"/>
+    <w:basedOn w:val="Normal"/>
+    <w:link w:val="Heading1Char"/>
+    <w:uiPriority w:val="9"/>
+    <w:qFormat/>
+    <w:rsid w:val="00980425"/>
+    <w:pPr>
+      <w:spacing w:before="100" w:beforeAutospacing="1" w:after="100" w:afterAutospacing="1" w:line="240" w:lineRule="auto"/>
+      <w:outlineLvl w:val="0"/>
+    </w:pPr>
+    <w:rPr>
+      <w:rFonts w:ascii="Times New Roman" w:eastAsia="Times New Roman" w:hAnsi="Times New Roman" w:cs="Times New Roman"/>
+      <w:b/>
+      <w:bCs/>
+      <w:kern w:val="36"/>
+      <w:sz w:val="48"/>
+      <w:szCs w:val="48"/>
+      <w:lang w:eastAsia="en-IN"/>
+    </w:rPr>
+  </w:style>
+  <w:style w:type="paragraph" w:styleId="Heading2">
+    <w:name w:val="heading 2"/>
+    <w:basedOn w:val="Normal"/>
+    <w:next w:val="Normal"/>
+    <w:link w:val="Heading2Char"/>
+    <w:uiPriority w:val="9"/>
+    <w:semiHidden/>
+    <w:unhideWhenUsed/>
+    <w:qFormat/>
+    <w:rsid w:val="00632281"/>
+    <w:pPr>
+      <w:keepNext/>
+      <w:keepLines/>
+      <w:spacing w:before="200" w:after="0"/>
+      <w:outlineLvl w:val="1"/>
+    </w:pPr>
+    <w:rPr>
+      <w:rFonts w:asciiTheme="majorHAnsi" w:eastAsiaTheme="majorEastAsia" w:hAnsiTheme="majorHAnsi" w:cstheme="majorBidi"/>
+      <w:b/>
+      <w:bCs/>
+      <w:color w:val="4F81BD" w:themeColor="accent1"/>
+      <w:sz w:val="26"/>
+      <w:szCs w:val="26"/>
+    </w:rPr>
+  </w:style>
   <w:style w:type="character" w:default="1" w:styleId="DefaultParagraphFont">
     <w:name w:val="Default Paragraph Font"/>
     <w:uiPriority w:val="1"/>
@@ -6878,6 +8874,132 @@
       <w:sz w:val="24"/>
       <w:szCs w:val="24"/>
       <w:lang w:eastAsia="en-IN"/>
+    </w:rPr>
+  </w:style>
+  <w:style w:type="character" w:customStyle="1" w:styleId="Heading1Char">
+    <w:name w:val="Heading 1 Char"/>
+    <w:basedOn w:val="DefaultParagraphFont"/>
+    <w:link w:val="Heading1"/>
+    <w:uiPriority w:val="9"/>
+    <w:rsid w:val="00980425"/>
+    <w:rPr>
+      <w:rFonts w:ascii="Times New Roman" w:eastAsia="Times New Roman" w:hAnsi="Times New Roman" w:cs="Times New Roman"/>
+      <w:b/>
+      <w:bCs/>
+      <w:kern w:val="36"/>
+      <w:sz w:val="48"/>
+      <w:szCs w:val="48"/>
+      <w:lang w:eastAsia="en-IN"/>
+    </w:rPr>
+  </w:style>
+  <w:style w:type="paragraph" w:styleId="HTMLPreformatted">
+    <w:name w:val="HTML Preformatted"/>
+    <w:basedOn w:val="Normal"/>
+    <w:link w:val="HTMLPreformattedChar"/>
+    <w:uiPriority w:val="99"/>
+    <w:semiHidden/>
+    <w:unhideWhenUsed/>
+    <w:rsid w:val="00980425"/>
+    <w:pPr>
+      <w:tabs>
+        <w:tab w:val="left" w:pos="916"/>
+        <w:tab w:val="left" w:pos="1832"/>
+        <w:tab w:val="left" w:pos="2748"/>
+        <w:tab w:val="left" w:pos="3664"/>
+        <w:tab w:val="left" w:pos="4580"/>
+        <w:tab w:val="left" w:pos="5496"/>
+        <w:tab w:val="left" w:pos="6412"/>
+        <w:tab w:val="left" w:pos="7328"/>
+        <w:tab w:val="left" w:pos="8244"/>
+        <w:tab w:val="left" w:pos="9160"/>
+        <w:tab w:val="left" w:pos="10076"/>
+        <w:tab w:val="left" w:pos="10992"/>
+        <w:tab w:val="left" w:pos="11908"/>
+        <w:tab w:val="left" w:pos="12824"/>
+        <w:tab w:val="left" w:pos="13740"/>
+        <w:tab w:val="left" w:pos="14656"/>
+      </w:tabs>
+      <w:spacing w:after="0" w:line="240" w:lineRule="auto"/>
+    </w:pPr>
+    <w:rPr>
+      <w:rFonts w:ascii="Courier New" w:eastAsia="Times New Roman" w:hAnsi="Courier New" w:cs="Courier New"/>
+      <w:sz w:val="20"/>
+      <w:szCs w:val="20"/>
+      <w:lang w:eastAsia="en-IN"/>
+    </w:rPr>
+  </w:style>
+  <w:style w:type="character" w:customStyle="1" w:styleId="HTMLPreformattedChar">
+    <w:name w:val="HTML Preformatted Char"/>
+    <w:basedOn w:val="DefaultParagraphFont"/>
+    <w:link w:val="HTMLPreformatted"/>
+    <w:uiPriority w:val="99"/>
+    <w:semiHidden/>
+    <w:rsid w:val="00980425"/>
+    <w:rPr>
+      <w:rFonts w:ascii="Courier New" w:eastAsia="Times New Roman" w:hAnsi="Courier New" w:cs="Courier New"/>
+      <w:sz w:val="20"/>
+      <w:szCs w:val="20"/>
+      <w:lang w:eastAsia="en-IN"/>
+    </w:rPr>
+  </w:style>
+  <w:style w:type="character" w:styleId="HTMLCode">
+    <w:name w:val="HTML Code"/>
+    <w:basedOn w:val="DefaultParagraphFont"/>
+    <w:uiPriority w:val="99"/>
+    <w:semiHidden/>
+    <w:unhideWhenUsed/>
+    <w:rsid w:val="00980425"/>
+    <w:rPr>
+      <w:rFonts w:ascii="Courier New" w:eastAsia="Times New Roman" w:hAnsi="Courier New" w:cs="Courier New"/>
+      <w:sz w:val="20"/>
+      <w:szCs w:val="20"/>
+    </w:rPr>
+  </w:style>
+  <w:style w:type="character" w:customStyle="1" w:styleId="m">
+    <w:name w:val="ͼm"/>
+    <w:basedOn w:val="DefaultParagraphFont"/>
+    <w:rsid w:val="00980425"/>
+  </w:style>
+  <w:style w:type="character" w:customStyle="1" w:styleId="k">
+    <w:name w:val="ͼk"/>
+    <w:basedOn w:val="DefaultParagraphFont"/>
+    <w:rsid w:val="00980425"/>
+  </w:style>
+  <w:style w:type="character" w:customStyle="1" w:styleId="g">
+    <w:name w:val="ͼg"/>
+    <w:basedOn w:val="DefaultParagraphFont"/>
+    <w:rsid w:val="00980425"/>
+  </w:style>
+  <w:style w:type="character" w:customStyle="1" w:styleId="j">
+    <w:name w:val="ͼj"/>
+    <w:basedOn w:val="DefaultParagraphFont"/>
+    <w:rsid w:val="00980425"/>
+  </w:style>
+  <w:style w:type="character" w:styleId="Strong">
+    <w:name w:val="Strong"/>
+    <w:basedOn w:val="DefaultParagraphFont"/>
+    <w:uiPriority w:val="22"/>
+    <w:qFormat/>
+    <w:rsid w:val="00023B97"/>
+    <w:rPr>
+      <w:b/>
+      <w:bCs/>
+    </w:rPr>
+  </w:style>
+  <w:style w:type="character" w:customStyle="1" w:styleId="Heading2Char">
+    <w:name w:val="Heading 2 Char"/>
+    <w:basedOn w:val="DefaultParagraphFont"/>
+    <w:link w:val="Heading2"/>
+    <w:uiPriority w:val="9"/>
+    <w:semiHidden/>
+    <w:rsid w:val="00632281"/>
+    <w:rPr>
+      <w:rFonts w:asciiTheme="majorHAnsi" w:eastAsiaTheme="majorEastAsia" w:hAnsiTheme="majorHAnsi" w:cstheme="majorBidi"/>
+      <w:b/>
+      <w:bCs/>
+      <w:color w:val="4F81BD" w:themeColor="accent1"/>
+      <w:sz w:val="26"/>
+      <w:szCs w:val="26"/>
     </w:rPr>
   </w:style>
 </w:styles>
